--- a/3-能力管理/运行记录类文件/030200-2025年度运维服务能力管理指标体系.docx
+++ b/3-能力管理/运行记录类文件/030200-2025年度运维服务能力管理指标体系.docx
@@ -1,17 +1,17 @@
 
 <file path=word/document.xml><?xml version="1.0" encoding="utf-8"?>
-<w:document xmlns:wpc="http://schemas.microsoft.com/office/word/2010/wordprocessingCanvas" xmlns:mc="http://schemas.openxmlformats.org/markup-compatibility/2006" xmlns:o="urn:schemas-microsoft-com:office:office" xmlns:r="http://schemas.openxmlformats.org/officeDocument/2006/relationships" xmlns:m="http://schemas.openxmlformats.org/officeDocument/2006/math" xmlns:v="urn:schemas-microsoft-com:vml" xmlns:wp14="http://schemas.microsoft.com/office/word/2010/wordprocessingDrawing" xmlns:wp="http://schemas.openxmlformats.org/drawingml/2006/wordprocessingDrawing" xmlns:w10="urn:schemas-microsoft-com:office:word" xmlns:w="http://schemas.openxmlformats.org/wordprocessingml/2006/main" xmlns:w14="http://schemas.microsoft.com/office/word/2010/wordml" xmlns:w15="http://schemas.microsoft.com/office/word/2012/wordml" xmlns:wne="http://schemas.microsoft.com/office/word/2006/wordml" xmlns:wpg="http://schemas.microsoft.com/office/word/2010/wordprocessingGroup" xmlns:wpi="http://schemas.microsoft.com/office/word/2010/wordprocessingInk" xmlns:wps="http://schemas.microsoft.com/office/word/2010/wordprocessingShape" mc:Ignorable="w14 w15 wp14">
-  <!-- Generated by Aspose.Words for .NET 13.3.0.1 -->
+<w:document xmlns:wpc="http://schemas.microsoft.com/office/word/2010/wordprocessingCanvas" xmlns:mc="http://schemas.openxmlformats.org/markup-compatibility/2006" xmlns:o="urn:schemas-microsoft-com:office:office" xmlns:r="http://schemas.openxmlformats.org/officeDocument/2006/relationships" xmlns:m="http://schemas.openxmlformats.org/officeDocument/2006/math" xmlns:v="urn:schemas-microsoft-com:vml" xmlns:wp14="http://schemas.microsoft.com/office/word/2010/wordprocessingDrawing" xmlns:wp="http://schemas.openxmlformats.org/drawingml/2006/wordprocessingDrawing" xmlns:w="http://schemas.openxmlformats.org/wordprocessingml/2006/main" xmlns:w14="http://schemas.microsoft.com/office/word/2010/wordml" xmlns:w10="urn:schemas-microsoft-com:office:word" xmlns:w15="http://schemas.microsoft.com/office/word/2012/wordml" xmlns:wpg="http://schemas.microsoft.com/office/word/2010/wordprocessingGroup" xmlns:wpi="http://schemas.microsoft.com/office/word/2010/wordprocessingInk" xmlns:wne="http://schemas.microsoft.com/office/word/2006/wordml" xmlns:wps="http://schemas.microsoft.com/office/word/2010/wordprocessingShape" xmlns:wpsCustomData="http://www.wps.cn/officeDocument/2013/wpsCustomData" mc:Ignorable="w14 w15 wp14">
   <w:body>
     <w:p>
       <w:pPr>
-        <w:pStyle w:val="a"/>
+        <w:pStyle w:val="27"/>
         <w:bidi w:val="0"/>
+        <w:ind w:firstLine="720" w:firstLineChars="0"/>
       </w:pPr>
     </w:p>
     <w:p>
       <w:pPr>
-        <w:pStyle w:val="a"/>
+        <w:pStyle w:val="27"/>
         <w:bidi w:val="0"/>
       </w:pPr>
       <w:r>
@@ -30,7 +30,7 @@
     </w:p>
     <w:p>
       <w:pPr>
-        <w:pStyle w:val="a0"/>
+        <w:pStyle w:val="28"/>
         <w:bidi w:val="0"/>
       </w:pPr>
       <w:r>
@@ -42,14 +42,14 @@
         <w:spacing w:before="224" w:line="220" w:lineRule="auto"/>
         <w:ind w:left="2925"/>
         <w:rPr>
-          <w:rFonts w:ascii="宋体" w:eastAsia="宋体" w:hAnsi="宋体" w:cs="宋体"/>
+          <w:rFonts w:ascii="宋体" w:hAnsi="宋体" w:eastAsia="宋体" w:cs="宋体"/>
           <w:sz w:val="36"/>
           <w:szCs w:val="36"/>
         </w:rPr>
       </w:pPr>
       <w:r>
         <w:rPr>
-          <w:rFonts w:ascii="宋体" w:eastAsia="宋体" w:hAnsi="宋体" w:cs="宋体"/>
+          <w:rFonts w:ascii="宋体" w:hAnsi="宋体" w:eastAsia="宋体" w:cs="宋体"/>
           <w:spacing w:val="-11"/>
           <w:sz w:val="36"/>
           <w:szCs w:val="36"/>
@@ -61,14 +61,14 @@
       <w:pPr>
         <w:spacing w:line="220" w:lineRule="auto"/>
         <w:rPr>
-          <w:rFonts w:ascii="宋体" w:eastAsia="宋体" w:hAnsi="宋体" w:cs="宋体"/>
+          <w:rFonts w:ascii="宋体" w:hAnsi="宋体" w:eastAsia="宋体" w:cs="宋体"/>
           <w:sz w:val="36"/>
           <w:szCs w:val="36"/>
         </w:rPr>
         <w:sectPr>
           <w:pgSz w:w="11906" w:h="16839"/>
           <w:pgMar w:top="1431" w:right="1785" w:bottom="0" w:left="1785" w:header="0" w:footer="0" w:gutter="0"/>
-          <w:cols w:num="1" w:space="720"/>
+          <w:cols w:space="720" w:num="1"/>
         </w:sectPr>
       </w:pPr>
     </w:p>
@@ -78,14 +78,14 @@
         <w:ind w:left="4018"/>
         <w:outlineLvl w:val="0"/>
         <w:rPr>
-          <w:rFonts w:ascii="宋体" w:eastAsia="宋体" w:hAnsi="宋体" w:cs="宋体"/>
+          <w:rFonts w:ascii="宋体" w:hAnsi="宋体" w:eastAsia="宋体" w:cs="宋体"/>
           <w:sz w:val="28"/>
           <w:szCs w:val="28"/>
         </w:rPr>
       </w:pPr>
       <w:r>
         <w:rPr>
-          <w:rFonts w:ascii="宋体" w:eastAsia="宋体" w:hAnsi="宋体" w:cs="宋体"/>
+          <w:rFonts w:ascii="宋体" w:hAnsi="宋体" w:eastAsia="宋体" w:cs="宋体"/>
           <w:spacing w:val="-3"/>
           <w:sz w:val="28"/>
           <w:szCs w:val="28"/>
@@ -95,16 +95,16 @@
     </w:p>
     <w:tbl>
       <w:tblPr>
-        <w:tblStyle w:val="TableNormal0"/>
+        <w:tblStyle w:val="24"/>
         <w:tblW w:w="8646" w:type="dxa"/>
         <w:tblInd w:w="241" w:type="dxa"/>
         <w:tblBorders>
-          <w:top w:val="single" w:sz="4" w:space="0" w:color="000000"/>
-          <w:left w:val="single" w:sz="4" w:space="0" w:color="000000"/>
-          <w:bottom w:val="single" w:sz="4" w:space="0" w:color="000000"/>
-          <w:right w:val="single" w:sz="4" w:space="0" w:color="000000"/>
-          <w:insideH w:val="single" w:sz="4" w:space="0" w:color="000000"/>
-          <w:insideV w:val="single" w:sz="4" w:space="0" w:color="000000"/>
+          <w:top w:val="single" w:color="000000" w:sz="4" w:space="0"/>
+          <w:left w:val="single" w:color="000000" w:sz="4" w:space="0"/>
+          <w:bottom w:val="single" w:color="000000" w:sz="4" w:space="0"/>
+          <w:right w:val="single" w:color="000000" w:sz="4" w:space="0"/>
+          <w:insideH w:val="single" w:color="000000" w:sz="4" w:space="0"/>
+          <w:insideV w:val="single" w:color="000000" w:sz="4" w:space="0"/>
         </w:tblBorders>
         <w:tblLayout w:type="fixed"/>
         <w:tblCellMar>
@@ -123,17 +123,14 @@
       </w:tblGrid>
       <w:tr>
         <w:tblPrEx>
-          <w:tblW w:w="8646" w:type="dxa"/>
-          <w:tblInd w:w="241" w:type="dxa"/>
           <w:tblBorders>
-            <w:top w:val="single" w:sz="4" w:space="0" w:color="000000"/>
-            <w:left w:val="single" w:sz="4" w:space="0" w:color="000000"/>
-            <w:bottom w:val="single" w:sz="4" w:space="0" w:color="000000"/>
-            <w:right w:val="single" w:sz="4" w:space="0" w:color="000000"/>
-            <w:insideH w:val="single" w:sz="4" w:space="0" w:color="000000"/>
-            <w:insideV w:val="single" w:sz="4" w:space="0" w:color="000000"/>
+            <w:top w:val="single" w:color="000000" w:sz="4" w:space="0"/>
+            <w:left w:val="single" w:color="000000" w:sz="4" w:space="0"/>
+            <w:bottom w:val="single" w:color="000000" w:sz="4" w:space="0"/>
+            <w:right w:val="single" w:color="000000" w:sz="4" w:space="0"/>
+            <w:insideH w:val="single" w:color="000000" w:sz="4" w:space="0"/>
+            <w:insideV w:val="single" w:color="000000" w:sz="4" w:space="0"/>
           </w:tblBorders>
-          <w:tblLayout w:type="fixed"/>
           <w:tblCellMar>
             <w:top w:w="0" w:type="dxa"/>
             <w:left w:w="0" w:type="dxa"/>
@@ -142,7 +139,7 @@
           </w:tblCellMar>
         </w:tblPrEx>
         <w:trPr>
-          <w:trHeight w:val="611"/>
+          <w:trHeight w:val="611" w:hRule="atLeast"/>
         </w:trPr>
         <w:tc>
           <w:tcPr>
@@ -150,7 +147,7 @@
           </w:tcPr>
           <w:p>
             <w:pPr>
-              <w:pStyle w:val="TableText"/>
+              <w:pStyle w:val="25"/>
               <w:spacing w:before="139" w:line="220" w:lineRule="auto"/>
               <w:ind w:left="225"/>
             </w:pPr>
@@ -169,13 +166,13 @@
           </w:tcPr>
           <w:p>
             <w:pPr>
-              <w:pStyle w:val="TableText"/>
+              <w:pStyle w:val="25"/>
               <w:spacing w:before="102" w:line="287" w:lineRule="exact"/>
               <w:ind w:left="106"/>
             </w:pPr>
             <w:r>
               <w:rPr>
-                <w:rFonts w:ascii="宋体" w:eastAsia="宋体" w:hAnsi="宋体" w:cs="宋体" w:hint="eastAsia"/>
+                <w:rFonts w:hint="eastAsia" w:ascii="宋体" w:hAnsi="宋体" w:eastAsia="宋体" w:cs="宋体"/>
                 <w:position w:val="1"/>
                 <w:lang w:val="en-US" w:eastAsia="zh-CN"/>
               </w:rPr>
@@ -189,14 +186,14 @@
             </w:r>
             <w:r>
               <w:rPr>
-                <w:rFonts w:ascii="Arial" w:eastAsia="Arial" w:hAnsi="Arial" w:cs="Arial"/>
+                <w:rFonts w:ascii="Arial" w:hAnsi="Arial" w:eastAsia="Arial" w:cs="Arial"/>
                 <w:position w:val="1"/>
               </w:rPr>
               <w:t>JSYC-ITSS</w:t>
             </w:r>
             <w:r>
               <w:rPr>
-                <w:rFonts w:ascii="Arial" w:eastAsia="Arial" w:hAnsi="Arial" w:cs="Arial"/>
+                <w:rFonts w:ascii="Arial" w:hAnsi="Arial" w:eastAsia="Arial" w:cs="Arial"/>
                 <w:spacing w:val="-1"/>
                 <w:position w:val="1"/>
               </w:rPr>
@@ -214,9 +211,14 @@
       </w:tr>
       <w:tr>
         <w:tblPrEx>
-          <w:tblW w:w="8646" w:type="dxa"/>
-          <w:tblInd w:w="241" w:type="dxa"/>
-          <w:tblLayout w:type="fixed"/>
+          <w:tblBorders>
+            <w:top w:val="single" w:color="000000" w:sz="4" w:space="0"/>
+            <w:left w:val="single" w:color="000000" w:sz="4" w:space="0"/>
+            <w:bottom w:val="single" w:color="000000" w:sz="4" w:space="0"/>
+            <w:right w:val="single" w:color="000000" w:sz="4" w:space="0"/>
+            <w:insideH w:val="single" w:color="000000" w:sz="4" w:space="0"/>
+            <w:insideV w:val="single" w:color="000000" w:sz="4" w:space="0"/>
+          </w:tblBorders>
           <w:tblCellMar>
             <w:top w:w="0" w:type="dxa"/>
             <w:left w:w="0" w:type="dxa"/>
@@ -225,7 +227,7 @@
           </w:tblCellMar>
         </w:tblPrEx>
         <w:trPr>
-          <w:trHeight w:val="606"/>
+          <w:trHeight w:val="606" w:hRule="atLeast"/>
         </w:trPr>
         <w:tc>
           <w:tcPr>
@@ -233,7 +235,7 @@
           </w:tcPr>
           <w:p>
             <w:pPr>
-              <w:pStyle w:val="TableText"/>
+              <w:pStyle w:val="25"/>
               <w:spacing w:before="136" w:line="220" w:lineRule="auto"/>
               <w:ind w:left="435"/>
             </w:pPr>
@@ -252,7 +254,7 @@
           </w:tcPr>
           <w:p>
             <w:pPr>
-              <w:pStyle w:val="TableText"/>
+              <w:pStyle w:val="25"/>
               <w:spacing w:before="137" w:line="219" w:lineRule="auto"/>
               <w:ind w:left="108"/>
             </w:pPr>
@@ -267,9 +269,14 @@
       </w:tr>
       <w:tr>
         <w:tblPrEx>
-          <w:tblW w:w="8646" w:type="dxa"/>
-          <w:tblInd w:w="241" w:type="dxa"/>
-          <w:tblLayout w:type="fixed"/>
+          <w:tblBorders>
+            <w:top w:val="single" w:color="000000" w:sz="4" w:space="0"/>
+            <w:left w:val="single" w:color="000000" w:sz="4" w:space="0"/>
+            <w:bottom w:val="single" w:color="000000" w:sz="4" w:space="0"/>
+            <w:right w:val="single" w:color="000000" w:sz="4" w:space="0"/>
+            <w:insideH w:val="single" w:color="000000" w:sz="4" w:space="0"/>
+            <w:insideV w:val="single" w:color="000000" w:sz="4" w:space="0"/>
+          </w:tblBorders>
           <w:tblCellMar>
             <w:top w:w="0" w:type="dxa"/>
             <w:left w:w="0" w:type="dxa"/>
@@ -278,7 +285,7 @@
           </w:tblCellMar>
         </w:tblPrEx>
         <w:trPr>
-          <w:trHeight w:val="606"/>
+          <w:trHeight w:val="606" w:hRule="atLeast"/>
         </w:trPr>
         <w:tc>
           <w:tcPr>
@@ -286,7 +293,7 @@
           </w:tcPr>
           <w:p>
             <w:pPr>
-              <w:pStyle w:val="TableText"/>
+              <w:pStyle w:val="25"/>
               <w:spacing w:before="138" w:line="220" w:lineRule="auto"/>
               <w:ind w:left="435"/>
             </w:pPr>
@@ -305,7 +312,7 @@
           </w:tcPr>
           <w:p>
             <w:pPr>
-              <w:pStyle w:val="TableText"/>
+              <w:pStyle w:val="25"/>
               <w:spacing w:before="138" w:line="220" w:lineRule="auto"/>
               <w:ind w:left="107"/>
             </w:pPr>
@@ -320,9 +327,14 @@
       </w:tr>
       <w:tr>
         <w:tblPrEx>
-          <w:tblW w:w="8646" w:type="dxa"/>
-          <w:tblInd w:w="241" w:type="dxa"/>
-          <w:tblLayout w:type="fixed"/>
+          <w:tblBorders>
+            <w:top w:val="single" w:color="000000" w:sz="4" w:space="0"/>
+            <w:left w:val="single" w:color="000000" w:sz="4" w:space="0"/>
+            <w:bottom w:val="single" w:color="000000" w:sz="4" w:space="0"/>
+            <w:right w:val="single" w:color="000000" w:sz="4" w:space="0"/>
+            <w:insideH w:val="single" w:color="000000" w:sz="4" w:space="0"/>
+            <w:insideV w:val="single" w:color="000000" w:sz="4" w:space="0"/>
+          </w:tblBorders>
           <w:tblCellMar>
             <w:top w:w="0" w:type="dxa"/>
             <w:left w:w="0" w:type="dxa"/>
@@ -331,7 +343,7 @@
           </w:tblCellMar>
         </w:tblPrEx>
         <w:trPr>
-          <w:trHeight w:val="606"/>
+          <w:trHeight w:val="606" w:hRule="atLeast"/>
         </w:trPr>
         <w:tc>
           <w:tcPr>
@@ -339,7 +351,7 @@
           </w:tcPr>
           <w:p>
             <w:pPr>
-              <w:pStyle w:val="TableText"/>
+              <w:pStyle w:val="25"/>
               <w:spacing w:before="141" w:line="219" w:lineRule="auto"/>
               <w:ind w:left="435"/>
             </w:pPr>
@@ -357,7 +369,7 @@
           </w:tcPr>
           <w:p>
             <w:pPr>
-              <w:pStyle w:val="TableText"/>
+              <w:pStyle w:val="25"/>
               <w:spacing w:before="141" w:line="219" w:lineRule="auto"/>
               <w:ind w:left="361"/>
             </w:pPr>
@@ -375,7 +387,7 @@
           </w:tcPr>
           <w:p>
             <w:pPr>
-              <w:pStyle w:val="TableText"/>
+              <w:pStyle w:val="25"/>
               <w:spacing w:before="141" w:line="219" w:lineRule="auto"/>
               <w:ind w:left="646"/>
             </w:pPr>
@@ -393,7 +405,7 @@
           </w:tcPr>
           <w:p>
             <w:pPr>
-              <w:pStyle w:val="TableText"/>
+              <w:pStyle w:val="25"/>
               <w:spacing w:before="141" w:line="220" w:lineRule="auto"/>
               <w:ind w:left="594"/>
             </w:pPr>
@@ -411,7 +423,7 @@
           </w:tcPr>
           <w:p>
             <w:pPr>
-              <w:pStyle w:val="TableText"/>
+              <w:pStyle w:val="25"/>
               <w:spacing w:before="141" w:line="220" w:lineRule="auto"/>
               <w:ind w:left="587"/>
             </w:pPr>
@@ -426,9 +438,14 @@
       </w:tr>
       <w:tr>
         <w:tblPrEx>
-          <w:tblW w:w="8646" w:type="dxa"/>
-          <w:tblInd w:w="241" w:type="dxa"/>
-          <w:tblLayout w:type="fixed"/>
+          <w:tblBorders>
+            <w:top w:val="single" w:color="000000" w:sz="4" w:space="0"/>
+            <w:left w:val="single" w:color="000000" w:sz="4" w:space="0"/>
+            <w:bottom w:val="single" w:color="000000" w:sz="4" w:space="0"/>
+            <w:right w:val="single" w:color="000000" w:sz="4" w:space="0"/>
+            <w:insideH w:val="single" w:color="000000" w:sz="4" w:space="0"/>
+            <w:insideV w:val="single" w:color="000000" w:sz="4" w:space="0"/>
+          </w:tblBorders>
           <w:tblCellMar>
             <w:top w:w="0" w:type="dxa"/>
             <w:left w:w="0" w:type="dxa"/>
@@ -437,7 +454,7 @@
           </w:tblCellMar>
         </w:tblPrEx>
         <w:trPr>
-          <w:trHeight w:val="474"/>
+          <w:trHeight w:val="474" w:hRule="atLeast"/>
         </w:trPr>
         <w:tc>
           <w:tcPr>
@@ -445,7 +462,7 @@
           </w:tcPr>
           <w:p>
             <w:pPr>
-              <w:pStyle w:val="TableText"/>
+              <w:pStyle w:val="25"/>
               <w:spacing w:before="92" w:line="239" w:lineRule="auto"/>
               <w:ind w:left="638"/>
             </w:pPr>
@@ -463,7 +480,7 @@
           </w:tcPr>
           <w:p>
             <w:pPr>
-              <w:pStyle w:val="TableText"/>
+              <w:pStyle w:val="25"/>
               <w:spacing w:before="91"/>
               <w:ind w:left="362"/>
             </w:pPr>
@@ -481,7 +498,7 @@
           </w:tcPr>
           <w:p>
             <w:pPr>
-              <w:pStyle w:val="TableText"/>
+              <w:pStyle w:val="25"/>
               <w:spacing w:before="62" w:line="219" w:lineRule="auto"/>
               <w:ind w:left="648"/>
             </w:pPr>
@@ -499,11 +516,11 @@
           </w:tcPr>
           <w:p>
             <w:pPr>
-              <w:pStyle w:val="TableText"/>
+              <w:pStyle w:val="25"/>
               <w:spacing w:before="62" w:line="220" w:lineRule="auto"/>
               <w:ind w:left="551"/>
               <w:rPr>
-                <w:rFonts w:eastAsia="宋体" w:hint="eastAsia"/>
+                <w:rFonts w:hint="eastAsia" w:eastAsia="宋体"/>
                 <w:lang w:val="en-US" w:eastAsia="zh-CN"/>
               </w:rPr>
             </w:pPr>
@@ -522,7 +539,7 @@
           </w:tcPr>
           <w:p>
             <w:pPr>
-              <w:pStyle w:val="TableText"/>
+              <w:pStyle w:val="25"/>
               <w:spacing w:before="76" w:line="220" w:lineRule="auto"/>
               <w:ind w:left="476"/>
             </w:pPr>
@@ -537,9 +554,14 @@
       </w:tr>
       <w:tr>
         <w:tblPrEx>
-          <w:tblW w:w="8646" w:type="dxa"/>
-          <w:tblInd w:w="241" w:type="dxa"/>
-          <w:tblLayout w:type="fixed"/>
+          <w:tblBorders>
+            <w:top w:val="single" w:color="000000" w:sz="4" w:space="0"/>
+            <w:left w:val="single" w:color="000000" w:sz="4" w:space="0"/>
+            <w:bottom w:val="single" w:color="000000" w:sz="4" w:space="0"/>
+            <w:right w:val="single" w:color="000000" w:sz="4" w:space="0"/>
+            <w:insideH w:val="single" w:color="000000" w:sz="4" w:space="0"/>
+            <w:insideV w:val="single" w:color="000000" w:sz="4" w:space="0"/>
+          </w:tblBorders>
           <w:tblCellMar>
             <w:top w:w="0" w:type="dxa"/>
             <w:left w:w="0" w:type="dxa"/>
@@ -548,7 +570,7 @@
           </w:tblCellMar>
         </w:tblPrEx>
         <w:trPr>
-          <w:trHeight w:val="589"/>
+          <w:trHeight w:val="589" w:hRule="atLeast"/>
         </w:trPr>
         <w:tc>
           <w:tcPr>
@@ -618,9 +640,14 @@
       </w:tr>
       <w:tr>
         <w:tblPrEx>
-          <w:tblW w:w="8646" w:type="dxa"/>
-          <w:tblInd w:w="241" w:type="dxa"/>
-          <w:tblLayout w:type="fixed"/>
+          <w:tblBorders>
+            <w:top w:val="single" w:color="000000" w:sz="4" w:space="0"/>
+            <w:left w:val="single" w:color="000000" w:sz="4" w:space="0"/>
+            <w:bottom w:val="single" w:color="000000" w:sz="4" w:space="0"/>
+            <w:right w:val="single" w:color="000000" w:sz="4" w:space="0"/>
+            <w:insideH w:val="single" w:color="000000" w:sz="4" w:space="0"/>
+            <w:insideV w:val="single" w:color="000000" w:sz="4" w:space="0"/>
+          </w:tblBorders>
           <w:tblCellMar>
             <w:top w:w="0" w:type="dxa"/>
             <w:left w:w="0" w:type="dxa"/>
@@ -629,7 +656,7 @@
           </w:tblCellMar>
         </w:tblPrEx>
         <w:trPr>
-          <w:trHeight w:val="589"/>
+          <w:trHeight w:val="589" w:hRule="atLeast"/>
         </w:trPr>
         <w:tc>
           <w:tcPr>
@@ -699,9 +726,14 @@
       </w:tr>
       <w:tr>
         <w:tblPrEx>
-          <w:tblW w:w="8646" w:type="dxa"/>
-          <w:tblInd w:w="241" w:type="dxa"/>
-          <w:tblLayout w:type="fixed"/>
+          <w:tblBorders>
+            <w:top w:val="single" w:color="000000" w:sz="4" w:space="0"/>
+            <w:left w:val="single" w:color="000000" w:sz="4" w:space="0"/>
+            <w:bottom w:val="single" w:color="000000" w:sz="4" w:space="0"/>
+            <w:right w:val="single" w:color="000000" w:sz="4" w:space="0"/>
+            <w:insideH w:val="single" w:color="000000" w:sz="4" w:space="0"/>
+            <w:insideV w:val="single" w:color="000000" w:sz="4" w:space="0"/>
+          </w:tblBorders>
           <w:tblCellMar>
             <w:top w:w="0" w:type="dxa"/>
             <w:left w:w="0" w:type="dxa"/>
@@ -710,7 +742,7 @@
           </w:tblCellMar>
         </w:tblPrEx>
         <w:trPr>
-          <w:trHeight w:val="589"/>
+          <w:trHeight w:val="589" w:hRule="atLeast"/>
         </w:trPr>
         <w:tc>
           <w:tcPr>
@@ -781,31 +813,31 @@
     </w:tbl>
     <w:p>
       <w:pPr>
-        <w:pStyle w:val="BodyText"/>
+        <w:pStyle w:val="12"/>
       </w:pPr>
     </w:p>
     <w:p>
       <w:pPr>
         <w:sectPr>
-          <w:footerReference w:type="default" r:id="rId5"/>
+          <w:footerReference r:id="rId5" w:type="default"/>
           <w:pgSz w:w="11906" w:h="16839"/>
           <w:pgMar w:top="1224" w:right="1245" w:bottom="1465" w:left="1531" w:header="0" w:footer="1233" w:gutter="0"/>
-          <w:cols w:num="1" w:space="720"/>
+          <w:cols w:space="720" w:num="1"/>
         </w:sectPr>
       </w:pPr>
     </w:p>
     <w:tbl>
       <w:tblPr>
-        <w:tblStyle w:val="TableNormal0"/>
+        <w:tblStyle w:val="24"/>
         <w:tblW w:w="9370" w:type="dxa"/>
         <w:jc w:val="center"/>
         <w:tblBorders>
-          <w:top w:val="single" w:sz="4" w:space="0" w:color="000000"/>
-          <w:left w:val="single" w:sz="4" w:space="0" w:color="000000"/>
-          <w:bottom w:val="single" w:sz="4" w:space="0" w:color="000000"/>
-          <w:right w:val="single" w:sz="4" w:space="0" w:color="000000"/>
-          <w:insideH w:val="single" w:sz="4" w:space="0" w:color="000000"/>
-          <w:insideV w:val="single" w:sz="4" w:space="0" w:color="000000"/>
+          <w:top w:val="single" w:color="000000" w:sz="4" w:space="0"/>
+          <w:left w:val="single" w:color="000000" w:sz="4" w:space="0"/>
+          <w:bottom w:val="single" w:color="000000" w:sz="4" w:space="0"/>
+          <w:right w:val="single" w:color="000000" w:sz="4" w:space="0"/>
+          <w:insideH w:val="single" w:color="000000" w:sz="4" w:space="0"/>
+          <w:insideV w:val="single" w:color="000000" w:sz="4" w:space="0"/>
         </w:tblBorders>
         <w:tblLayout w:type="fixed"/>
         <w:tblCellMar>
@@ -826,17 +858,14 @@
       </w:tblGrid>
       <w:tr>
         <w:tblPrEx>
-          <w:tblW w:w="9370" w:type="dxa"/>
-          <w:jc w:val="center"/>
           <w:tblBorders>
-            <w:top w:val="single" w:sz="4" w:space="0" w:color="000000"/>
-            <w:left w:val="single" w:sz="4" w:space="0" w:color="000000"/>
-            <w:bottom w:val="single" w:sz="4" w:space="0" w:color="000000"/>
-            <w:right w:val="single" w:sz="4" w:space="0" w:color="000000"/>
-            <w:insideH w:val="single" w:sz="4" w:space="0" w:color="000000"/>
-            <w:insideV w:val="single" w:sz="4" w:space="0" w:color="000000"/>
+            <w:top w:val="single" w:color="000000" w:sz="4" w:space="0"/>
+            <w:left w:val="single" w:color="000000" w:sz="4" w:space="0"/>
+            <w:bottom w:val="single" w:color="000000" w:sz="4" w:space="0"/>
+            <w:right w:val="single" w:color="000000" w:sz="4" w:space="0"/>
+            <w:insideH w:val="single" w:color="000000" w:sz="4" w:space="0"/>
+            <w:insideV w:val="single" w:color="000000" w:sz="4" w:space="0"/>
           </w:tblBorders>
-          <w:tblLayout w:type="fixed"/>
           <w:tblCellMar>
             <w:top w:w="0" w:type="dxa"/>
             <w:left w:w="0" w:type="dxa"/>
@@ -845,7 +874,7 @@
           </w:tblCellMar>
         </w:tblPrEx>
         <w:trPr>
-          <w:trHeight w:val="679"/>
+          <w:trHeight w:val="679" w:hRule="atLeast"/>
           <w:jc w:val="center"/>
         </w:trPr>
         <w:tc>
@@ -855,7 +884,7 @@
           </w:tcPr>
           <w:p>
             <w:pPr>
-              <w:pStyle w:val="TableText"/>
+              <w:pStyle w:val="25"/>
               <w:spacing w:before="198" w:line="220" w:lineRule="auto"/>
               <w:ind w:left="2559"/>
               <w:rPr>
@@ -908,9 +937,14 @@
       </w:tr>
       <w:tr>
         <w:tblPrEx>
-          <w:tblW w:w="9370" w:type="dxa"/>
-          <w:jc w:val="center"/>
-          <w:tblLayout w:type="fixed"/>
+          <w:tblBorders>
+            <w:top w:val="single" w:color="000000" w:sz="4" w:space="0"/>
+            <w:left w:val="single" w:color="000000" w:sz="4" w:space="0"/>
+            <w:bottom w:val="single" w:color="000000" w:sz="4" w:space="0"/>
+            <w:right w:val="single" w:color="000000" w:sz="4" w:space="0"/>
+            <w:insideH w:val="single" w:color="000000" w:sz="4" w:space="0"/>
+            <w:insideV w:val="single" w:color="000000" w:sz="4" w:space="0"/>
+          </w:tblBorders>
           <w:tblCellMar>
             <w:top w:w="0" w:type="dxa"/>
             <w:left w:w="0" w:type="dxa"/>
@@ -919,7 +953,7 @@
           </w:tblCellMar>
         </w:tblPrEx>
         <w:trPr>
-          <w:trHeight w:val="495"/>
+          <w:trHeight w:val="495" w:hRule="atLeast"/>
           <w:jc w:val="center"/>
         </w:trPr>
         <w:tc>
@@ -930,7 +964,7 @@
           </w:tcPr>
           <w:p>
             <w:pPr>
-              <w:pStyle w:val="TableText"/>
+              <w:pStyle w:val="25"/>
               <w:spacing w:before="134" w:line="222" w:lineRule="auto"/>
               <w:ind w:left="431"/>
               <w:rPr>
@@ -957,7 +991,7 @@
           </w:tcPr>
           <w:p>
             <w:pPr>
-              <w:pStyle w:val="TableText"/>
+              <w:pStyle w:val="25"/>
               <w:spacing w:before="204" w:line="180" w:lineRule="auto"/>
               <w:ind w:left="611"/>
               <w:rPr>
@@ -984,7 +1018,7 @@
           </w:tcPr>
           <w:p>
             <w:pPr>
-              <w:pStyle w:val="TableText"/>
+              <w:pStyle w:val="25"/>
               <w:spacing w:before="134" w:line="220" w:lineRule="auto"/>
               <w:ind w:left="776"/>
               <w:rPr>
@@ -1011,9 +1045,9 @@
           </w:tcPr>
           <w:p>
             <w:pPr>
-              <w:pStyle w:val="TableText"/>
+              <w:pStyle w:val="25"/>
               <w:spacing w:before="135" w:line="220" w:lineRule="auto"/>
-              <w:ind w:left="0" w:right="0" w:firstLine="0" w:leftChars="0" w:rightChars="0" w:firstLineChars="0"/>
+              <w:ind w:left="0" w:leftChars="0" w:right="0" w:rightChars="0" w:firstLine="0" w:firstLineChars="0"/>
               <w:jc w:val="center"/>
               <w:rPr>
                 <w:sz w:val="18"/>
@@ -1039,9 +1073,9 @@
           </w:tcPr>
           <w:p>
             <w:pPr>
-              <w:pStyle w:val="TableText"/>
+              <w:pStyle w:val="25"/>
               <w:spacing w:before="134" w:line="220" w:lineRule="auto"/>
-              <w:ind w:left="0" w:right="0" w:firstLine="0" w:leftChars="0" w:rightChars="0" w:firstLineChars="0"/>
+              <w:ind w:left="0" w:leftChars="0" w:right="0" w:rightChars="0" w:firstLine="0" w:firstLineChars="0"/>
               <w:jc w:val="center"/>
               <w:rPr>
                 <w:sz w:val="18"/>
@@ -1067,9 +1101,9 @@
           </w:tcPr>
           <w:p>
             <w:pPr>
-              <w:pStyle w:val="TableText"/>
+              <w:pStyle w:val="25"/>
               <w:spacing w:before="134" w:line="220" w:lineRule="auto"/>
-              <w:ind w:left="0" w:right="0" w:firstLine="0" w:leftChars="0" w:rightChars="0" w:firstLineChars="0"/>
+              <w:ind w:left="0" w:leftChars="0" w:right="0" w:rightChars="0" w:firstLine="0" w:firstLineChars="0"/>
               <w:jc w:val="center"/>
               <w:rPr>
                 <w:sz w:val="18"/>
@@ -1091,9 +1125,14 @@
       </w:tr>
       <w:tr>
         <w:tblPrEx>
-          <w:tblW w:w="9370" w:type="dxa"/>
-          <w:jc w:val="center"/>
-          <w:tblLayout w:type="fixed"/>
+          <w:tblBorders>
+            <w:top w:val="single" w:color="000000" w:sz="4" w:space="0"/>
+            <w:left w:val="single" w:color="000000" w:sz="4" w:space="0"/>
+            <w:bottom w:val="single" w:color="000000" w:sz="4" w:space="0"/>
+            <w:right w:val="single" w:color="000000" w:sz="4" w:space="0"/>
+            <w:insideH w:val="single" w:color="000000" w:sz="4" w:space="0"/>
+            <w:insideV w:val="single" w:color="000000" w:sz="4" w:space="0"/>
+          </w:tblBorders>
           <w:tblCellMar>
             <w:top w:w="0" w:type="dxa"/>
             <w:left w:w="0" w:type="dxa"/>
@@ -1102,7 +1141,7 @@
           </w:tblCellMar>
         </w:tblPrEx>
         <w:trPr>
-          <w:trHeight w:val="476"/>
+          <w:trHeight w:val="476" w:hRule="atLeast"/>
           <w:jc w:val="center"/>
         </w:trPr>
         <w:tc>
@@ -1114,12 +1153,12 @@
           </w:tcPr>
           <w:p>
             <w:pPr>
-              <w:pStyle w:val="TableText"/>
+              <w:pStyle w:val="25"/>
               <w:spacing w:before="59" w:line="221" w:lineRule="auto"/>
-              <w:ind w:left="0" w:right="0" w:firstLine="0" w:leftChars="0" w:rightChars="0" w:firstLineChars="0"/>
-              <w:jc w:val="center"/>
-              <w:rPr>
-                <w:rFonts w:ascii="Arial" w:eastAsia="宋体" w:hint="eastAsia"/>
+              <w:ind w:left="0" w:leftChars="0" w:right="0" w:rightChars="0" w:firstLine="0" w:firstLineChars="0"/>
+              <w:jc w:val="center"/>
+              <w:rPr>
+                <w:rFonts w:hint="eastAsia" w:ascii="Arial" w:eastAsia="宋体"/>
                 <w:sz w:val="21"/>
                 <w:lang w:val="en-US" w:eastAsia="zh-CN"/>
               </w:rPr>
@@ -1141,10 +1180,10 @@
           </w:tcPr>
           <w:p>
             <w:pPr>
-              <w:pStyle w:val="TableText"/>
+              <w:pStyle w:val="25"/>
               <w:spacing w:before="137"/>
               <w:rPr>
-                <w:rFonts w:ascii="宋体" w:eastAsia="宋体" w:hAnsi="宋体" w:cs="宋体" w:hint="default"/>
+                <w:rFonts w:hint="default" w:ascii="宋体" w:hAnsi="宋体" w:eastAsia="宋体" w:cs="宋体"/>
                 <w:snapToGrid w:val="0"/>
                 <w:color w:val="000000"/>
                 <w:spacing w:val="-1"/>
@@ -1173,10 +1212,10 @@
           </w:tcPr>
           <w:p>
             <w:pPr>
-              <w:pStyle w:val="TableText"/>
+              <w:pStyle w:val="25"/>
               <w:spacing w:before="137"/>
               <w:rPr>
-                <w:rFonts w:ascii="宋体" w:eastAsia="宋体" w:hAnsi="宋体" w:cs="宋体" w:hint="default"/>
+                <w:rFonts w:hint="default" w:ascii="宋体" w:hAnsi="宋体" w:eastAsia="宋体" w:cs="宋体"/>
                 <w:snapToGrid w:val="0"/>
                 <w:color w:val="000000"/>
                 <w:spacing w:val="-2"/>
@@ -1205,12 +1244,12 @@
           </w:tcPr>
           <w:p>
             <w:pPr>
-              <w:pStyle w:val="TableText"/>
+              <w:pStyle w:val="25"/>
               <w:spacing w:before="59" w:line="220" w:lineRule="auto"/>
-              <w:ind w:left="0" w:right="0" w:firstLine="0" w:leftChars="0" w:rightChars="0" w:firstLineChars="0"/>
-              <w:jc w:val="center"/>
-              <w:rPr>
-                <w:rFonts w:ascii="宋体" w:eastAsia="宋体" w:hAnsi="宋体" w:cs="宋体" w:hint="eastAsia"/>
+              <w:ind w:left="0" w:leftChars="0" w:right="0" w:rightChars="0" w:firstLine="0" w:firstLineChars="0"/>
+              <w:jc w:val="center"/>
+              <w:rPr>
+                <w:rFonts w:hint="eastAsia" w:ascii="宋体" w:hAnsi="宋体" w:eastAsia="宋体" w:cs="宋体"/>
                 <w:snapToGrid w:val="0"/>
                 <w:color w:val="000000"/>
                 <w:spacing w:val="-2"/>
@@ -1239,12 +1278,12 @@
           </w:tcPr>
           <w:p>
             <w:pPr>
-              <w:pStyle w:val="TableText"/>
+              <w:pStyle w:val="25"/>
               <w:spacing w:before="59" w:line="220" w:lineRule="auto"/>
-              <w:ind w:left="0" w:right="0" w:firstLine="0" w:leftChars="0" w:rightChars="0" w:firstLineChars="0"/>
-              <w:jc w:val="center"/>
-              <w:rPr>
-                <w:rFonts w:ascii="宋体" w:eastAsia="宋体" w:hAnsi="宋体" w:cs="宋体" w:hint="eastAsia"/>
+              <w:ind w:left="0" w:leftChars="0" w:right="0" w:rightChars="0" w:firstLine="0" w:firstLineChars="0"/>
+              <w:jc w:val="center"/>
+              <w:rPr>
+                <w:rFonts w:hint="eastAsia" w:ascii="宋体" w:hAnsi="宋体" w:eastAsia="宋体" w:cs="宋体"/>
                 <w:snapToGrid w:val="0"/>
                 <w:color w:val="000000"/>
                 <w:spacing w:val="-2"/>
@@ -1273,12 +1312,12 @@
           </w:tcPr>
           <w:p>
             <w:pPr>
-              <w:pStyle w:val="TableText"/>
+              <w:pStyle w:val="25"/>
               <w:spacing w:before="58"/>
-              <w:ind w:left="0" w:right="0" w:firstLine="0" w:leftChars="0" w:rightChars="0" w:firstLineChars="0"/>
-              <w:jc w:val="center"/>
-              <w:rPr>
-                <w:rFonts w:ascii="宋体" w:eastAsia="宋体" w:hAnsi="宋体" w:cs="宋体"/>
+              <w:ind w:left="0" w:leftChars="0" w:right="0" w:rightChars="0" w:firstLine="0" w:firstLineChars="0"/>
+              <w:jc w:val="center"/>
+              <w:rPr>
+                <w:rFonts w:ascii="宋体" w:hAnsi="宋体" w:eastAsia="宋体" w:cs="宋体"/>
                 <w:snapToGrid w:val="0"/>
                 <w:color w:val="000000"/>
                 <w:spacing w:val="-4"/>
@@ -1319,9 +1358,14 @@
       </w:tr>
       <w:tr>
         <w:tblPrEx>
-          <w:tblW w:w="9370" w:type="dxa"/>
-          <w:jc w:val="center"/>
-          <w:tblLayout w:type="fixed"/>
+          <w:tblBorders>
+            <w:top w:val="single" w:color="000000" w:sz="4" w:space="0"/>
+            <w:left w:val="single" w:color="000000" w:sz="4" w:space="0"/>
+            <w:bottom w:val="single" w:color="000000" w:sz="4" w:space="0"/>
+            <w:right w:val="single" w:color="000000" w:sz="4" w:space="0"/>
+            <w:insideH w:val="single" w:color="000000" w:sz="4" w:space="0"/>
+            <w:insideV w:val="single" w:color="000000" w:sz="4" w:space="0"/>
+          </w:tblBorders>
           <w:tblCellMar>
             <w:top w:w="0" w:type="dxa"/>
             <w:left w:w="0" w:type="dxa"/>
@@ -1330,22 +1374,22 @@
           </w:tblCellMar>
         </w:tblPrEx>
         <w:trPr>
-          <w:trHeight w:val="486"/>
+          <w:trHeight w:val="486" w:hRule="atLeast"/>
           <w:jc w:val="center"/>
         </w:trPr>
         <w:tc>
           <w:tcPr>
             <w:tcW w:w="1294" w:type="dxa"/>
             <w:gridSpan w:val="2"/>
-            <w:vMerge/>
-          </w:tcPr>
-          <w:p>
-            <w:pPr>
-              <w:pStyle w:val="TableText"/>
+            <w:vMerge w:val="continue"/>
+          </w:tcPr>
+          <w:p>
+            <w:pPr>
+              <w:pStyle w:val="25"/>
               <w:spacing w:before="59" w:line="221" w:lineRule="auto"/>
               <w:ind w:left="468"/>
               <w:rPr>
-                <w:rFonts w:ascii="Arial" w:eastAsia="宋体" w:hint="eastAsia"/>
+                <w:rFonts w:hint="eastAsia" w:ascii="Arial" w:eastAsia="宋体"/>
                 <w:sz w:val="21"/>
                 <w:lang w:val="en-US" w:eastAsia="zh-CN"/>
               </w:rPr>
@@ -1358,7 +1402,7 @@
           </w:tcPr>
           <w:p>
             <w:pPr>
-              <w:pStyle w:val="TableText"/>
+              <w:pStyle w:val="25"/>
               <w:spacing w:before="232" w:line="220" w:lineRule="auto"/>
               <w:rPr>
                 <w:sz w:val="18"/>
@@ -1381,7 +1425,7 @@
           </w:tcPr>
           <w:p>
             <w:pPr>
-              <w:pStyle w:val="TableText"/>
+              <w:pStyle w:val="25"/>
               <w:spacing w:before="69" w:line="220" w:lineRule="auto"/>
               <w:rPr>
                 <w:sz w:val="18"/>
@@ -1412,9 +1456,9 @@
           </w:tcPr>
           <w:p>
             <w:pPr>
-              <w:pStyle w:val="TableText"/>
+              <w:pStyle w:val="25"/>
               <w:spacing w:before="232" w:line="220" w:lineRule="auto"/>
-              <w:ind w:left="0" w:right="0" w:firstLine="0" w:leftChars="0" w:rightChars="0" w:firstLineChars="0"/>
+              <w:ind w:left="0" w:leftChars="0" w:right="0" w:rightChars="0" w:firstLine="0" w:firstLineChars="0"/>
               <w:jc w:val="center"/>
               <w:rPr>
                 <w:sz w:val="18"/>
@@ -1437,9 +1481,9 @@
           </w:tcPr>
           <w:p>
             <w:pPr>
-              <w:pStyle w:val="TableText"/>
+              <w:pStyle w:val="25"/>
               <w:spacing w:before="232" w:line="220" w:lineRule="auto"/>
-              <w:ind w:left="0" w:right="0" w:firstLine="0" w:leftChars="0" w:rightChars="0" w:firstLineChars="0"/>
+              <w:ind w:left="0" w:leftChars="0" w:right="0" w:rightChars="0" w:firstLine="0" w:firstLineChars="0"/>
               <w:jc w:val="center"/>
               <w:rPr>
                 <w:sz w:val="18"/>
@@ -1462,9 +1506,9 @@
           </w:tcPr>
           <w:p>
             <w:pPr>
-              <w:pStyle w:val="TableText"/>
+              <w:pStyle w:val="25"/>
               <w:spacing w:before="258"/>
-              <w:ind w:left="0" w:right="0" w:firstLine="0" w:leftChars="0" w:rightChars="0" w:firstLineChars="0"/>
+              <w:ind w:left="0" w:leftChars="0" w:right="0" w:rightChars="0" w:firstLine="0" w:firstLineChars="0"/>
               <w:jc w:val="center"/>
               <w:rPr>
                 <w:sz w:val="18"/>
@@ -1484,9 +1528,14 @@
       </w:tr>
       <w:tr>
         <w:tblPrEx>
-          <w:tblW w:w="9370" w:type="dxa"/>
-          <w:jc w:val="center"/>
-          <w:tblLayout w:type="fixed"/>
+          <w:tblBorders>
+            <w:top w:val="single" w:color="000000" w:sz="4" w:space="0"/>
+            <w:left w:val="single" w:color="000000" w:sz="4" w:space="0"/>
+            <w:bottom w:val="single" w:color="000000" w:sz="4" w:space="0"/>
+            <w:right w:val="single" w:color="000000" w:sz="4" w:space="0"/>
+            <w:insideH w:val="single" w:color="000000" w:sz="4" w:space="0"/>
+            <w:insideV w:val="single" w:color="000000" w:sz="4" w:space="0"/>
+          </w:tblBorders>
           <w:tblCellMar>
             <w:top w:w="0" w:type="dxa"/>
             <w:left w:w="0" w:type="dxa"/>
@@ -1495,14 +1544,14 @@
           </w:tblCellMar>
         </w:tblPrEx>
         <w:trPr>
-          <w:trHeight w:val="342"/>
+          <w:trHeight w:val="342" w:hRule="atLeast"/>
           <w:jc w:val="center"/>
         </w:trPr>
         <w:tc>
           <w:tcPr>
             <w:tcW w:w="1294" w:type="dxa"/>
             <w:gridSpan w:val="2"/>
-            <w:vMerge/>
+            <w:vMerge w:val="continue"/>
           </w:tcPr>
           <w:p>
             <w:pPr>
@@ -1519,7 +1568,7 @@
           </w:tcPr>
           <w:p>
             <w:pPr>
-              <w:pStyle w:val="TableText"/>
+              <w:pStyle w:val="25"/>
               <w:spacing w:before="59" w:line="220" w:lineRule="auto"/>
               <w:rPr>
                 <w:sz w:val="18"/>
@@ -1542,7 +1591,7 @@
           </w:tcPr>
           <w:p>
             <w:pPr>
-              <w:pStyle w:val="TableText"/>
+              <w:pStyle w:val="25"/>
               <w:spacing w:before="69" w:line="220" w:lineRule="auto"/>
               <w:rPr>
                 <w:sz w:val="18"/>
@@ -1564,9 +1613,9 @@
           </w:tcPr>
           <w:p>
             <w:pPr>
-              <w:pStyle w:val="TableText"/>
+              <w:pStyle w:val="25"/>
               <w:spacing w:before="59" w:line="220" w:lineRule="auto"/>
-              <w:ind w:left="0" w:right="0" w:firstLine="0" w:leftChars="0" w:rightChars="0" w:firstLineChars="0"/>
+              <w:ind w:left="0" w:leftChars="0" w:right="0" w:rightChars="0" w:firstLine="0" w:firstLineChars="0"/>
               <w:jc w:val="center"/>
               <w:rPr>
                 <w:sz w:val="18"/>
@@ -1589,9 +1638,9 @@
           </w:tcPr>
           <w:p>
             <w:pPr>
-              <w:pStyle w:val="TableText"/>
+              <w:pStyle w:val="25"/>
               <w:spacing w:before="59" w:line="220" w:lineRule="auto"/>
-              <w:ind w:left="0" w:right="0" w:firstLine="0" w:leftChars="0" w:rightChars="0" w:firstLineChars="0"/>
+              <w:ind w:left="0" w:leftChars="0" w:right="0" w:rightChars="0" w:firstLine="0" w:firstLineChars="0"/>
               <w:jc w:val="center"/>
               <w:rPr>
                 <w:sz w:val="18"/>
@@ -1614,9 +1663,9 @@
           </w:tcPr>
           <w:p>
             <w:pPr>
-              <w:pStyle w:val="TableText"/>
+              <w:pStyle w:val="25"/>
               <w:spacing w:before="58"/>
-              <w:ind w:left="0" w:right="0" w:firstLine="0" w:leftChars="0" w:rightChars="0" w:firstLineChars="0"/>
+              <w:ind w:left="0" w:leftChars="0" w:right="0" w:rightChars="0" w:firstLine="0" w:firstLineChars="0"/>
               <w:jc w:val="center"/>
               <w:rPr>
                 <w:sz w:val="18"/>
@@ -1636,9 +1685,14 @@
       </w:tr>
       <w:tr>
         <w:tblPrEx>
-          <w:tblW w:w="9370" w:type="dxa"/>
-          <w:jc w:val="center"/>
-          <w:tblLayout w:type="fixed"/>
+          <w:tblBorders>
+            <w:top w:val="single" w:color="000000" w:sz="4" w:space="0"/>
+            <w:left w:val="single" w:color="000000" w:sz="4" w:space="0"/>
+            <w:bottom w:val="single" w:color="000000" w:sz="4" w:space="0"/>
+            <w:right w:val="single" w:color="000000" w:sz="4" w:space="0"/>
+            <w:insideH w:val="single" w:color="000000" w:sz="4" w:space="0"/>
+            <w:insideV w:val="single" w:color="000000" w:sz="4" w:space="0"/>
+          </w:tblBorders>
           <w:tblCellMar>
             <w:top w:w="0" w:type="dxa"/>
             <w:left w:w="0" w:type="dxa"/>
@@ -1647,19 +1701,19 @@
           </w:tblCellMar>
         </w:tblPrEx>
         <w:trPr>
-          <w:trHeight w:val="467"/>
+          <w:trHeight w:val="467" w:hRule="atLeast"/>
           <w:jc w:val="center"/>
         </w:trPr>
         <w:tc>
           <w:tcPr>
             <w:tcW w:w="1294" w:type="dxa"/>
             <w:gridSpan w:val="2"/>
-            <w:vMerge/>
-          </w:tcPr>
-          <w:p>
-            <w:pPr>
-              <w:rPr>
-                <w:rFonts w:eastAsia="宋体" w:hint="eastAsia"/>
+            <w:vMerge w:val="continue"/>
+          </w:tcPr>
+          <w:p>
+            <w:pPr>
+              <w:rPr>
+                <w:rFonts w:hint="eastAsia" w:eastAsia="宋体"/>
                 <w:sz w:val="21"/>
                 <w:lang w:val="en-US" w:eastAsia="zh-CN"/>
               </w:rPr>
@@ -1673,10 +1727,10 @@
           </w:tcPr>
           <w:p>
             <w:pPr>
-              <w:pStyle w:val="TableText"/>
+              <w:pStyle w:val="25"/>
               <w:spacing w:before="137"/>
               <w:rPr>
-                <w:rFonts w:ascii="宋体" w:eastAsia="宋体" w:hAnsi="宋体" w:cs="宋体" w:hint="default"/>
+                <w:rFonts w:hint="default" w:ascii="宋体" w:hAnsi="宋体" w:eastAsia="宋体" w:cs="宋体"/>
                 <w:snapToGrid w:val="0"/>
                 <w:color w:val="000000"/>
                 <w:spacing w:val="-1"/>
@@ -1705,7 +1759,7 @@
           </w:tcPr>
           <w:p>
             <w:pPr>
-              <w:pStyle w:val="TableText"/>
+              <w:pStyle w:val="25"/>
               <w:spacing w:before="69" w:line="220" w:lineRule="auto"/>
               <w:rPr>
                 <w:rFonts w:hint="eastAsia"/>
@@ -1732,12 +1786,12 @@
           </w:tcPr>
           <w:p>
             <w:pPr>
-              <w:pStyle w:val="TableText"/>
+              <w:pStyle w:val="25"/>
               <w:spacing w:before="59" w:line="220" w:lineRule="auto"/>
-              <w:ind w:left="0" w:right="0" w:firstLine="0" w:leftChars="0" w:rightChars="0" w:firstLineChars="0"/>
-              <w:jc w:val="center"/>
-              <w:rPr>
-                <w:rFonts w:ascii="宋体" w:eastAsia="宋体" w:hAnsi="宋体" w:cs="宋体" w:hint="default"/>
+              <w:ind w:left="0" w:leftChars="0" w:right="0" w:rightChars="0" w:firstLine="0" w:firstLineChars="0"/>
+              <w:jc w:val="center"/>
+              <w:rPr>
+                <w:rFonts w:hint="default" w:ascii="宋体" w:hAnsi="宋体" w:eastAsia="宋体" w:cs="宋体"/>
                 <w:snapToGrid w:val="0"/>
                 <w:color w:val="000000"/>
                 <w:spacing w:val="-2"/>
@@ -1766,12 +1820,12 @@
           </w:tcPr>
           <w:p>
             <w:pPr>
-              <w:pStyle w:val="TableText"/>
+              <w:pStyle w:val="25"/>
               <w:spacing w:before="59" w:line="220" w:lineRule="auto"/>
-              <w:ind w:left="0" w:right="0" w:firstLine="0" w:leftChars="0" w:rightChars="0" w:firstLineChars="0"/>
-              <w:jc w:val="center"/>
-              <w:rPr>
-                <w:rFonts w:ascii="宋体" w:eastAsia="宋体" w:hAnsi="宋体" w:cs="宋体" w:hint="eastAsia"/>
+              <w:ind w:left="0" w:leftChars="0" w:right="0" w:rightChars="0" w:firstLine="0" w:firstLineChars="0"/>
+              <w:jc w:val="center"/>
+              <w:rPr>
+                <w:rFonts w:hint="eastAsia" w:ascii="宋体" w:hAnsi="宋体" w:eastAsia="宋体" w:cs="宋体"/>
                 <w:snapToGrid w:val="0"/>
                 <w:color w:val="000000"/>
                 <w:spacing w:val="-2"/>
@@ -1800,12 +1854,12 @@
           </w:tcPr>
           <w:p>
             <w:pPr>
-              <w:pStyle w:val="TableText"/>
+              <w:pStyle w:val="25"/>
               <w:spacing w:before="58"/>
-              <w:ind w:left="0" w:right="0" w:firstLine="0" w:leftChars="0" w:rightChars="0" w:firstLineChars="0"/>
-              <w:jc w:val="center"/>
-              <w:rPr>
-                <w:rFonts w:ascii="宋体" w:eastAsia="宋体" w:hAnsi="宋体" w:cs="宋体"/>
+              <w:ind w:left="0" w:leftChars="0" w:right="0" w:rightChars="0" w:firstLine="0" w:firstLineChars="0"/>
+              <w:jc w:val="center"/>
+              <w:rPr>
+                <w:rFonts w:ascii="宋体" w:hAnsi="宋体" w:eastAsia="宋体" w:cs="宋体"/>
                 <w:snapToGrid w:val="0"/>
                 <w:color w:val="000000"/>
                 <w:spacing w:val="-4"/>
@@ -1846,9 +1900,14 @@
       </w:tr>
       <w:tr>
         <w:tblPrEx>
-          <w:tblW w:w="9370" w:type="dxa"/>
-          <w:jc w:val="center"/>
-          <w:tblLayout w:type="fixed"/>
+          <w:tblBorders>
+            <w:top w:val="single" w:color="000000" w:sz="4" w:space="0"/>
+            <w:left w:val="single" w:color="000000" w:sz="4" w:space="0"/>
+            <w:bottom w:val="single" w:color="000000" w:sz="4" w:space="0"/>
+            <w:right w:val="single" w:color="000000" w:sz="4" w:space="0"/>
+            <w:insideH w:val="single" w:color="000000" w:sz="4" w:space="0"/>
+            <w:insideV w:val="single" w:color="000000" w:sz="4" w:space="0"/>
+          </w:tblBorders>
           <w:tblCellMar>
             <w:top w:w="0" w:type="dxa"/>
             <w:left w:w="0" w:type="dxa"/>
@@ -1857,19 +1916,19 @@
           </w:tblCellMar>
         </w:tblPrEx>
         <w:trPr>
-          <w:trHeight w:val="467"/>
+          <w:trHeight w:val="467" w:hRule="atLeast"/>
           <w:jc w:val="center"/>
         </w:trPr>
         <w:tc>
           <w:tcPr>
             <w:tcW w:w="1294" w:type="dxa"/>
             <w:gridSpan w:val="2"/>
-            <w:vMerge/>
-          </w:tcPr>
-          <w:p>
-            <w:pPr>
-              <w:rPr>
-                <w:rFonts w:eastAsia="宋体" w:hint="eastAsia"/>
+            <w:vMerge w:val="continue"/>
+          </w:tcPr>
+          <w:p>
+            <w:pPr>
+              <w:rPr>
+                <w:rFonts w:hint="eastAsia" w:eastAsia="宋体"/>
                 <w:sz w:val="21"/>
                 <w:lang w:val="en-US" w:eastAsia="zh-CN"/>
               </w:rPr>
@@ -1883,7 +1942,7 @@
           </w:tcPr>
           <w:p>
             <w:pPr>
-              <w:pStyle w:val="TableText"/>
+              <w:pStyle w:val="25"/>
               <w:spacing w:before="137"/>
               <w:rPr>
                 <w:rFonts w:hint="default"/>
@@ -1912,7 +1971,7 @@
           </w:tcPr>
           <w:p>
             <w:pPr>
-              <w:pStyle w:val="TableText"/>
+              <w:pStyle w:val="25"/>
               <w:spacing w:before="69" w:line="220" w:lineRule="auto"/>
               <w:rPr>
                 <w:rFonts w:hint="default"/>
@@ -1939,9 +1998,9 @@
           </w:tcPr>
           <w:p>
             <w:pPr>
-              <w:pStyle w:val="TableText"/>
+              <w:pStyle w:val="25"/>
               <w:spacing w:before="59" w:line="220" w:lineRule="auto"/>
-              <w:ind w:left="0" w:right="0" w:firstLine="0" w:leftChars="0" w:rightChars="0" w:firstLineChars="0"/>
+              <w:ind w:left="0" w:leftChars="0" w:right="0" w:rightChars="0" w:firstLine="0" w:firstLineChars="0"/>
               <w:jc w:val="center"/>
               <w:rPr>
                 <w:rFonts w:hint="default"/>
@@ -1970,9 +2029,9 @@
           </w:tcPr>
           <w:p>
             <w:pPr>
-              <w:pStyle w:val="TableText"/>
+              <w:pStyle w:val="25"/>
               <w:spacing w:before="59" w:line="220" w:lineRule="auto"/>
-              <w:ind w:left="0" w:right="0" w:firstLine="0" w:leftChars="0" w:rightChars="0" w:firstLineChars="0"/>
+              <w:ind w:left="0" w:leftChars="0" w:right="0" w:rightChars="0" w:firstLine="0" w:firstLineChars="0"/>
               <w:jc w:val="center"/>
               <w:rPr>
                 <w:rFonts w:hint="default"/>
@@ -2001,9 +2060,9 @@
           </w:tcPr>
           <w:p>
             <w:pPr>
-              <w:pStyle w:val="TableText"/>
+              <w:pStyle w:val="25"/>
               <w:spacing w:before="58"/>
-              <w:ind w:left="0" w:right="0" w:firstLine="0" w:leftChars="0" w:rightChars="0" w:firstLineChars="0"/>
+              <w:ind w:left="0" w:leftChars="0" w:right="0" w:rightChars="0" w:firstLine="0" w:firstLineChars="0"/>
               <w:jc w:val="center"/>
               <w:rPr>
                 <w:spacing w:val="-5"/>
@@ -2042,9 +2101,14 @@
       </w:tr>
       <w:tr>
         <w:tblPrEx>
-          <w:tblW w:w="9370" w:type="dxa"/>
-          <w:jc w:val="center"/>
-          <w:tblLayout w:type="fixed"/>
+          <w:tblBorders>
+            <w:top w:val="single" w:color="000000" w:sz="4" w:space="0"/>
+            <w:left w:val="single" w:color="000000" w:sz="4" w:space="0"/>
+            <w:bottom w:val="single" w:color="000000" w:sz="4" w:space="0"/>
+            <w:right w:val="single" w:color="000000" w:sz="4" w:space="0"/>
+            <w:insideH w:val="single" w:color="000000" w:sz="4" w:space="0"/>
+            <w:insideV w:val="single" w:color="000000" w:sz="4" w:space="0"/>
+          </w:tblBorders>
           <w:tblCellMar>
             <w:top w:w="0" w:type="dxa"/>
             <w:left w:w="0" w:type="dxa"/>
@@ -2053,19 +2117,19 @@
           </w:tblCellMar>
         </w:tblPrEx>
         <w:trPr>
-          <w:trHeight w:val="345"/>
+          <w:trHeight w:val="345" w:hRule="atLeast"/>
           <w:jc w:val="center"/>
         </w:trPr>
         <w:tc>
           <w:tcPr>
             <w:tcW w:w="1294" w:type="dxa"/>
             <w:gridSpan w:val="2"/>
-            <w:vMerge/>
-          </w:tcPr>
-          <w:p>
-            <w:pPr>
-              <w:rPr>
-                <w:rFonts w:eastAsia="宋体" w:hint="eastAsia"/>
+            <w:vMerge w:val="continue"/>
+          </w:tcPr>
+          <w:p>
+            <w:pPr>
+              <w:rPr>
+                <w:rFonts w:hint="eastAsia" w:eastAsia="宋体"/>
                 <w:sz w:val="21"/>
                 <w:lang w:val="en-US" w:eastAsia="zh-CN"/>
               </w:rPr>
@@ -2079,7 +2143,7 @@
           </w:tcPr>
           <w:p>
             <w:pPr>
-              <w:pStyle w:val="TableText"/>
+              <w:pStyle w:val="25"/>
               <w:spacing w:before="137"/>
               <w:rPr>
                 <w:rFonts w:hint="default"/>
@@ -2108,7 +2172,7 @@
           </w:tcPr>
           <w:p>
             <w:pPr>
-              <w:pStyle w:val="TableText"/>
+              <w:pStyle w:val="25"/>
               <w:spacing w:before="69" w:line="220" w:lineRule="auto"/>
               <w:rPr>
                 <w:rFonts w:hint="default"/>
@@ -2136,9 +2200,9 @@
           </w:tcPr>
           <w:p>
             <w:pPr>
-              <w:pStyle w:val="TableText"/>
+              <w:pStyle w:val="25"/>
               <w:spacing w:before="59" w:line="220" w:lineRule="auto"/>
-              <w:ind w:left="0" w:right="0" w:firstLine="0" w:leftChars="0" w:rightChars="0" w:firstLineChars="0"/>
+              <w:ind w:left="0" w:leftChars="0" w:right="0" w:rightChars="0" w:firstLine="0" w:firstLineChars="0"/>
               <w:jc w:val="center"/>
               <w:rPr>
                 <w:rFonts w:hint="default"/>
@@ -2167,9 +2231,9 @@
           </w:tcPr>
           <w:p>
             <w:pPr>
-              <w:pStyle w:val="TableText"/>
+              <w:pStyle w:val="25"/>
               <w:spacing w:before="59" w:line="220" w:lineRule="auto"/>
-              <w:ind w:left="0" w:right="0" w:firstLine="0" w:leftChars="0" w:rightChars="0" w:firstLineChars="0"/>
+              <w:ind w:left="0" w:leftChars="0" w:right="0" w:rightChars="0" w:firstLine="0" w:firstLineChars="0"/>
               <w:jc w:val="center"/>
               <w:rPr>
                 <w:rFonts w:hint="default"/>
@@ -2198,9 +2262,9 @@
           </w:tcPr>
           <w:p>
             <w:pPr>
-              <w:pStyle w:val="TableText"/>
+              <w:pStyle w:val="25"/>
               <w:spacing w:before="58"/>
-              <w:ind w:left="0" w:right="0" w:firstLine="0" w:leftChars="0" w:rightChars="0" w:firstLineChars="0"/>
+              <w:ind w:left="0" w:leftChars="0" w:right="0" w:rightChars="0" w:firstLine="0" w:firstLineChars="0"/>
               <w:jc w:val="center"/>
               <w:rPr>
                 <w:spacing w:val="-5"/>
@@ -2239,9 +2303,14 @@
       </w:tr>
       <w:tr>
         <w:tblPrEx>
-          <w:tblW w:w="9370" w:type="dxa"/>
-          <w:jc w:val="center"/>
-          <w:tblLayout w:type="fixed"/>
+          <w:tblBorders>
+            <w:top w:val="single" w:color="000000" w:sz="4" w:space="0"/>
+            <w:left w:val="single" w:color="000000" w:sz="4" w:space="0"/>
+            <w:bottom w:val="single" w:color="000000" w:sz="4" w:space="0"/>
+            <w:right w:val="single" w:color="000000" w:sz="4" w:space="0"/>
+            <w:insideH w:val="single" w:color="000000" w:sz="4" w:space="0"/>
+            <w:insideV w:val="single" w:color="000000" w:sz="4" w:space="0"/>
+          </w:tblBorders>
           <w:tblCellMar>
             <w:top w:w="0" w:type="dxa"/>
             <w:left w:w="0" w:type="dxa"/>
@@ -2250,7 +2319,7 @@
           </w:tblCellMar>
         </w:tblPrEx>
         <w:trPr>
-          <w:trHeight w:val="413"/>
+          <w:trHeight w:val="413" w:hRule="atLeast"/>
           <w:jc w:val="center"/>
         </w:trPr>
         <w:tc>
@@ -2260,7 +2329,7 @@
           </w:tcPr>
           <w:p>
             <w:pPr>
-              <w:pStyle w:val="TableText"/>
+              <w:pStyle w:val="25"/>
               <w:spacing w:before="233" w:line="220" w:lineRule="auto"/>
               <w:ind w:left="468"/>
               <w:rPr>
@@ -2284,7 +2353,7 @@
           </w:tcPr>
           <w:p>
             <w:pPr>
-              <w:pStyle w:val="TableText"/>
+              <w:pStyle w:val="25"/>
               <w:spacing w:before="71" w:line="292" w:lineRule="auto"/>
               <w:ind w:left="599" w:right="145" w:hanging="450"/>
               <w:rPr>
@@ -2316,7 +2385,7 @@
           </w:tcPr>
           <w:p>
             <w:pPr>
-              <w:pStyle w:val="TableText"/>
+              <w:pStyle w:val="25"/>
               <w:spacing w:before="70" w:line="220" w:lineRule="auto"/>
               <w:ind w:left="113"/>
               <w:rPr>
@@ -2330,17 +2399,7 @@
                 <w:sz w:val="18"/>
                 <w:szCs w:val="18"/>
               </w:rPr>
-              <w:t>（按时完成的里程</w:t>
-            </w:r>
-            <w:bookmarkStart w:id="0" w:name="_GoBack"/>
-            <w:bookmarkEnd w:id="0"/>
-            <w:r>
-              <w:rPr>
-                <w:spacing w:val="-2"/>
-                <w:sz w:val="18"/>
-                <w:szCs w:val="18"/>
-              </w:rPr>
-              <w:t>碑/总里程碑数）*100%</w:t>
+              <w:t>（按时完成的里程碑/总里程碑数）*100%</w:t>
             </w:r>
           </w:p>
         </w:tc>
@@ -2350,12 +2409,12 @@
           </w:tcPr>
           <w:p>
             <w:pPr>
-              <w:pStyle w:val="TableText"/>
+              <w:pStyle w:val="25"/>
               <w:spacing w:before="233" w:line="220" w:lineRule="auto"/>
-              <w:ind w:left="0" w:right="0" w:firstLine="0" w:leftChars="0" w:rightChars="0" w:firstLineChars="0"/>
-              <w:jc w:val="center"/>
-              <w:rPr>
-                <w:rFonts w:eastAsia="宋体" w:hint="default"/>
+              <w:ind w:left="0" w:leftChars="0" w:right="0" w:rightChars="0" w:firstLine="0" w:firstLineChars="0"/>
+              <w:jc w:val="center"/>
+              <w:rPr>
+                <w:rFonts w:hint="default" w:eastAsia="宋体"/>
                 <w:sz w:val="18"/>
                 <w:szCs w:val="18"/>
                 <w:lang w:val="en-US" w:eastAsia="zh-CN"/>
@@ -2378,9 +2437,9 @@
           </w:tcPr>
           <w:p>
             <w:pPr>
-              <w:pStyle w:val="TableText"/>
+              <w:pStyle w:val="25"/>
               <w:spacing w:before="234" w:line="220" w:lineRule="auto"/>
-              <w:ind w:left="0" w:right="0" w:firstLine="0" w:leftChars="0" w:rightChars="0" w:firstLineChars="0"/>
+              <w:ind w:left="0" w:leftChars="0" w:right="0" w:rightChars="0" w:firstLine="0" w:firstLineChars="0"/>
               <w:jc w:val="center"/>
               <w:rPr>
                 <w:sz w:val="18"/>
@@ -2403,9 +2462,9 @@
           </w:tcPr>
           <w:p>
             <w:pPr>
-              <w:pStyle w:val="TableText"/>
+              <w:pStyle w:val="25"/>
               <w:spacing w:before="259" w:line="238" w:lineRule="auto"/>
-              <w:ind w:left="0" w:right="0" w:firstLine="0" w:leftChars="0" w:rightChars="0" w:firstLineChars="0"/>
+              <w:ind w:left="0" w:leftChars="0" w:right="0" w:rightChars="0" w:firstLine="0" w:firstLineChars="0"/>
               <w:jc w:val="center"/>
               <w:rPr>
                 <w:sz w:val="18"/>
@@ -2425,9 +2484,14 @@
       </w:tr>
       <w:tr>
         <w:tblPrEx>
-          <w:tblW w:w="9370" w:type="dxa"/>
-          <w:jc w:val="center"/>
-          <w:tblLayout w:type="fixed"/>
+          <w:tblBorders>
+            <w:top w:val="single" w:color="000000" w:sz="4" w:space="0"/>
+            <w:left w:val="single" w:color="000000" w:sz="4" w:space="0"/>
+            <w:bottom w:val="single" w:color="000000" w:sz="4" w:space="0"/>
+            <w:right w:val="single" w:color="000000" w:sz="4" w:space="0"/>
+            <w:insideH w:val="single" w:color="000000" w:sz="4" w:space="0"/>
+            <w:insideV w:val="single" w:color="000000" w:sz="4" w:space="0"/>
+          </w:tblBorders>
           <w:tblCellMar>
             <w:top w:w="0" w:type="dxa"/>
             <w:left w:w="0" w:type="dxa"/>
@@ -2436,7 +2500,7 @@
           </w:tblCellMar>
         </w:tblPrEx>
         <w:trPr>
-          <w:trHeight w:val="425"/>
+          <w:trHeight w:val="425" w:hRule="atLeast"/>
           <w:jc w:val="center"/>
         </w:trPr>
         <w:tc>
@@ -2454,7 +2518,7 @@
             </w:pPr>
             <w:r>
               <w:rPr>
-                <w:rFonts w:eastAsia="宋体" w:hint="eastAsia"/>
+                <w:rFonts w:hint="eastAsia" w:eastAsia="宋体"/>
                 <w:sz w:val="21"/>
                 <w:lang w:val="en-US" w:eastAsia="zh-CN"/>
               </w:rPr>
@@ -2469,15 +2533,15 @@
           <w:p>
             <w:pPr>
               <w:rPr>
-                <w:rFonts w:ascii="宋体" w:eastAsia="宋体" w:hAnsi="宋体" w:cs="宋体" w:hint="eastAsia"/>
-                <w:sz w:val="18"/>
-                <w:szCs w:val="18"/>
-                <w:lang w:val="en-US" w:eastAsia="zh-CN"/>
-              </w:rPr>
-            </w:pPr>
-            <w:r>
-              <w:rPr>
-                <w:rFonts w:ascii="宋体" w:eastAsia="宋体" w:hAnsi="宋体" w:cs="宋体" w:hint="eastAsia"/>
+                <w:rFonts w:hint="eastAsia" w:ascii="宋体" w:hAnsi="宋体" w:eastAsia="宋体" w:cs="宋体"/>
+                <w:sz w:val="18"/>
+                <w:szCs w:val="18"/>
+                <w:lang w:val="en-US" w:eastAsia="zh-CN"/>
+              </w:rPr>
+            </w:pPr>
+            <w:r>
+              <w:rPr>
+                <w:rFonts w:hint="eastAsia" w:ascii="宋体" w:hAnsi="宋体" w:eastAsia="宋体" w:cs="宋体"/>
                 <w:sz w:val="18"/>
                 <w:szCs w:val="18"/>
                 <w:lang w:val="en-US" w:eastAsia="zh-CN"/>
@@ -2492,11 +2556,11 @@
           </w:tcPr>
           <w:p>
             <w:pPr>
-              <w:pStyle w:val="TableText"/>
+              <w:pStyle w:val="25"/>
               <w:spacing w:before="137"/>
               <w:jc w:val="both"/>
               <w:rPr>
-                <w:rFonts w:eastAsia="宋体" w:hint="eastAsia"/>
+                <w:rFonts w:hint="eastAsia" w:eastAsia="宋体"/>
                 <w:spacing w:val="-2"/>
                 <w:sz w:val="18"/>
                 <w:szCs w:val="18"/>
@@ -2521,11 +2585,11 @@
           </w:tcPr>
           <w:p>
             <w:pPr>
-              <w:pStyle w:val="TableText"/>
+              <w:pStyle w:val="25"/>
               <w:spacing w:before="137" w:line="224" w:lineRule="auto"/>
               <w:ind w:left="1263"/>
               <w:rPr>
-                <w:rFonts w:eastAsia="宋体" w:hint="default"/>
+                <w:rFonts w:hint="default" w:eastAsia="宋体"/>
                 <w:spacing w:val="-2"/>
                 <w:sz w:val="18"/>
                 <w:szCs w:val="18"/>
@@ -2550,12 +2614,12 @@
           </w:tcPr>
           <w:p>
             <w:pPr>
-              <w:pStyle w:val="TableText"/>
+              <w:pStyle w:val="25"/>
               <w:spacing w:before="233" w:line="220" w:lineRule="auto"/>
-              <w:ind w:left="0" w:right="0" w:firstLine="0" w:leftChars="0" w:rightChars="0" w:firstLineChars="0"/>
-              <w:jc w:val="center"/>
-              <w:rPr>
-                <w:rFonts w:eastAsia="宋体" w:hint="default"/>
+              <w:ind w:left="0" w:leftChars="0" w:right="0" w:rightChars="0" w:firstLine="0" w:firstLineChars="0"/>
+              <w:jc w:val="center"/>
+              <w:rPr>
+                <w:rFonts w:hint="default" w:eastAsia="宋体"/>
                 <w:spacing w:val="-3"/>
                 <w:sz w:val="18"/>
                 <w:szCs w:val="18"/>
@@ -2580,12 +2644,12 @@
           </w:tcPr>
           <w:p>
             <w:pPr>
-              <w:pStyle w:val="TableText"/>
+              <w:pStyle w:val="25"/>
               <w:spacing w:before="234" w:line="220" w:lineRule="auto"/>
-              <w:ind w:left="0" w:right="0" w:firstLine="0" w:leftChars="0" w:rightChars="0" w:firstLineChars="0"/>
-              <w:jc w:val="center"/>
-              <w:rPr>
-                <w:rFonts w:eastAsia="宋体" w:hint="default"/>
+              <w:ind w:left="0" w:leftChars="0" w:right="0" w:rightChars="0" w:firstLine="0" w:firstLineChars="0"/>
+              <w:jc w:val="center"/>
+              <w:rPr>
+                <w:rFonts w:hint="default" w:eastAsia="宋体"/>
                 <w:spacing w:val="-2"/>
                 <w:sz w:val="18"/>
                 <w:szCs w:val="18"/>
@@ -2610,9 +2674,9 @@
           </w:tcPr>
           <w:p>
             <w:pPr>
-              <w:pStyle w:val="TableText"/>
+              <w:pStyle w:val="25"/>
               <w:spacing w:before="259" w:line="238" w:lineRule="auto"/>
-              <w:ind w:left="0" w:right="0" w:firstLine="0" w:leftChars="0" w:rightChars="0" w:firstLineChars="0"/>
+              <w:ind w:left="0" w:leftChars="0" w:right="0" w:rightChars="0" w:firstLine="0" w:firstLineChars="0"/>
               <w:jc w:val="center"/>
               <w:rPr>
                 <w:spacing w:val="-5"/>
@@ -2635,9 +2699,14 @@
       </w:tr>
       <w:tr>
         <w:tblPrEx>
-          <w:tblW w:w="9370" w:type="dxa"/>
-          <w:jc w:val="center"/>
-          <w:tblLayout w:type="fixed"/>
+          <w:tblBorders>
+            <w:top w:val="single" w:color="000000" w:sz="4" w:space="0"/>
+            <w:left w:val="single" w:color="000000" w:sz="4" w:space="0"/>
+            <w:bottom w:val="single" w:color="000000" w:sz="4" w:space="0"/>
+            <w:right w:val="single" w:color="000000" w:sz="4" w:space="0"/>
+            <w:insideH w:val="single" w:color="000000" w:sz="4" w:space="0"/>
+            <w:insideV w:val="single" w:color="000000" w:sz="4" w:space="0"/>
+          </w:tblBorders>
           <w:tblCellMar>
             <w:top w:w="0" w:type="dxa"/>
             <w:left w:w="0" w:type="dxa"/>
@@ -2646,18 +2715,18 @@
           </w:tblCellMar>
         </w:tblPrEx>
         <w:trPr>
-          <w:trHeight w:val="402"/>
+          <w:trHeight w:val="402" w:hRule="atLeast"/>
           <w:jc w:val="center"/>
         </w:trPr>
         <w:tc>
           <w:tcPr>
             <w:tcW w:w="624" w:type="dxa"/>
-            <w:vMerge/>
+            <w:vMerge w:val="continue"/>
             <w:vAlign w:val="center"/>
           </w:tcPr>
           <w:p>
             <w:pPr>
-              <w:pStyle w:val="TableText"/>
+              <w:pStyle w:val="25"/>
               <w:spacing w:before="58" w:line="221" w:lineRule="auto"/>
               <w:ind w:left="475"/>
               <w:rPr>
@@ -2675,15 +2744,15 @@
           <w:p>
             <w:pPr>
               <w:rPr>
-                <w:rFonts w:ascii="宋体" w:eastAsia="宋体" w:hAnsi="宋体" w:cs="宋体" w:hint="eastAsia"/>
-                <w:sz w:val="18"/>
-                <w:szCs w:val="18"/>
-                <w:lang w:val="en-US" w:eastAsia="zh-CN"/>
-              </w:rPr>
-            </w:pPr>
-            <w:r>
-              <w:rPr>
-                <w:rFonts w:ascii="宋体" w:eastAsia="宋体" w:hAnsi="宋体" w:cs="宋体" w:hint="eastAsia"/>
+                <w:rFonts w:hint="eastAsia" w:ascii="宋体" w:hAnsi="宋体" w:eastAsia="宋体" w:cs="宋体"/>
+                <w:sz w:val="18"/>
+                <w:szCs w:val="18"/>
+                <w:lang w:val="en-US" w:eastAsia="zh-CN"/>
+              </w:rPr>
+            </w:pPr>
+            <w:r>
+              <w:rPr>
+                <w:rFonts w:hint="eastAsia" w:ascii="宋体" w:hAnsi="宋体" w:eastAsia="宋体" w:cs="宋体"/>
                 <w:sz w:val="18"/>
                 <w:szCs w:val="18"/>
                 <w:lang w:val="en-US" w:eastAsia="zh-CN"/>
@@ -2698,7 +2767,7 @@
           </w:tcPr>
           <w:p>
             <w:pPr>
-              <w:pStyle w:val="TableText"/>
+              <w:pStyle w:val="25"/>
               <w:spacing w:before="72" w:line="292" w:lineRule="auto"/>
               <w:ind w:left="598" w:right="145" w:hanging="449"/>
               <w:rPr>
@@ -2722,7 +2791,7 @@
           </w:tcPr>
           <w:p>
             <w:pPr>
-              <w:pStyle w:val="TableText"/>
+              <w:pStyle w:val="25"/>
               <w:spacing w:before="71" w:line="220" w:lineRule="auto"/>
               <w:ind w:left="113"/>
               <w:rPr>
@@ -2746,9 +2815,9 @@
           </w:tcPr>
           <w:p>
             <w:pPr>
-              <w:pStyle w:val="TableText"/>
+              <w:pStyle w:val="25"/>
               <w:spacing w:before="234" w:line="220" w:lineRule="auto"/>
-              <w:ind w:left="0" w:right="0" w:firstLine="0" w:leftChars="0" w:rightChars="0" w:firstLineChars="0"/>
+              <w:ind w:left="0" w:leftChars="0" w:right="0" w:rightChars="0" w:firstLine="0" w:firstLineChars="0"/>
               <w:jc w:val="center"/>
               <w:rPr>
                 <w:sz w:val="18"/>
@@ -2771,9 +2840,9 @@
           </w:tcPr>
           <w:p>
             <w:pPr>
-              <w:pStyle w:val="TableText"/>
+              <w:pStyle w:val="25"/>
               <w:spacing w:before="234" w:line="220" w:lineRule="auto"/>
-              <w:ind w:left="0" w:right="0" w:firstLine="0" w:leftChars="0" w:rightChars="0" w:firstLineChars="0"/>
+              <w:ind w:left="0" w:leftChars="0" w:right="0" w:rightChars="0" w:firstLine="0" w:firstLineChars="0"/>
               <w:jc w:val="center"/>
               <w:rPr>
                 <w:sz w:val="18"/>
@@ -2796,9 +2865,9 @@
           </w:tcPr>
           <w:p>
             <w:pPr>
-              <w:pStyle w:val="TableText"/>
+              <w:pStyle w:val="25"/>
               <w:spacing w:before="260" w:line="238" w:lineRule="auto"/>
-              <w:ind w:left="0" w:right="0" w:firstLine="0" w:leftChars="0" w:rightChars="0" w:firstLineChars="0"/>
+              <w:ind w:left="0" w:leftChars="0" w:right="0" w:rightChars="0" w:firstLine="0" w:firstLineChars="0"/>
               <w:jc w:val="center"/>
               <w:rPr>
                 <w:sz w:val="18"/>
@@ -2818,9 +2887,14 @@
       </w:tr>
       <w:tr>
         <w:tblPrEx>
-          <w:tblW w:w="9370" w:type="dxa"/>
-          <w:jc w:val="center"/>
-          <w:tblLayout w:type="fixed"/>
+          <w:tblBorders>
+            <w:top w:val="single" w:color="000000" w:sz="4" w:space="0"/>
+            <w:left w:val="single" w:color="000000" w:sz="4" w:space="0"/>
+            <w:bottom w:val="single" w:color="000000" w:sz="4" w:space="0"/>
+            <w:right w:val="single" w:color="000000" w:sz="4" w:space="0"/>
+            <w:insideH w:val="single" w:color="000000" w:sz="4" w:space="0"/>
+            <w:insideV w:val="single" w:color="000000" w:sz="4" w:space="0"/>
+          </w:tblBorders>
           <w:tblCellMar>
             <w:top w:w="0" w:type="dxa"/>
             <w:left w:w="0" w:type="dxa"/>
@@ -2829,13 +2903,13 @@
           </w:tblCellMar>
         </w:tblPrEx>
         <w:trPr>
-          <w:trHeight w:val="651"/>
+          <w:trHeight w:val="651" w:hRule="atLeast"/>
           <w:jc w:val="center"/>
         </w:trPr>
         <w:tc>
           <w:tcPr>
             <w:tcW w:w="624" w:type="dxa"/>
-            <w:vMerge/>
+            <w:vMerge w:val="continue"/>
             <w:vAlign w:val="center"/>
           </w:tcPr>
           <w:p>
@@ -2850,12 +2924,12 @@
         <w:tc>
           <w:tcPr>
             <w:tcW w:w="670" w:type="dxa"/>
-            <w:vMerge/>
-          </w:tcPr>
-          <w:p>
-            <w:pPr>
-              <w:rPr>
-                <w:rFonts w:ascii="宋体" w:eastAsia="宋体" w:hAnsi="宋体" w:cs="宋体" w:hint="eastAsia"/>
+            <w:vMerge w:val="continue"/>
+          </w:tcPr>
+          <w:p>
+            <w:pPr>
+              <w:rPr>
+                <w:rFonts w:hint="eastAsia" w:ascii="宋体" w:hAnsi="宋体" w:eastAsia="宋体" w:cs="宋体"/>
                 <w:sz w:val="18"/>
                 <w:szCs w:val="18"/>
                 <w:lang w:val="en-US" w:eastAsia="zh-CN"/>
@@ -2869,7 +2943,7 @@
           </w:tcPr>
           <w:p>
             <w:pPr>
-              <w:pStyle w:val="TableText"/>
+              <w:pStyle w:val="25"/>
               <w:spacing w:before="234" w:line="220" w:lineRule="auto"/>
               <w:rPr>
                 <w:sz w:val="18"/>
@@ -2892,7 +2966,7 @@
           </w:tcPr>
           <w:p>
             <w:pPr>
-              <w:pStyle w:val="TableText"/>
+              <w:pStyle w:val="25"/>
               <w:spacing w:before="71" w:line="220" w:lineRule="auto"/>
               <w:ind w:left="189"/>
               <w:rPr>
@@ -2924,9 +2998,9 @@
           </w:tcPr>
           <w:p>
             <w:pPr>
-              <w:pStyle w:val="TableText"/>
+              <w:pStyle w:val="25"/>
               <w:spacing w:before="234" w:line="220" w:lineRule="auto"/>
-              <w:ind w:left="0" w:right="0" w:firstLine="0" w:leftChars="0" w:rightChars="0" w:firstLineChars="0"/>
+              <w:ind w:left="0" w:leftChars="0" w:right="0" w:rightChars="0" w:firstLine="0" w:firstLineChars="0"/>
               <w:jc w:val="center"/>
               <w:rPr>
                 <w:sz w:val="18"/>
@@ -2949,9 +3023,9 @@
           </w:tcPr>
           <w:p>
             <w:pPr>
-              <w:pStyle w:val="TableText"/>
+              <w:pStyle w:val="25"/>
               <w:spacing w:before="234" w:line="220" w:lineRule="auto"/>
-              <w:ind w:left="0" w:right="0" w:firstLine="0" w:leftChars="0" w:rightChars="0" w:firstLineChars="0"/>
+              <w:ind w:left="0" w:leftChars="0" w:right="0" w:rightChars="0" w:firstLine="0" w:firstLineChars="0"/>
               <w:jc w:val="center"/>
               <w:rPr>
                 <w:sz w:val="18"/>
@@ -2974,9 +3048,9 @@
           </w:tcPr>
           <w:p>
             <w:pPr>
-              <w:pStyle w:val="TableText"/>
+              <w:pStyle w:val="25"/>
               <w:spacing w:before="260" w:line="238" w:lineRule="auto"/>
-              <w:ind w:left="0" w:right="0" w:firstLine="0" w:leftChars="0" w:rightChars="0" w:firstLineChars="0"/>
+              <w:ind w:left="0" w:leftChars="0" w:right="0" w:rightChars="0" w:firstLine="0" w:firstLineChars="0"/>
               <w:jc w:val="center"/>
               <w:rPr>
                 <w:sz w:val="18"/>
@@ -2996,9 +3070,14 @@
       </w:tr>
       <w:tr>
         <w:tblPrEx>
-          <w:tblW w:w="9370" w:type="dxa"/>
-          <w:jc w:val="center"/>
-          <w:tblLayout w:type="fixed"/>
+          <w:tblBorders>
+            <w:top w:val="single" w:color="000000" w:sz="4" w:space="0"/>
+            <w:left w:val="single" w:color="000000" w:sz="4" w:space="0"/>
+            <w:bottom w:val="single" w:color="000000" w:sz="4" w:space="0"/>
+            <w:right w:val="single" w:color="000000" w:sz="4" w:space="0"/>
+            <w:insideH w:val="single" w:color="000000" w:sz="4" w:space="0"/>
+            <w:insideV w:val="single" w:color="000000" w:sz="4" w:space="0"/>
+          </w:tblBorders>
           <w:tblCellMar>
             <w:top w:w="0" w:type="dxa"/>
             <w:left w:w="0" w:type="dxa"/>
@@ -3007,13 +3086,13 @@
           </w:tblCellMar>
         </w:tblPrEx>
         <w:trPr>
-          <w:trHeight w:val="480"/>
+          <w:trHeight w:val="480" w:hRule="atLeast"/>
           <w:jc w:val="center"/>
         </w:trPr>
         <w:tc>
           <w:tcPr>
             <w:tcW w:w="624" w:type="dxa"/>
-            <w:vMerge/>
+            <w:vMerge w:val="continue"/>
             <w:vAlign w:val="center"/>
           </w:tcPr>
           <w:p>
@@ -3032,15 +3111,15 @@
           <w:p>
             <w:pPr>
               <w:rPr>
-                <w:rFonts w:ascii="宋体" w:eastAsia="宋体" w:hAnsi="宋体" w:cs="宋体" w:hint="eastAsia"/>
-                <w:sz w:val="18"/>
-                <w:szCs w:val="18"/>
-                <w:lang w:val="en-US" w:eastAsia="zh-CN"/>
-              </w:rPr>
-            </w:pPr>
-            <w:r>
-              <w:rPr>
-                <w:rFonts w:ascii="宋体" w:eastAsia="宋体" w:hAnsi="宋体" w:cs="宋体" w:hint="eastAsia"/>
+                <w:rFonts w:hint="eastAsia" w:ascii="宋体" w:hAnsi="宋体" w:eastAsia="宋体" w:cs="宋体"/>
+                <w:sz w:val="18"/>
+                <w:szCs w:val="18"/>
+                <w:lang w:val="en-US" w:eastAsia="zh-CN"/>
+              </w:rPr>
+            </w:pPr>
+            <w:r>
+              <w:rPr>
+                <w:rFonts w:hint="eastAsia" w:ascii="宋体" w:hAnsi="宋体" w:eastAsia="宋体" w:cs="宋体"/>
                 <w:sz w:val="18"/>
                 <w:szCs w:val="18"/>
                 <w:lang w:val="en-US" w:eastAsia="zh-CN"/>
@@ -3055,7 +3134,7 @@
           </w:tcPr>
           <w:p>
             <w:pPr>
-              <w:pStyle w:val="TableText"/>
+              <w:pStyle w:val="25"/>
               <w:spacing w:before="149" w:line="220" w:lineRule="auto"/>
               <w:rPr>
                 <w:sz w:val="18"/>
@@ -3078,7 +3157,7 @@
           </w:tcPr>
           <w:p>
             <w:pPr>
-              <w:pStyle w:val="TableText"/>
+              <w:pStyle w:val="25"/>
               <w:spacing w:before="149" w:line="220" w:lineRule="auto"/>
               <w:ind w:left="413"/>
               <w:rPr>
@@ -3102,9 +3181,9 @@
           </w:tcPr>
           <w:p>
             <w:pPr>
-              <w:pStyle w:val="TableText"/>
+              <w:pStyle w:val="25"/>
               <w:spacing w:before="149" w:line="220" w:lineRule="auto"/>
-              <w:ind w:left="0" w:right="0" w:firstLine="0" w:leftChars="0" w:rightChars="0" w:firstLineChars="0"/>
+              <w:ind w:left="0" w:leftChars="0" w:right="0" w:rightChars="0" w:firstLine="0" w:firstLineChars="0"/>
               <w:jc w:val="center"/>
               <w:rPr>
                 <w:sz w:val="18"/>
@@ -3127,9 +3206,9 @@
           </w:tcPr>
           <w:p>
             <w:pPr>
-              <w:pStyle w:val="TableText"/>
+              <w:pStyle w:val="25"/>
               <w:spacing w:before="149" w:line="220" w:lineRule="auto"/>
-              <w:ind w:left="0" w:right="0" w:firstLine="0" w:leftChars="0" w:rightChars="0" w:firstLineChars="0"/>
+              <w:ind w:left="0" w:leftChars="0" w:right="0" w:rightChars="0" w:firstLine="0" w:firstLineChars="0"/>
               <w:jc w:val="center"/>
               <w:rPr>
                 <w:sz w:val="18"/>
@@ -3152,9 +3231,9 @@
           </w:tcPr>
           <w:p>
             <w:pPr>
-              <w:pStyle w:val="TableText"/>
+              <w:pStyle w:val="25"/>
               <w:spacing w:before="149" w:line="220" w:lineRule="auto"/>
-              <w:ind w:left="0" w:right="0" w:firstLine="0" w:leftChars="0" w:rightChars="0" w:firstLineChars="0"/>
+              <w:ind w:left="0" w:leftChars="0" w:right="0" w:rightChars="0" w:firstLine="0" w:firstLineChars="0"/>
               <w:jc w:val="center"/>
               <w:rPr>
                 <w:sz w:val="18"/>
@@ -3174,9 +3253,14 @@
       </w:tr>
       <w:tr>
         <w:tblPrEx>
-          <w:tblW w:w="9370" w:type="dxa"/>
-          <w:jc w:val="center"/>
-          <w:tblLayout w:type="fixed"/>
+          <w:tblBorders>
+            <w:top w:val="single" w:color="000000" w:sz="4" w:space="0"/>
+            <w:left w:val="single" w:color="000000" w:sz="4" w:space="0"/>
+            <w:bottom w:val="single" w:color="000000" w:sz="4" w:space="0"/>
+            <w:right w:val="single" w:color="000000" w:sz="4" w:space="0"/>
+            <w:insideH w:val="single" w:color="000000" w:sz="4" w:space="0"/>
+            <w:insideV w:val="single" w:color="000000" w:sz="4" w:space="0"/>
+          </w:tblBorders>
           <w:tblCellMar>
             <w:top w:w="0" w:type="dxa"/>
             <w:left w:w="0" w:type="dxa"/>
@@ -3185,13 +3269,13 @@
           </w:tblCellMar>
         </w:tblPrEx>
         <w:trPr>
-          <w:trHeight w:val="651"/>
+          <w:trHeight w:val="651" w:hRule="atLeast"/>
           <w:jc w:val="center"/>
         </w:trPr>
         <w:tc>
           <w:tcPr>
             <w:tcW w:w="624" w:type="dxa"/>
-            <w:vMerge/>
+            <w:vMerge w:val="continue"/>
             <w:vAlign w:val="center"/>
           </w:tcPr>
           <w:p>
@@ -3210,15 +3294,15 @@
           <w:p>
             <w:pPr>
               <w:rPr>
-                <w:rFonts w:ascii="宋体" w:eastAsia="宋体" w:hAnsi="宋体" w:cs="宋体" w:hint="eastAsia"/>
-                <w:sz w:val="18"/>
-                <w:szCs w:val="18"/>
-                <w:lang w:val="en-US" w:eastAsia="zh-CN"/>
-              </w:rPr>
-            </w:pPr>
-            <w:r>
-              <w:rPr>
-                <w:rFonts w:ascii="宋体" w:eastAsia="宋体" w:hAnsi="宋体" w:cs="宋体" w:hint="eastAsia"/>
+                <w:rFonts w:hint="eastAsia" w:ascii="宋体" w:hAnsi="宋体" w:eastAsia="宋体" w:cs="宋体"/>
+                <w:sz w:val="18"/>
+                <w:szCs w:val="18"/>
+                <w:lang w:val="en-US" w:eastAsia="zh-CN"/>
+              </w:rPr>
+            </w:pPr>
+            <w:r>
+              <w:rPr>
+                <w:rFonts w:hint="eastAsia" w:ascii="宋体" w:hAnsi="宋体" w:eastAsia="宋体" w:cs="宋体"/>
                 <w:sz w:val="18"/>
                 <w:szCs w:val="18"/>
                 <w:lang w:val="en-US" w:eastAsia="zh-CN"/>
@@ -3233,7 +3317,7 @@
           </w:tcPr>
           <w:p>
             <w:pPr>
-              <w:pStyle w:val="TableText"/>
+              <w:pStyle w:val="25"/>
               <w:spacing w:before="73" w:line="291" w:lineRule="auto"/>
               <w:ind w:right="145"/>
               <w:rPr>
@@ -3265,7 +3349,7 @@
           </w:tcPr>
           <w:p>
             <w:pPr>
-              <w:pStyle w:val="TableText"/>
+              <w:pStyle w:val="25"/>
               <w:spacing w:before="72" w:line="220" w:lineRule="auto"/>
               <w:ind w:left="100"/>
               <w:rPr>
@@ -3297,9 +3381,9 @@
           </w:tcPr>
           <w:p>
             <w:pPr>
-              <w:pStyle w:val="TableText"/>
+              <w:pStyle w:val="25"/>
               <w:spacing w:before="235" w:line="220" w:lineRule="auto"/>
-              <w:ind w:left="0" w:right="0" w:firstLine="0" w:leftChars="0" w:rightChars="0" w:firstLineChars="0"/>
+              <w:ind w:left="0" w:leftChars="0" w:right="0" w:rightChars="0" w:firstLine="0" w:firstLineChars="0"/>
               <w:jc w:val="center"/>
               <w:rPr>
                 <w:sz w:val="18"/>
@@ -3322,9 +3406,9 @@
           </w:tcPr>
           <w:p>
             <w:pPr>
-              <w:pStyle w:val="TableText"/>
+              <w:pStyle w:val="25"/>
               <w:spacing w:before="235" w:line="220" w:lineRule="auto"/>
-              <w:ind w:left="0" w:right="0" w:firstLine="0" w:leftChars="0" w:rightChars="0" w:firstLineChars="0"/>
+              <w:ind w:left="0" w:leftChars="0" w:right="0" w:rightChars="0" w:firstLine="0" w:firstLineChars="0"/>
               <w:jc w:val="center"/>
               <w:rPr>
                 <w:sz w:val="18"/>
@@ -3347,9 +3431,9 @@
           </w:tcPr>
           <w:p>
             <w:pPr>
-              <w:pStyle w:val="TableText"/>
+              <w:pStyle w:val="25"/>
               <w:spacing w:before="261" w:line="238" w:lineRule="auto"/>
-              <w:ind w:left="0" w:right="0" w:firstLine="0" w:leftChars="0" w:rightChars="0" w:firstLineChars="0"/>
+              <w:ind w:left="0" w:leftChars="0" w:right="0" w:rightChars="0" w:firstLine="0" w:firstLineChars="0"/>
               <w:jc w:val="center"/>
               <w:rPr>
                 <w:sz w:val="18"/>
@@ -3369,9 +3453,14 @@
       </w:tr>
       <w:tr>
         <w:tblPrEx>
-          <w:tblW w:w="9370" w:type="dxa"/>
-          <w:jc w:val="center"/>
-          <w:tblLayout w:type="fixed"/>
+          <w:tblBorders>
+            <w:top w:val="single" w:color="000000" w:sz="4" w:space="0"/>
+            <w:left w:val="single" w:color="000000" w:sz="4" w:space="0"/>
+            <w:bottom w:val="single" w:color="000000" w:sz="4" w:space="0"/>
+            <w:right w:val="single" w:color="000000" w:sz="4" w:space="0"/>
+            <w:insideH w:val="single" w:color="000000" w:sz="4" w:space="0"/>
+            <w:insideV w:val="single" w:color="000000" w:sz="4" w:space="0"/>
+          </w:tblBorders>
           <w:tblCellMar>
             <w:top w:w="0" w:type="dxa"/>
             <w:left w:w="0" w:type="dxa"/>
@@ -3380,13 +3469,13 @@
           </w:tblCellMar>
         </w:tblPrEx>
         <w:trPr>
-          <w:trHeight w:val="651"/>
+          <w:trHeight w:val="651" w:hRule="atLeast"/>
           <w:jc w:val="center"/>
         </w:trPr>
         <w:tc>
           <w:tcPr>
             <w:tcW w:w="624" w:type="dxa"/>
-            <w:vMerge/>
+            <w:vMerge w:val="continue"/>
             <w:vAlign w:val="center"/>
           </w:tcPr>
           <w:p>
@@ -3405,15 +3494,15 @@
           <w:p>
             <w:pPr>
               <w:rPr>
-                <w:rFonts w:ascii="宋体" w:eastAsia="宋体" w:hAnsi="宋体" w:cs="宋体" w:hint="eastAsia"/>
-                <w:sz w:val="18"/>
-                <w:szCs w:val="18"/>
-                <w:lang w:val="en-US" w:eastAsia="zh-CN"/>
-              </w:rPr>
-            </w:pPr>
-            <w:r>
-              <w:rPr>
-                <w:rFonts w:ascii="宋体" w:eastAsia="宋体" w:hAnsi="宋体" w:cs="宋体" w:hint="eastAsia"/>
+                <w:rFonts w:hint="eastAsia" w:ascii="宋体" w:hAnsi="宋体" w:eastAsia="宋体" w:cs="宋体"/>
+                <w:sz w:val="18"/>
+                <w:szCs w:val="18"/>
+                <w:lang w:val="en-US" w:eastAsia="zh-CN"/>
+              </w:rPr>
+            </w:pPr>
+            <w:r>
+              <w:rPr>
+                <w:rFonts w:hint="eastAsia" w:ascii="宋体" w:hAnsi="宋体" w:eastAsia="宋体" w:cs="宋体"/>
                 <w:sz w:val="18"/>
                 <w:szCs w:val="18"/>
                 <w:lang w:val="en-US" w:eastAsia="zh-CN"/>
@@ -3430,11 +3519,11 @@
           </w:tcPr>
           <w:p>
             <w:pPr>
-              <w:pStyle w:val="TableParagraph"/>
+              <w:pStyle w:val="26"/>
               <w:spacing w:before="1"/>
               <w:ind w:left="24" w:leftChars="0"/>
               <w:rPr>
-                <w:rFonts w:ascii="宋体" w:eastAsia="Arial" w:hAnsi="宋体" w:cs="宋体" w:hint="default"/>
+                <w:rFonts w:hint="default" w:ascii="宋体" w:hAnsi="宋体" w:eastAsia="Arial" w:cs="宋体"/>
                 <w:snapToGrid w:val="0"/>
                 <w:color w:val="000000"/>
                 <w:w w:val="105"/>
@@ -3446,7 +3535,7 @@
             </w:pPr>
             <w:r>
               <w:rPr>
-                <w:rFonts w:eastAsia="Arial" w:cs="宋体" w:hint="eastAsia"/>
+                <w:rFonts w:hint="eastAsia" w:eastAsia="Arial" w:cs="宋体"/>
                 <w:snapToGrid w:val="0"/>
                 <w:color w:val="000000"/>
                 <w:w w:val="105"/>
@@ -3467,11 +3556,11 @@
           </w:tcPr>
           <w:p>
             <w:pPr>
-              <w:pStyle w:val="TableParagraph"/>
+              <w:pStyle w:val="26"/>
               <w:spacing w:before="1"/>
               <w:ind w:left="24" w:leftChars="0"/>
               <w:rPr>
-                <w:rFonts w:ascii="宋体" w:eastAsia="Arial" w:hAnsi="宋体" w:cs="宋体" w:hint="default"/>
+                <w:rFonts w:hint="default" w:ascii="宋体" w:hAnsi="宋体" w:eastAsia="Arial" w:cs="宋体"/>
                 <w:snapToGrid w:val="0"/>
                 <w:color w:val="000000"/>
                 <w:w w:val="105"/>
@@ -3500,7 +3589,7 @@
           <w:p>
             <w:pPr>
               <w:spacing w:before="235" w:line="220" w:lineRule="auto"/>
-              <w:ind w:left="0" w:right="0" w:firstLine="0" w:leftChars="0" w:rightChars="0" w:firstLineChars="0"/>
+              <w:ind w:left="0" w:leftChars="0" w:right="0" w:rightChars="0" w:firstLine="0" w:firstLineChars="0"/>
               <w:jc w:val="center"/>
               <w:rPr>
                 <w:spacing w:val="-2"/>
@@ -3525,19 +3614,19 @@
           <w:p>
             <w:pPr>
               <w:spacing w:before="235" w:line="220" w:lineRule="auto"/>
-              <w:ind w:left="0" w:right="0" w:firstLine="0" w:leftChars="0" w:rightChars="0" w:firstLineChars="0"/>
-              <w:jc w:val="center"/>
-              <w:rPr>
-                <w:rFonts w:eastAsia="宋体" w:hint="default"/>
-                <w:spacing w:val="-2"/>
-                <w:sz w:val="18"/>
-                <w:szCs w:val="18"/>
-                <w:lang w:val="en-US" w:eastAsia="zh-CN"/>
-              </w:rPr>
-            </w:pPr>
-            <w:r>
-              <w:rPr>
-                <w:rFonts w:eastAsia="宋体" w:hint="eastAsia"/>
+              <w:ind w:left="0" w:leftChars="0" w:right="0" w:rightChars="0" w:firstLine="0" w:firstLineChars="0"/>
+              <w:jc w:val="center"/>
+              <w:rPr>
+                <w:rFonts w:hint="default" w:eastAsia="宋体"/>
+                <w:spacing w:val="-2"/>
+                <w:sz w:val="18"/>
+                <w:szCs w:val="18"/>
+                <w:lang w:val="en-US" w:eastAsia="zh-CN"/>
+              </w:rPr>
+            </w:pPr>
+            <w:r>
+              <w:rPr>
+                <w:rFonts w:hint="eastAsia" w:eastAsia="宋体"/>
                 <w:spacing w:val="-2"/>
                 <w:sz w:val="18"/>
                 <w:szCs w:val="18"/>
@@ -3555,12 +3644,12 @@
           </w:tcPr>
           <w:p>
             <w:pPr>
-              <w:pStyle w:val="TableParagraph"/>
+              <w:pStyle w:val="26"/>
               <w:spacing w:before="1"/>
-              <w:ind w:left="0" w:right="0" w:firstLine="0" w:leftChars="0" w:rightChars="0" w:firstLineChars="0"/>
-              <w:jc w:val="center"/>
-              <w:rPr>
-                <w:rFonts w:ascii="宋体" w:eastAsia="Arial" w:hAnsi="宋体" w:cs="宋体" w:hint="eastAsia"/>
+              <w:ind w:left="0" w:leftChars="0" w:right="0" w:rightChars="0" w:firstLine="0" w:firstLineChars="0"/>
+              <w:jc w:val="center"/>
+              <w:rPr>
+                <w:rFonts w:hint="eastAsia" w:ascii="宋体" w:hAnsi="宋体" w:eastAsia="Arial" w:cs="宋体"/>
                 <w:snapToGrid w:val="0"/>
                 <w:color w:val="000000"/>
                 <w:w w:val="105"/>
@@ -3601,9 +3690,14 @@
       </w:tr>
       <w:tr>
         <w:tblPrEx>
-          <w:tblW w:w="9370" w:type="dxa"/>
-          <w:jc w:val="center"/>
-          <w:tblLayout w:type="fixed"/>
+          <w:tblBorders>
+            <w:top w:val="single" w:color="000000" w:sz="4" w:space="0"/>
+            <w:left w:val="single" w:color="000000" w:sz="4" w:space="0"/>
+            <w:bottom w:val="single" w:color="000000" w:sz="4" w:space="0"/>
+            <w:right w:val="single" w:color="000000" w:sz="4" w:space="0"/>
+            <w:insideH w:val="single" w:color="000000" w:sz="4" w:space="0"/>
+            <w:insideV w:val="single" w:color="000000" w:sz="4" w:space="0"/>
+          </w:tblBorders>
           <w:tblCellMar>
             <w:top w:w="0" w:type="dxa"/>
             <w:left w:w="0" w:type="dxa"/>
@@ -3612,13 +3706,13 @@
           </w:tblCellMar>
         </w:tblPrEx>
         <w:trPr>
-          <w:trHeight w:val="651"/>
+          <w:trHeight w:val="651" w:hRule="atLeast"/>
           <w:jc w:val="center"/>
         </w:trPr>
         <w:tc>
           <w:tcPr>
             <w:tcW w:w="624" w:type="dxa"/>
-            <w:vMerge/>
+            <w:vMerge w:val="continue"/>
             <w:vAlign w:val="center"/>
           </w:tcPr>
           <w:p>
@@ -3637,15 +3731,15 @@
           <w:p>
             <w:pPr>
               <w:rPr>
-                <w:rFonts w:ascii="宋体" w:eastAsia="宋体" w:hAnsi="宋体" w:cs="宋体" w:hint="eastAsia"/>
-                <w:sz w:val="18"/>
-                <w:szCs w:val="18"/>
-                <w:lang w:val="en-US" w:eastAsia="zh-CN"/>
-              </w:rPr>
-            </w:pPr>
-            <w:r>
-              <w:rPr>
-                <w:rFonts w:ascii="宋体" w:eastAsia="宋体" w:hAnsi="宋体" w:cs="宋体" w:hint="eastAsia"/>
+                <w:rFonts w:hint="eastAsia" w:ascii="宋体" w:hAnsi="宋体" w:eastAsia="宋体" w:cs="宋体"/>
+                <w:sz w:val="18"/>
+                <w:szCs w:val="18"/>
+                <w:lang w:val="en-US" w:eastAsia="zh-CN"/>
+              </w:rPr>
+            </w:pPr>
+            <w:r>
+              <w:rPr>
+                <w:rFonts w:hint="eastAsia" w:ascii="宋体" w:hAnsi="宋体" w:eastAsia="宋体" w:cs="宋体"/>
                 <w:sz w:val="18"/>
                 <w:szCs w:val="18"/>
                 <w:lang w:val="en-US" w:eastAsia="zh-CN"/>
@@ -3662,11 +3756,11 @@
           </w:tcPr>
           <w:p>
             <w:pPr>
-              <w:pStyle w:val="TableParagraph"/>
+              <w:pStyle w:val="26"/>
               <w:spacing w:before="1"/>
               <w:ind w:left="24" w:leftChars="0"/>
               <w:rPr>
-                <w:rFonts w:ascii="宋体" w:eastAsia="Arial" w:hAnsi="宋体" w:cs="宋体" w:hint="default"/>
+                <w:rFonts w:hint="default" w:ascii="宋体" w:hAnsi="宋体" w:eastAsia="Arial" w:cs="宋体"/>
                 <w:snapToGrid w:val="0"/>
                 <w:color w:val="000000"/>
                 <w:w w:val="105"/>
@@ -3696,11 +3790,11 @@
           </w:tcPr>
           <w:p>
             <w:pPr>
-              <w:pStyle w:val="TableParagraph"/>
+              <w:pStyle w:val="26"/>
               <w:spacing w:before="1"/>
               <w:ind w:left="24" w:leftChars="0"/>
               <w:rPr>
-                <w:rFonts w:ascii="宋体" w:eastAsia="Arial" w:hAnsi="宋体" w:cs="宋体" w:hint="default"/>
+                <w:rFonts w:hint="default" w:ascii="宋体" w:hAnsi="宋体" w:eastAsia="Arial" w:cs="宋体"/>
                 <w:snapToGrid w:val="0"/>
                 <w:color w:val="000000"/>
                 <w:w w:val="105"/>
@@ -3729,7 +3823,7 @@
           <w:p>
             <w:pPr>
               <w:spacing w:before="235" w:line="220" w:lineRule="auto"/>
-              <w:ind w:left="0" w:right="0" w:firstLine="0" w:leftChars="0" w:rightChars="0" w:firstLineChars="0"/>
+              <w:ind w:left="0" w:leftChars="0" w:right="0" w:rightChars="0" w:firstLine="0" w:firstLineChars="0"/>
               <w:jc w:val="center"/>
               <w:rPr>
                 <w:spacing w:val="-2"/>
@@ -3754,19 +3848,19 @@
           <w:p>
             <w:pPr>
               <w:spacing w:before="235" w:line="220" w:lineRule="auto"/>
-              <w:ind w:left="0" w:right="0" w:firstLine="0" w:leftChars="0" w:rightChars="0" w:firstLineChars="0"/>
-              <w:jc w:val="center"/>
-              <w:rPr>
-                <w:rFonts w:eastAsia="宋体" w:hint="default"/>
-                <w:spacing w:val="-2"/>
-                <w:sz w:val="18"/>
-                <w:szCs w:val="18"/>
-                <w:lang w:val="en-US" w:eastAsia="zh-CN"/>
-              </w:rPr>
-            </w:pPr>
-            <w:r>
-              <w:rPr>
-                <w:rFonts w:eastAsia="宋体" w:hint="eastAsia"/>
+              <w:ind w:left="0" w:leftChars="0" w:right="0" w:rightChars="0" w:firstLine="0" w:firstLineChars="0"/>
+              <w:jc w:val="center"/>
+              <w:rPr>
+                <w:rFonts w:hint="default" w:eastAsia="宋体"/>
+                <w:spacing w:val="-2"/>
+                <w:sz w:val="18"/>
+                <w:szCs w:val="18"/>
+                <w:lang w:val="en-US" w:eastAsia="zh-CN"/>
+              </w:rPr>
+            </w:pPr>
+            <w:r>
+              <w:rPr>
+                <w:rFonts w:hint="eastAsia" w:eastAsia="宋体"/>
                 <w:spacing w:val="-2"/>
                 <w:sz w:val="18"/>
                 <w:szCs w:val="18"/>
@@ -3784,9 +3878,9 @@
           </w:tcPr>
           <w:p>
             <w:pPr>
-              <w:pStyle w:val="TableParagraph"/>
+              <w:pStyle w:val="26"/>
               <w:spacing w:before="1"/>
-              <w:ind w:left="0" w:right="0" w:firstLine="0" w:leftChars="0" w:rightChars="0" w:firstLineChars="0"/>
+              <w:ind w:left="0" w:leftChars="0" w:right="0" w:rightChars="0" w:firstLine="0" w:firstLineChars="0"/>
               <w:jc w:val="center"/>
               <w:rPr>
                 <w:rFonts w:hint="default"/>
@@ -3809,9 +3903,14 @@
       </w:tr>
       <w:tr>
         <w:tblPrEx>
-          <w:tblW w:w="9370" w:type="dxa"/>
-          <w:jc w:val="center"/>
-          <w:tblLayout w:type="fixed"/>
+          <w:tblBorders>
+            <w:top w:val="single" w:color="000000" w:sz="4" w:space="0"/>
+            <w:left w:val="single" w:color="000000" w:sz="4" w:space="0"/>
+            <w:bottom w:val="single" w:color="000000" w:sz="4" w:space="0"/>
+            <w:right w:val="single" w:color="000000" w:sz="4" w:space="0"/>
+            <w:insideH w:val="single" w:color="000000" w:sz="4" w:space="0"/>
+            <w:insideV w:val="single" w:color="000000" w:sz="4" w:space="0"/>
+          </w:tblBorders>
           <w:tblCellMar>
             <w:top w:w="0" w:type="dxa"/>
             <w:left w:w="0" w:type="dxa"/>
@@ -3820,7 +3919,7 @@
           </w:tblCellMar>
         </w:tblPrEx>
         <w:trPr>
-          <w:trHeight w:val="629"/>
+          <w:trHeight w:val="629" w:hRule="atLeast"/>
           <w:jc w:val="center"/>
         </w:trPr>
         <w:tc>
@@ -3831,7 +3930,7 @@
           </w:tcPr>
           <w:p>
             <w:pPr>
-              <w:pStyle w:val="TableText"/>
+              <w:pStyle w:val="25"/>
               <w:spacing w:before="59" w:line="220" w:lineRule="auto"/>
               <w:ind w:left="132"/>
               <w:rPr>
@@ -3855,11 +3954,11 @@
           </w:tcPr>
           <w:p>
             <w:pPr>
-              <w:pStyle w:val="TableText"/>
+              <w:pStyle w:val="25"/>
               <w:spacing w:before="59" w:line="337" w:lineRule="auto"/>
               <w:ind w:left="155" w:right="153" w:hanging="2"/>
               <w:rPr>
-                <w:rFonts w:eastAsia="宋体" w:hint="default"/>
+                <w:rFonts w:hint="default" w:eastAsia="宋体"/>
                 <w:spacing w:val="-4"/>
                 <w:sz w:val="18"/>
                 <w:szCs w:val="18"/>
@@ -3886,11 +3985,11 @@
           </w:tcPr>
           <w:p>
             <w:pPr>
-              <w:pStyle w:val="TableParagraph"/>
+              <w:pStyle w:val="26"/>
               <w:spacing w:before="1"/>
               <w:ind w:left="24" w:leftChars="0"/>
               <w:rPr>
-                <w:rFonts w:ascii="宋体" w:eastAsia="宋体" w:hAnsi="宋体" w:cs="宋体" w:hint="default"/>
+                <w:rFonts w:hint="default" w:ascii="宋体" w:hAnsi="宋体" w:eastAsia="宋体" w:cs="宋体"/>
                 <w:snapToGrid w:val="0"/>
                 <w:color w:val="000000"/>
                 <w:spacing w:val="-2"/>
@@ -3902,7 +4001,7 @@
             </w:pPr>
             <w:r>
               <w:rPr>
-                <w:rFonts w:ascii="宋体" w:eastAsia="Arial" w:hAnsi="宋体" w:cs="宋体" w:hint="eastAsia"/>
+                <w:rFonts w:hint="eastAsia" w:ascii="宋体" w:hAnsi="宋体" w:eastAsia="Arial" w:cs="宋体"/>
                 <w:snapToGrid w:val="0"/>
                 <w:color w:val="000000"/>
                 <w:w w:val="105"/>
@@ -3923,11 +4022,11 @@
           </w:tcPr>
           <w:p>
             <w:pPr>
-              <w:pStyle w:val="TableParagraph"/>
+              <w:pStyle w:val="26"/>
               <w:spacing w:before="1"/>
               <w:ind w:left="24" w:leftChars="0"/>
               <w:rPr>
-                <w:rFonts w:ascii="宋体" w:eastAsia="Arial" w:hAnsi="宋体" w:cs="宋体" w:hint="default"/>
+                <w:rFonts w:hint="default" w:ascii="宋体" w:hAnsi="宋体" w:eastAsia="Arial" w:cs="宋体"/>
                 <w:snapToGrid w:val="0"/>
                 <w:color w:val="000000"/>
                 <w:w w:val="105"/>
@@ -3939,7 +4038,7 @@
             </w:pPr>
             <w:r>
               <w:rPr>
-                <w:rFonts w:ascii="宋体" w:eastAsia="Arial" w:hAnsi="宋体" w:cs="宋体" w:hint="eastAsia"/>
+                <w:rFonts w:hint="eastAsia" w:ascii="宋体" w:hAnsi="宋体" w:eastAsia="Arial" w:cs="宋体"/>
                 <w:snapToGrid w:val="0"/>
                 <w:color w:val="000000"/>
                 <w:w w:val="105"/>
@@ -3960,12 +4059,12 @@
           </w:tcPr>
           <w:p>
             <w:pPr>
-              <w:pStyle w:val="TableParagraph"/>
+              <w:pStyle w:val="26"/>
               <w:spacing w:before="1"/>
-              <w:ind w:left="0" w:right="0" w:firstLine="0" w:leftChars="0" w:rightChars="0" w:firstLineChars="0"/>
-              <w:jc w:val="center"/>
-              <w:rPr>
-                <w:rFonts w:ascii="宋体" w:eastAsia="Arial" w:hAnsi="宋体" w:cs="宋体" w:hint="eastAsia"/>
+              <w:ind w:left="0" w:leftChars="0" w:right="0" w:rightChars="0" w:firstLine="0" w:firstLineChars="0"/>
+              <w:jc w:val="center"/>
+              <w:rPr>
+                <w:rFonts w:hint="eastAsia" w:ascii="宋体" w:hAnsi="宋体" w:eastAsia="Arial" w:cs="宋体"/>
                 <w:snapToGrid w:val="0"/>
                 <w:color w:val="000000"/>
                 <w:w w:val="105"/>
@@ -3977,7 +4076,7 @@
             </w:pPr>
             <w:r>
               <w:rPr>
-                <w:rFonts w:ascii="宋体" w:eastAsia="Arial" w:hAnsi="宋体" w:cs="宋体" w:hint="eastAsia"/>
+                <w:rFonts w:hint="eastAsia" w:ascii="宋体" w:hAnsi="宋体" w:eastAsia="Arial" w:cs="宋体"/>
                 <w:snapToGrid w:val="0"/>
                 <w:color w:val="000000"/>
                 <w:w w:val="105"/>
@@ -3997,12 +4096,12 @@
           </w:tcPr>
           <w:p>
             <w:pPr>
-              <w:pStyle w:val="TableText"/>
+              <w:pStyle w:val="25"/>
               <w:spacing w:before="59" w:line="220" w:lineRule="auto"/>
-              <w:ind w:left="0" w:right="0" w:firstLine="0" w:leftChars="0" w:rightChars="0" w:firstLineChars="0"/>
-              <w:jc w:val="center"/>
-              <w:rPr>
-                <w:rFonts w:eastAsia="宋体" w:hint="eastAsia"/>
+              <w:ind w:left="0" w:leftChars="0" w:right="0" w:rightChars="0" w:firstLine="0" w:firstLineChars="0"/>
+              <w:jc w:val="center"/>
+              <w:rPr>
+                <w:rFonts w:hint="eastAsia" w:eastAsia="宋体"/>
                 <w:spacing w:val="-2"/>
                 <w:sz w:val="18"/>
                 <w:szCs w:val="18"/>
@@ -4028,9 +4127,9 @@
           </w:tcPr>
           <w:p>
             <w:pPr>
-              <w:pStyle w:val="TableParagraph"/>
+              <w:pStyle w:val="26"/>
               <w:spacing w:before="1"/>
-              <w:ind w:left="0" w:right="0" w:firstLine="0" w:leftChars="0" w:rightChars="0" w:firstLineChars="0"/>
+              <w:ind w:left="0" w:leftChars="0" w:right="0" w:rightChars="0" w:firstLine="0" w:firstLineChars="0"/>
               <w:jc w:val="center"/>
               <w:rPr>
                 <w:w w:val="105"/>
@@ -4051,9 +4150,14 @@
       </w:tr>
       <w:tr>
         <w:tblPrEx>
-          <w:tblW w:w="9370" w:type="dxa"/>
-          <w:jc w:val="center"/>
-          <w:tblLayout w:type="fixed"/>
+          <w:tblBorders>
+            <w:top w:val="single" w:color="000000" w:sz="4" w:space="0"/>
+            <w:left w:val="single" w:color="000000" w:sz="4" w:space="0"/>
+            <w:bottom w:val="single" w:color="000000" w:sz="4" w:space="0"/>
+            <w:right w:val="single" w:color="000000" w:sz="4" w:space="0"/>
+            <w:insideH w:val="single" w:color="000000" w:sz="4" w:space="0"/>
+            <w:insideV w:val="single" w:color="000000" w:sz="4" w:space="0"/>
+          </w:tblBorders>
           <w:tblCellMar>
             <w:top w:w="0" w:type="dxa"/>
             <w:left w:w="0" w:type="dxa"/>
@@ -4062,17 +4166,17 @@
           </w:tblCellMar>
         </w:tblPrEx>
         <w:trPr>
-          <w:trHeight w:val="631"/>
+          <w:trHeight w:val="631" w:hRule="atLeast"/>
           <w:jc w:val="center"/>
         </w:trPr>
         <w:tc>
           <w:tcPr>
             <w:tcW w:w="624" w:type="dxa"/>
-            <w:vMerge/>
-          </w:tcPr>
-          <w:p>
-            <w:pPr>
-              <w:pStyle w:val="TableText"/>
+            <w:vMerge w:val="continue"/>
+          </w:tcPr>
+          <w:p>
+            <w:pPr>
+              <w:pStyle w:val="25"/>
               <w:spacing w:before="59" w:line="220" w:lineRule="auto"/>
               <w:ind w:left="132"/>
               <w:rPr>
@@ -4088,7 +4192,7 @@
           </w:tcPr>
           <w:p>
             <w:pPr>
-              <w:pStyle w:val="TableText"/>
+              <w:pStyle w:val="25"/>
               <w:spacing w:before="59" w:line="337" w:lineRule="auto"/>
               <w:ind w:left="155" w:right="153" w:hanging="2"/>
               <w:rPr>
@@ -4120,7 +4224,7 @@
           </w:tcPr>
           <w:p>
             <w:pPr>
-              <w:pStyle w:val="TableText"/>
+              <w:pStyle w:val="25"/>
               <w:spacing w:before="59" w:line="220" w:lineRule="auto"/>
               <w:rPr>
                 <w:sz w:val="18"/>
@@ -4159,7 +4263,7 @@
           </w:tcPr>
           <w:p>
             <w:pPr>
-              <w:pStyle w:val="TableText"/>
+              <w:pStyle w:val="25"/>
               <w:spacing w:before="59" w:line="220" w:lineRule="auto"/>
               <w:ind w:left="113"/>
               <w:rPr>
@@ -4183,9 +4287,9 @@
           </w:tcPr>
           <w:p>
             <w:pPr>
-              <w:pStyle w:val="TableParagraph"/>
+              <w:pStyle w:val="26"/>
               <w:spacing w:before="1"/>
-              <w:ind w:left="0" w:right="0" w:firstLine="0" w:leftChars="0" w:rightChars="0" w:firstLineChars="0"/>
+              <w:ind w:left="0" w:leftChars="0" w:right="0" w:rightChars="0" w:firstLine="0" w:firstLineChars="0"/>
               <w:jc w:val="center"/>
               <w:rPr>
                 <w:sz w:val="18"/>
@@ -4210,9 +4314,9 @@
           </w:tcPr>
           <w:p>
             <w:pPr>
-              <w:pStyle w:val="TableText"/>
+              <w:pStyle w:val="25"/>
               <w:spacing w:before="59" w:line="220" w:lineRule="auto"/>
-              <w:ind w:left="0" w:right="0" w:firstLine="0" w:leftChars="0" w:rightChars="0" w:firstLineChars="0"/>
+              <w:ind w:left="0" w:leftChars="0" w:right="0" w:rightChars="0" w:firstLine="0" w:firstLineChars="0"/>
               <w:jc w:val="center"/>
               <w:rPr>
                 <w:sz w:val="18"/>
@@ -4235,9 +4339,9 @@
           </w:tcPr>
           <w:p>
             <w:pPr>
-              <w:pStyle w:val="TableParagraph"/>
+              <w:pStyle w:val="26"/>
               <w:spacing w:before="1"/>
-              <w:ind w:left="0" w:right="0" w:firstLine="0" w:leftChars="0" w:rightChars="0" w:firstLineChars="0"/>
+              <w:ind w:left="0" w:leftChars="0" w:right="0" w:rightChars="0" w:firstLine="0" w:firstLineChars="0"/>
               <w:jc w:val="center"/>
               <w:rPr>
                 <w:w w:val="105"/>
@@ -4276,9 +4380,14 @@
       </w:tr>
       <w:tr>
         <w:tblPrEx>
-          <w:tblW w:w="9370" w:type="dxa"/>
-          <w:jc w:val="center"/>
-          <w:tblLayout w:type="fixed"/>
+          <w:tblBorders>
+            <w:top w:val="single" w:color="000000" w:sz="4" w:space="0"/>
+            <w:left w:val="single" w:color="000000" w:sz="4" w:space="0"/>
+            <w:bottom w:val="single" w:color="000000" w:sz="4" w:space="0"/>
+            <w:right w:val="single" w:color="000000" w:sz="4" w:space="0"/>
+            <w:insideH w:val="single" w:color="000000" w:sz="4" w:space="0"/>
+            <w:insideV w:val="single" w:color="000000" w:sz="4" w:space="0"/>
+          </w:tblBorders>
           <w:tblCellMar>
             <w:top w:w="0" w:type="dxa"/>
             <w:left w:w="0" w:type="dxa"/>
@@ -4287,13 +4396,13 @@
           </w:tblCellMar>
         </w:tblPrEx>
         <w:trPr>
-          <w:trHeight w:val="689"/>
+          <w:trHeight w:val="689" w:hRule="atLeast"/>
           <w:jc w:val="center"/>
         </w:trPr>
         <w:tc>
           <w:tcPr>
             <w:tcW w:w="624" w:type="dxa"/>
-            <w:vMerge/>
+            <w:vMerge w:val="continue"/>
           </w:tcPr>
           <w:p>
             <w:pPr>
@@ -4310,7 +4419,7 @@
           </w:tcPr>
           <w:p>
             <w:pPr>
-              <w:pStyle w:val="TableText"/>
+              <w:pStyle w:val="25"/>
               <w:spacing w:before="93" w:line="220" w:lineRule="auto"/>
               <w:ind w:left="153"/>
               <w:rPr>
@@ -4329,7 +4438,7 @@
           </w:p>
           <w:p>
             <w:pPr>
-              <w:pStyle w:val="TableText"/>
+              <w:pStyle w:val="25"/>
               <w:spacing w:before="112" w:line="218" w:lineRule="auto"/>
               <w:ind w:left="152"/>
               <w:rPr>
@@ -4353,7 +4462,7 @@
           </w:tcPr>
           <w:p>
             <w:pPr>
-              <w:pStyle w:val="TableText"/>
+              <w:pStyle w:val="25"/>
               <w:spacing w:before="94" w:line="300" w:lineRule="auto"/>
               <w:ind w:right="145"/>
               <w:rPr>
@@ -4385,11 +4494,11 @@
           </w:tcPr>
           <w:p>
             <w:pPr>
-              <w:pStyle w:val="TableText"/>
+              <w:pStyle w:val="25"/>
               <w:spacing w:before="94" w:line="218" w:lineRule="auto"/>
               <w:ind w:left="184"/>
               <w:rPr>
-                <w:rFonts w:eastAsia="宋体" w:hint="default"/>
+                <w:rFonts w:hint="default" w:eastAsia="宋体"/>
                 <w:sz w:val="18"/>
                 <w:szCs w:val="18"/>
                 <w:lang w:val="en-US" w:eastAsia="zh-CN"/>
@@ -4429,12 +4538,12 @@
           </w:tcPr>
           <w:p>
             <w:pPr>
-              <w:pStyle w:val="TableText"/>
+              <w:pStyle w:val="25"/>
               <w:spacing w:before="256" w:line="220" w:lineRule="auto"/>
-              <w:ind w:left="0" w:right="0" w:firstLine="0" w:leftChars="0" w:rightChars="0" w:firstLineChars="0"/>
-              <w:jc w:val="center"/>
-              <w:rPr>
-                <w:rFonts w:eastAsia="宋体" w:hint="eastAsia"/>
+              <w:ind w:left="0" w:leftChars="0" w:right="0" w:rightChars="0" w:firstLine="0" w:firstLineChars="0"/>
+              <w:jc w:val="center"/>
+              <w:rPr>
+                <w:rFonts w:hint="eastAsia" w:eastAsia="宋体"/>
                 <w:sz w:val="18"/>
                 <w:szCs w:val="18"/>
                 <w:lang w:eastAsia="zh-CN"/>
@@ -4458,9 +4567,9 @@
           </w:tcPr>
           <w:p>
             <w:pPr>
-              <w:pStyle w:val="TableText"/>
+              <w:pStyle w:val="25"/>
               <w:spacing w:before="256" w:line="220" w:lineRule="auto"/>
-              <w:ind w:left="0" w:right="0" w:firstLine="0" w:leftChars="0" w:rightChars="0" w:firstLineChars="0"/>
+              <w:ind w:left="0" w:leftChars="0" w:right="0" w:rightChars="0" w:firstLine="0" w:firstLineChars="0"/>
               <w:jc w:val="center"/>
               <w:rPr>
                 <w:sz w:val="18"/>
@@ -4483,9 +4592,9 @@
           </w:tcPr>
           <w:p>
             <w:pPr>
-              <w:pStyle w:val="TableText"/>
+              <w:pStyle w:val="25"/>
               <w:spacing w:before="282" w:line="238" w:lineRule="auto"/>
-              <w:ind w:left="0" w:right="0" w:firstLine="0" w:leftChars="0" w:rightChars="0" w:firstLineChars="0"/>
+              <w:ind w:left="0" w:leftChars="0" w:right="0" w:rightChars="0" w:firstLine="0" w:firstLineChars="0"/>
               <w:jc w:val="center"/>
               <w:rPr>
                 <w:sz w:val="18"/>
@@ -4505,9 +4614,14 @@
       </w:tr>
       <w:tr>
         <w:tblPrEx>
-          <w:tblW w:w="9370" w:type="dxa"/>
-          <w:jc w:val="center"/>
-          <w:tblLayout w:type="fixed"/>
+          <w:tblBorders>
+            <w:top w:val="single" w:color="000000" w:sz="4" w:space="0"/>
+            <w:left w:val="single" w:color="000000" w:sz="4" w:space="0"/>
+            <w:bottom w:val="single" w:color="000000" w:sz="4" w:space="0"/>
+            <w:right w:val="single" w:color="000000" w:sz="4" w:space="0"/>
+            <w:insideH w:val="single" w:color="000000" w:sz="4" w:space="0"/>
+            <w:insideV w:val="single" w:color="000000" w:sz="4" w:space="0"/>
+          </w:tblBorders>
           <w:tblCellMar>
             <w:top w:w="0" w:type="dxa"/>
             <w:left w:w="0" w:type="dxa"/>
@@ -4516,13 +4630,13 @@
           </w:tblCellMar>
         </w:tblPrEx>
         <w:trPr>
-          <w:trHeight w:val="585"/>
+          <w:trHeight w:val="585" w:hRule="atLeast"/>
           <w:jc w:val="center"/>
         </w:trPr>
         <w:tc>
           <w:tcPr>
             <w:tcW w:w="624" w:type="dxa"/>
-            <w:vMerge/>
+            <w:vMerge w:val="continue"/>
           </w:tcPr>
           <w:p>
             <w:pPr>
@@ -4570,7 +4684,7 @@
           </w:p>
           <w:p>
             <w:pPr>
-              <w:pStyle w:val="TableText"/>
+              <w:pStyle w:val="25"/>
               <w:spacing w:before="59" w:line="220" w:lineRule="auto"/>
               <w:ind w:left="153"/>
               <w:rPr>
@@ -4594,7 +4708,7 @@
           </w:tcPr>
           <w:p>
             <w:pPr>
-              <w:pStyle w:val="TableText"/>
+              <w:pStyle w:val="25"/>
               <w:spacing w:before="205" w:line="220" w:lineRule="auto"/>
               <w:rPr>
                 <w:sz w:val="18"/>
@@ -4617,10 +4731,10 @@
           </w:tcPr>
           <w:p>
             <w:pPr>
-              <w:pStyle w:val="TableText"/>
+              <w:pStyle w:val="25"/>
               <w:spacing w:before="205" w:line="220" w:lineRule="auto"/>
               <w:rPr>
-                <w:rFonts w:eastAsia="宋体" w:hint="default"/>
+                <w:rFonts w:hint="default" w:eastAsia="宋体"/>
                 <w:sz w:val="18"/>
                 <w:szCs w:val="18"/>
                 <w:lang w:val="en-US" w:eastAsia="zh-CN"/>
@@ -4652,9 +4766,9 @@
           </w:tcPr>
           <w:p>
             <w:pPr>
-              <w:pStyle w:val="TableText"/>
+              <w:pStyle w:val="25"/>
               <w:spacing w:before="205" w:line="220" w:lineRule="auto"/>
-              <w:ind w:left="0" w:right="0" w:firstLine="0" w:leftChars="0" w:rightChars="0" w:firstLineChars="0"/>
+              <w:ind w:left="0" w:leftChars="0" w:right="0" w:rightChars="0" w:firstLine="0" w:firstLineChars="0"/>
               <w:jc w:val="center"/>
               <w:rPr>
                 <w:sz w:val="18"/>
@@ -4679,9 +4793,9 @@
           </w:tcPr>
           <w:p>
             <w:pPr>
-              <w:pStyle w:val="TableText"/>
+              <w:pStyle w:val="25"/>
               <w:spacing w:before="205" w:line="220" w:lineRule="auto"/>
-              <w:ind w:left="0" w:right="0" w:firstLine="0" w:leftChars="0" w:rightChars="0" w:firstLineChars="0"/>
+              <w:ind w:left="0" w:leftChars="0" w:right="0" w:rightChars="0" w:firstLine="0" w:firstLineChars="0"/>
               <w:jc w:val="center"/>
               <w:rPr>
                 <w:sz w:val="18"/>
@@ -4704,9 +4818,9 @@
           </w:tcPr>
           <w:p>
             <w:pPr>
-              <w:pStyle w:val="TableText"/>
+              <w:pStyle w:val="25"/>
               <w:spacing w:before="230" w:line="238" w:lineRule="auto"/>
-              <w:ind w:left="0" w:right="0" w:firstLine="0" w:leftChars="0" w:rightChars="0" w:firstLineChars="0"/>
+              <w:ind w:left="0" w:leftChars="0" w:right="0" w:rightChars="0" w:firstLine="0" w:firstLineChars="0"/>
               <w:jc w:val="center"/>
               <w:rPr>
                 <w:sz w:val="18"/>
@@ -4744,9 +4858,14 @@
       </w:tr>
       <w:tr>
         <w:tblPrEx>
-          <w:tblW w:w="9370" w:type="dxa"/>
-          <w:jc w:val="center"/>
-          <w:tblLayout w:type="fixed"/>
+          <w:tblBorders>
+            <w:top w:val="single" w:color="000000" w:sz="4" w:space="0"/>
+            <w:left w:val="single" w:color="000000" w:sz="4" w:space="0"/>
+            <w:bottom w:val="single" w:color="000000" w:sz="4" w:space="0"/>
+            <w:right w:val="single" w:color="000000" w:sz="4" w:space="0"/>
+            <w:insideH w:val="single" w:color="000000" w:sz="4" w:space="0"/>
+            <w:insideV w:val="single" w:color="000000" w:sz="4" w:space="0"/>
+          </w:tblBorders>
           <w:tblCellMar>
             <w:top w:w="0" w:type="dxa"/>
             <w:left w:w="0" w:type="dxa"/>
@@ -4755,13 +4874,13 @@
           </w:tblCellMar>
         </w:tblPrEx>
         <w:trPr>
-          <w:trHeight w:val="651"/>
+          <w:trHeight w:val="651" w:hRule="atLeast"/>
           <w:jc w:val="center"/>
         </w:trPr>
         <w:tc>
           <w:tcPr>
             <w:tcW w:w="624" w:type="dxa"/>
-            <w:vMerge/>
+            <w:vMerge w:val="continue"/>
           </w:tcPr>
           <w:p>
             <w:pPr>
@@ -4775,7 +4894,7 @@
         <w:tc>
           <w:tcPr>
             <w:tcW w:w="670" w:type="dxa"/>
-            <w:vMerge/>
+            <w:vMerge w:val="continue"/>
             <w:tcBorders>
               <w:top w:val="nil"/>
               <w:bottom w:val="nil"/>
@@ -4796,11 +4915,11 @@
           </w:tcPr>
           <w:p>
             <w:pPr>
-              <w:pStyle w:val="TableText"/>
+              <w:pStyle w:val="25"/>
               <w:spacing w:before="75" w:line="290" w:lineRule="auto"/>
               <w:ind w:right="145"/>
               <w:rPr>
-                <w:rFonts w:eastAsia="宋体" w:hint="default"/>
+                <w:rFonts w:hint="default" w:eastAsia="宋体"/>
                 <w:sz w:val="18"/>
                 <w:szCs w:val="18"/>
                 <w:lang w:val="en-US" w:eastAsia="zh-CN"/>
@@ -4824,7 +4943,7 @@
           </w:tcPr>
           <w:p>
             <w:pPr>
-              <w:pStyle w:val="TableText"/>
+              <w:pStyle w:val="25"/>
               <w:spacing w:before="205" w:line="220" w:lineRule="auto"/>
               <w:rPr>
                 <w:sz w:val="18"/>
@@ -4847,9 +4966,9 @@
           </w:tcPr>
           <w:p>
             <w:pPr>
-              <w:pStyle w:val="TableText"/>
+              <w:pStyle w:val="25"/>
               <w:spacing w:before="238" w:line="220" w:lineRule="auto"/>
-              <w:ind w:left="0" w:right="0" w:firstLine="0" w:leftChars="0" w:rightChars="0" w:firstLineChars="0"/>
+              <w:ind w:left="0" w:leftChars="0" w:right="0" w:rightChars="0" w:firstLine="0" w:firstLineChars="0"/>
               <w:jc w:val="center"/>
               <w:rPr>
                 <w:sz w:val="18"/>
@@ -4874,9 +4993,9 @@
           </w:tcPr>
           <w:p>
             <w:pPr>
-              <w:pStyle w:val="TableText"/>
+              <w:pStyle w:val="25"/>
               <w:spacing w:before="238" w:line="220" w:lineRule="auto"/>
-              <w:ind w:left="0" w:right="0" w:firstLine="0" w:leftChars="0" w:rightChars="0" w:firstLineChars="0"/>
+              <w:ind w:left="0" w:leftChars="0" w:right="0" w:rightChars="0" w:firstLine="0" w:firstLineChars="0"/>
               <w:jc w:val="center"/>
               <w:rPr>
                 <w:sz w:val="18"/>
@@ -4899,9 +5018,9 @@
           </w:tcPr>
           <w:p>
             <w:pPr>
-              <w:pStyle w:val="TableText"/>
+              <w:pStyle w:val="25"/>
               <w:spacing w:before="238" w:line="222" w:lineRule="auto"/>
-              <w:ind w:left="0" w:right="0" w:firstLine="0" w:leftChars="0" w:rightChars="0" w:firstLineChars="0"/>
+              <w:ind w:left="0" w:leftChars="0" w:right="0" w:rightChars="0" w:firstLine="0" w:firstLineChars="0"/>
               <w:jc w:val="center"/>
               <w:rPr>
                 <w:sz w:val="18"/>
@@ -4939,9 +5058,14 @@
       </w:tr>
       <w:tr>
         <w:tblPrEx>
-          <w:tblW w:w="9370" w:type="dxa"/>
-          <w:jc w:val="center"/>
-          <w:tblLayout w:type="fixed"/>
+          <w:tblBorders>
+            <w:top w:val="single" w:color="000000" w:sz="4" w:space="0"/>
+            <w:left w:val="single" w:color="000000" w:sz="4" w:space="0"/>
+            <w:bottom w:val="single" w:color="000000" w:sz="4" w:space="0"/>
+            <w:right w:val="single" w:color="000000" w:sz="4" w:space="0"/>
+            <w:insideH w:val="single" w:color="000000" w:sz="4" w:space="0"/>
+            <w:insideV w:val="single" w:color="000000" w:sz="4" w:space="0"/>
+          </w:tblBorders>
           <w:tblCellMar>
             <w:top w:w="0" w:type="dxa"/>
             <w:left w:w="0" w:type="dxa"/>
@@ -4950,13 +5074,13 @@
           </w:tblCellMar>
         </w:tblPrEx>
         <w:trPr>
-          <w:trHeight w:val="651"/>
+          <w:trHeight w:val="651" w:hRule="atLeast"/>
           <w:jc w:val="center"/>
         </w:trPr>
         <w:tc>
           <w:tcPr>
             <w:tcW w:w="624" w:type="dxa"/>
-            <w:vMerge/>
+            <w:vMerge w:val="continue"/>
             <w:tcBorders>
               <w:bottom w:val="nil"/>
             </w:tcBorders>
@@ -4973,7 +5097,7 @@
         <w:tc>
           <w:tcPr>
             <w:tcW w:w="670" w:type="dxa"/>
-            <w:vMerge/>
+            <w:vMerge w:val="continue"/>
             <w:tcBorders>
               <w:top w:val="nil"/>
             </w:tcBorders>
@@ -4993,7 +5117,7 @@
           </w:tcPr>
           <w:p>
             <w:pPr>
-              <w:pStyle w:val="TableText"/>
+              <w:pStyle w:val="25"/>
               <w:spacing w:before="77" w:line="289" w:lineRule="auto"/>
               <w:ind w:right="145"/>
               <w:rPr>
@@ -5024,11 +5148,11 @@
           </w:tcPr>
           <w:p>
             <w:pPr>
-              <w:pStyle w:val="TableText"/>
+              <w:pStyle w:val="25"/>
               <w:spacing w:before="76" w:line="220" w:lineRule="auto"/>
               <w:ind w:left="185"/>
               <w:rPr>
-                <w:rFonts w:eastAsia="宋体" w:hint="default"/>
+                <w:rFonts w:hint="default" w:eastAsia="宋体"/>
                 <w:sz w:val="18"/>
                 <w:szCs w:val="18"/>
                 <w:lang w:val="en-US" w:eastAsia="zh-CN"/>
@@ -5068,9 +5192,9 @@
           </w:tcPr>
           <w:p>
             <w:pPr>
-              <w:pStyle w:val="TableText"/>
+              <w:pStyle w:val="25"/>
               <w:spacing w:before="239" w:line="220" w:lineRule="auto"/>
-              <w:ind w:left="0" w:right="0" w:firstLine="0" w:leftChars="0" w:rightChars="0" w:firstLineChars="0"/>
+              <w:ind w:left="0" w:leftChars="0" w:right="0" w:rightChars="0" w:firstLine="0" w:firstLineChars="0"/>
               <w:jc w:val="center"/>
               <w:rPr>
                 <w:sz w:val="18"/>
@@ -5093,9 +5217,9 @@
           </w:tcPr>
           <w:p>
             <w:pPr>
-              <w:pStyle w:val="TableText"/>
+              <w:pStyle w:val="25"/>
               <w:spacing w:before="239" w:line="220" w:lineRule="auto"/>
-              <w:ind w:left="0" w:right="0" w:firstLine="0" w:leftChars="0" w:rightChars="0" w:firstLineChars="0"/>
+              <w:ind w:left="0" w:leftChars="0" w:right="0" w:rightChars="0" w:firstLine="0" w:firstLineChars="0"/>
               <w:jc w:val="center"/>
               <w:rPr>
                 <w:sz w:val="18"/>
@@ -5118,9 +5242,9 @@
           </w:tcPr>
           <w:p>
             <w:pPr>
-              <w:pStyle w:val="TableText"/>
+              <w:pStyle w:val="25"/>
               <w:spacing w:before="265" w:line="238" w:lineRule="auto"/>
-              <w:ind w:left="0" w:right="0" w:firstLine="0" w:leftChars="0" w:rightChars="0" w:firstLineChars="0"/>
+              <w:ind w:left="0" w:leftChars="0" w:right="0" w:rightChars="0" w:firstLine="0" w:firstLineChars="0"/>
               <w:jc w:val="center"/>
               <w:rPr>
                 <w:sz w:val="18"/>
@@ -5140,9 +5264,14 @@
       </w:tr>
       <w:tr>
         <w:tblPrEx>
-          <w:tblW w:w="9370" w:type="dxa"/>
-          <w:jc w:val="center"/>
-          <w:tblLayout w:type="fixed"/>
+          <w:tblBorders>
+            <w:top w:val="single" w:color="000000" w:sz="4" w:space="0"/>
+            <w:left w:val="single" w:color="000000" w:sz="4" w:space="0"/>
+            <w:bottom w:val="single" w:color="000000" w:sz="4" w:space="0"/>
+            <w:right w:val="single" w:color="000000" w:sz="4" w:space="0"/>
+            <w:insideH w:val="single" w:color="000000" w:sz="4" w:space="0"/>
+            <w:insideV w:val="single" w:color="000000" w:sz="4" w:space="0"/>
+          </w:tblBorders>
           <w:tblCellMar>
             <w:top w:w="0" w:type="dxa"/>
             <w:left w:w="0" w:type="dxa"/>
@@ -5151,7 +5280,7 @@
           </w:tblCellMar>
         </w:tblPrEx>
         <w:trPr>
-          <w:trHeight w:val="651"/>
+          <w:trHeight w:val="651" w:hRule="atLeast"/>
           <w:jc w:val="center"/>
         </w:trPr>
         <w:tc>
@@ -5173,7 +5302,7 @@
           </w:tcPr>
           <w:p>
             <w:pPr>
-              <w:pStyle w:val="TableText"/>
+              <w:pStyle w:val="25"/>
               <w:spacing w:before="240" w:line="222" w:lineRule="auto"/>
               <w:ind w:left="173"/>
               <w:rPr>
@@ -5197,7 +5326,7 @@
           </w:tcPr>
           <w:p>
             <w:pPr>
-              <w:pStyle w:val="TableText"/>
+              <w:pStyle w:val="25"/>
               <w:spacing w:before="240" w:line="220" w:lineRule="auto"/>
               <w:rPr>
                 <w:sz w:val="18"/>
@@ -5220,7 +5349,7 @@
           </w:tcPr>
           <w:p>
             <w:pPr>
-              <w:pStyle w:val="TableText"/>
+              <w:pStyle w:val="25"/>
               <w:spacing w:before="77" w:line="220" w:lineRule="auto"/>
               <w:rPr>
                 <w:sz w:val="18"/>
@@ -5243,9 +5372,9 @@
           </w:tcPr>
           <w:p>
             <w:pPr>
-              <w:pStyle w:val="TableText"/>
+              <w:pStyle w:val="25"/>
               <w:spacing w:before="240" w:line="220" w:lineRule="auto"/>
-              <w:ind w:left="0" w:right="0" w:firstLine="0" w:leftChars="0" w:rightChars="0" w:firstLineChars="0"/>
+              <w:ind w:left="0" w:leftChars="0" w:right="0" w:rightChars="0" w:firstLine="0" w:firstLineChars="0"/>
               <w:jc w:val="center"/>
               <w:rPr>
                 <w:sz w:val="18"/>
@@ -5268,9 +5397,9 @@
           </w:tcPr>
           <w:p>
             <w:pPr>
-              <w:pStyle w:val="TableText"/>
+              <w:pStyle w:val="25"/>
               <w:spacing w:before="240" w:line="220" w:lineRule="auto"/>
-              <w:ind w:left="0" w:right="0" w:firstLine="0" w:leftChars="0" w:rightChars="0" w:firstLineChars="0"/>
+              <w:ind w:left="0" w:leftChars="0" w:right="0" w:rightChars="0" w:firstLine="0" w:firstLineChars="0"/>
               <w:jc w:val="center"/>
               <w:rPr>
                 <w:sz w:val="18"/>
@@ -5293,9 +5422,9 @@
           </w:tcPr>
           <w:p>
             <w:pPr>
-              <w:pStyle w:val="TableText"/>
+              <w:pStyle w:val="25"/>
               <w:spacing w:before="266" w:line="238" w:lineRule="auto"/>
-              <w:ind w:left="0" w:right="0" w:firstLine="0" w:leftChars="0" w:rightChars="0" w:firstLineChars="0"/>
+              <w:ind w:left="0" w:leftChars="0" w:right="0" w:rightChars="0" w:firstLine="0" w:firstLineChars="0"/>
               <w:jc w:val="center"/>
               <w:rPr>
                 <w:sz w:val="18"/>
@@ -5315,9 +5444,14 @@
       </w:tr>
       <w:tr>
         <w:tblPrEx>
-          <w:tblW w:w="9370" w:type="dxa"/>
-          <w:jc w:val="center"/>
-          <w:tblLayout w:type="fixed"/>
+          <w:tblBorders>
+            <w:top w:val="single" w:color="000000" w:sz="4" w:space="0"/>
+            <w:left w:val="single" w:color="000000" w:sz="4" w:space="0"/>
+            <w:bottom w:val="single" w:color="000000" w:sz="4" w:space="0"/>
+            <w:right w:val="single" w:color="000000" w:sz="4" w:space="0"/>
+            <w:insideH w:val="single" w:color="000000" w:sz="4" w:space="0"/>
+            <w:insideV w:val="single" w:color="000000" w:sz="4" w:space="0"/>
+          </w:tblBorders>
           <w:tblCellMar>
             <w:top w:w="0" w:type="dxa"/>
             <w:left w:w="0" w:type="dxa"/>
@@ -5326,7 +5460,7 @@
           </w:tblCellMar>
         </w:tblPrEx>
         <w:trPr>
-          <w:trHeight w:val="585"/>
+          <w:trHeight w:val="585" w:hRule="atLeast"/>
           <w:jc w:val="center"/>
         </w:trPr>
         <w:tc>
@@ -5336,7 +5470,7 @@
           </w:tcPr>
           <w:p>
             <w:pPr>
-              <w:pStyle w:val="TableText"/>
+              <w:pStyle w:val="25"/>
               <w:spacing w:before="59" w:line="220" w:lineRule="auto"/>
               <w:ind w:left="132"/>
               <w:rPr>
@@ -5348,7 +5482,7 @@
           </w:p>
           <w:p>
             <w:pPr>
-              <w:pStyle w:val="TableText"/>
+              <w:pStyle w:val="25"/>
               <w:spacing w:before="59" w:line="220" w:lineRule="auto"/>
               <w:ind w:left="132"/>
               <w:rPr>
@@ -5360,7 +5494,7 @@
           </w:p>
           <w:p>
             <w:pPr>
-              <w:pStyle w:val="TableText"/>
+              <w:pStyle w:val="25"/>
               <w:spacing w:before="59" w:line="220" w:lineRule="auto"/>
               <w:ind w:left="132"/>
               <w:rPr>
@@ -5372,7 +5506,7 @@
           </w:p>
           <w:p>
             <w:pPr>
-              <w:pStyle w:val="TableText"/>
+              <w:pStyle w:val="25"/>
               <w:spacing w:before="59" w:line="220" w:lineRule="auto"/>
               <w:ind w:left="132"/>
               <w:rPr>
@@ -5384,7 +5518,7 @@
           </w:p>
           <w:p>
             <w:pPr>
-              <w:pStyle w:val="TableText"/>
+              <w:pStyle w:val="25"/>
               <w:spacing w:before="59" w:line="220" w:lineRule="auto"/>
               <w:ind w:left="132"/>
               <w:rPr>
@@ -5396,7 +5530,7 @@
           </w:p>
           <w:p>
             <w:pPr>
-              <w:pStyle w:val="TableText"/>
+              <w:pStyle w:val="25"/>
               <w:spacing w:before="59" w:line="220" w:lineRule="auto"/>
               <w:ind w:left="132"/>
               <w:rPr>
@@ -5408,7 +5542,7 @@
           </w:p>
           <w:p>
             <w:pPr>
-              <w:pStyle w:val="TableText"/>
+              <w:pStyle w:val="25"/>
               <w:spacing w:before="59" w:line="220" w:lineRule="auto"/>
               <w:rPr>
                 <w:sz w:val="18"/>
@@ -5431,7 +5565,7 @@
           </w:tcPr>
           <w:p>
             <w:pPr>
-              <w:pStyle w:val="TableText"/>
+              <w:pStyle w:val="25"/>
               <w:spacing w:before="208" w:line="223" w:lineRule="auto"/>
               <w:ind w:left="153"/>
               <w:rPr>
@@ -5455,7 +5589,7 @@
           </w:tcPr>
           <w:p>
             <w:pPr>
-              <w:pStyle w:val="TableText"/>
+              <w:pStyle w:val="25"/>
               <w:spacing w:before="208" w:line="220" w:lineRule="auto"/>
               <w:rPr>
                 <w:sz w:val="18"/>
@@ -5478,7 +5612,7 @@
           </w:tcPr>
           <w:p>
             <w:pPr>
-              <w:pStyle w:val="TableText"/>
+              <w:pStyle w:val="25"/>
               <w:spacing w:before="208" w:line="220" w:lineRule="auto"/>
               <w:ind w:left="144"/>
               <w:rPr>
@@ -5502,9 +5636,9 @@
           </w:tcPr>
           <w:p>
             <w:pPr>
-              <w:pStyle w:val="TableText"/>
+              <w:pStyle w:val="25"/>
               <w:spacing w:before="208" w:line="220" w:lineRule="auto"/>
-              <w:ind w:left="0" w:right="0" w:firstLine="0" w:leftChars="0" w:rightChars="0" w:firstLineChars="0"/>
+              <w:ind w:left="0" w:leftChars="0" w:right="0" w:rightChars="0" w:firstLine="0" w:firstLineChars="0"/>
               <w:jc w:val="center"/>
               <w:rPr>
                 <w:sz w:val="18"/>
@@ -5527,9 +5661,9 @@
           </w:tcPr>
           <w:p>
             <w:pPr>
-              <w:pStyle w:val="TableText"/>
+              <w:pStyle w:val="25"/>
               <w:spacing w:before="208" w:line="220" w:lineRule="auto"/>
-              <w:ind w:left="0" w:right="0" w:firstLine="0" w:leftChars="0" w:rightChars="0" w:firstLineChars="0"/>
+              <w:ind w:left="0" w:leftChars="0" w:right="0" w:rightChars="0" w:firstLine="0" w:firstLineChars="0"/>
               <w:jc w:val="center"/>
               <w:rPr>
                 <w:sz w:val="18"/>
@@ -5552,9 +5686,9 @@
           </w:tcPr>
           <w:p>
             <w:pPr>
-              <w:pStyle w:val="TableText"/>
+              <w:pStyle w:val="25"/>
               <w:spacing w:before="233" w:line="238" w:lineRule="auto"/>
-              <w:ind w:left="0" w:right="0" w:firstLine="0" w:leftChars="0" w:rightChars="0" w:firstLineChars="0"/>
+              <w:ind w:left="0" w:leftChars="0" w:right="0" w:rightChars="0" w:firstLine="0" w:firstLineChars="0"/>
               <w:jc w:val="center"/>
               <w:rPr>
                 <w:sz w:val="18"/>
@@ -5574,9 +5708,14 @@
       </w:tr>
       <w:tr>
         <w:tblPrEx>
-          <w:tblW w:w="9370" w:type="dxa"/>
-          <w:jc w:val="center"/>
-          <w:tblLayout w:type="fixed"/>
+          <w:tblBorders>
+            <w:top w:val="single" w:color="000000" w:sz="4" w:space="0"/>
+            <w:left w:val="single" w:color="000000" w:sz="4" w:space="0"/>
+            <w:bottom w:val="single" w:color="000000" w:sz="4" w:space="0"/>
+            <w:right w:val="single" w:color="000000" w:sz="4" w:space="0"/>
+            <w:insideH w:val="single" w:color="000000" w:sz="4" w:space="0"/>
+            <w:insideV w:val="single" w:color="000000" w:sz="4" w:space="0"/>
+          </w:tblBorders>
           <w:tblCellMar>
             <w:top w:w="0" w:type="dxa"/>
             <w:left w:w="0" w:type="dxa"/>
@@ -5585,13 +5724,13 @@
           </w:tblCellMar>
         </w:tblPrEx>
         <w:trPr>
-          <w:trHeight w:val="540"/>
+          <w:trHeight w:val="540" w:hRule="atLeast"/>
           <w:jc w:val="center"/>
         </w:trPr>
         <w:tc>
           <w:tcPr>
             <w:tcW w:w="624" w:type="dxa"/>
-            <w:vMerge/>
+            <w:vMerge w:val="continue"/>
           </w:tcPr>
           <w:p>
             <w:pPr>
@@ -5608,7 +5747,7 @@
           </w:tcPr>
           <w:p>
             <w:pPr>
-              <w:pStyle w:val="TableText"/>
+              <w:pStyle w:val="25"/>
               <w:spacing w:before="186" w:line="221" w:lineRule="auto"/>
               <w:ind w:left="153"/>
               <w:rPr>
@@ -5632,7 +5771,7 @@
           </w:tcPr>
           <w:p>
             <w:pPr>
-              <w:pStyle w:val="TableText"/>
+              <w:pStyle w:val="25"/>
               <w:spacing w:before="185" w:line="220" w:lineRule="auto"/>
               <w:rPr>
                 <w:sz w:val="18"/>
@@ -5655,7 +5794,7 @@
           </w:tcPr>
           <w:p>
             <w:pPr>
-              <w:pStyle w:val="TableText"/>
+              <w:pStyle w:val="25"/>
               <w:spacing w:before="185" w:line="220" w:lineRule="auto"/>
               <w:ind w:left="332"/>
               <w:rPr>
@@ -5679,9 +5818,9 @@
           </w:tcPr>
           <w:p>
             <w:pPr>
-              <w:pStyle w:val="TableText"/>
+              <w:pStyle w:val="25"/>
               <w:spacing w:before="185" w:line="220" w:lineRule="auto"/>
-              <w:ind w:left="0" w:right="0" w:firstLine="0" w:leftChars="0" w:rightChars="0" w:firstLineChars="0"/>
+              <w:ind w:left="0" w:leftChars="0" w:right="0" w:rightChars="0" w:firstLine="0" w:firstLineChars="0"/>
               <w:jc w:val="center"/>
               <w:rPr>
                 <w:sz w:val="18"/>
@@ -5704,9 +5843,9 @@
           </w:tcPr>
           <w:p>
             <w:pPr>
-              <w:pStyle w:val="TableText"/>
+              <w:pStyle w:val="25"/>
               <w:spacing w:before="185" w:line="220" w:lineRule="auto"/>
-              <w:ind w:left="0" w:right="0" w:firstLine="0" w:leftChars="0" w:rightChars="0" w:firstLineChars="0"/>
+              <w:ind w:left="0" w:leftChars="0" w:right="0" w:rightChars="0" w:firstLine="0" w:firstLineChars="0"/>
               <w:jc w:val="center"/>
               <w:rPr>
                 <w:sz w:val="18"/>
@@ -5729,9 +5868,9 @@
           </w:tcPr>
           <w:p>
             <w:pPr>
-              <w:pStyle w:val="TableText"/>
+              <w:pStyle w:val="25"/>
               <w:spacing w:before="211" w:line="238" w:lineRule="auto"/>
-              <w:ind w:left="0" w:right="0" w:firstLine="0" w:leftChars="0" w:rightChars="0" w:firstLineChars="0"/>
+              <w:ind w:left="0" w:leftChars="0" w:right="0" w:rightChars="0" w:firstLine="0" w:firstLineChars="0"/>
               <w:jc w:val="center"/>
               <w:rPr>
                 <w:sz w:val="18"/>
@@ -5751,9 +5890,14 @@
       </w:tr>
       <w:tr>
         <w:tblPrEx>
-          <w:tblW w:w="9370" w:type="dxa"/>
-          <w:jc w:val="center"/>
-          <w:tblLayout w:type="fixed"/>
+          <w:tblBorders>
+            <w:top w:val="single" w:color="000000" w:sz="4" w:space="0"/>
+            <w:left w:val="single" w:color="000000" w:sz="4" w:space="0"/>
+            <w:bottom w:val="single" w:color="000000" w:sz="4" w:space="0"/>
+            <w:right w:val="single" w:color="000000" w:sz="4" w:space="0"/>
+            <w:insideH w:val="single" w:color="000000" w:sz="4" w:space="0"/>
+            <w:insideV w:val="single" w:color="000000" w:sz="4" w:space="0"/>
+          </w:tblBorders>
           <w:tblCellMar>
             <w:top w:w="0" w:type="dxa"/>
             <w:left w:w="0" w:type="dxa"/>
@@ -5762,13 +5906,13 @@
           </w:tblCellMar>
         </w:tblPrEx>
         <w:trPr>
-          <w:trHeight w:val="525"/>
+          <w:trHeight w:val="525" w:hRule="atLeast"/>
           <w:jc w:val="center"/>
         </w:trPr>
         <w:tc>
           <w:tcPr>
             <w:tcW w:w="624" w:type="dxa"/>
-            <w:vMerge/>
+            <w:vMerge w:val="continue"/>
           </w:tcPr>
           <w:p>
             <w:pPr>
@@ -5785,7 +5929,7 @@
           </w:tcPr>
           <w:p>
             <w:pPr>
-              <w:pStyle w:val="TableText"/>
+              <w:pStyle w:val="25"/>
               <w:spacing w:before="178" w:line="219" w:lineRule="auto"/>
               <w:ind w:left="156"/>
               <w:rPr>
@@ -5809,7 +5953,7 @@
           </w:tcPr>
           <w:p>
             <w:pPr>
-              <w:pStyle w:val="TableText"/>
+              <w:pStyle w:val="25"/>
               <w:spacing w:before="178" w:line="219" w:lineRule="auto"/>
               <w:rPr>
                 <w:sz w:val="18"/>
@@ -5832,7 +5976,7 @@
           </w:tcPr>
           <w:p>
             <w:pPr>
-              <w:pStyle w:val="TableText"/>
+              <w:pStyle w:val="25"/>
               <w:spacing w:before="178" w:line="219" w:lineRule="auto"/>
               <w:ind w:left="171"/>
               <w:rPr>
@@ -5856,9 +6000,9 @@
           </w:tcPr>
           <w:p>
             <w:pPr>
-              <w:pStyle w:val="TableText"/>
+              <w:pStyle w:val="25"/>
               <w:spacing w:before="178" w:line="220" w:lineRule="auto"/>
-              <w:ind w:left="0" w:right="0" w:firstLine="0" w:leftChars="0" w:rightChars="0" w:firstLineChars="0"/>
+              <w:ind w:left="0" w:leftChars="0" w:right="0" w:rightChars="0" w:firstLine="0" w:firstLineChars="0"/>
               <w:jc w:val="center"/>
               <w:rPr>
                 <w:sz w:val="18"/>
@@ -5881,9 +6025,9 @@
           </w:tcPr>
           <w:p>
             <w:pPr>
-              <w:pStyle w:val="TableText"/>
+              <w:pStyle w:val="25"/>
               <w:spacing w:before="178" w:line="220" w:lineRule="auto"/>
-              <w:ind w:left="0" w:right="0" w:firstLine="0" w:leftChars="0" w:rightChars="0" w:firstLineChars="0"/>
+              <w:ind w:left="0" w:leftChars="0" w:right="0" w:rightChars="0" w:firstLine="0" w:firstLineChars="0"/>
               <w:jc w:val="center"/>
               <w:rPr>
                 <w:sz w:val="18"/>
@@ -5906,9 +6050,9 @@
           </w:tcPr>
           <w:p>
             <w:pPr>
-              <w:pStyle w:val="TableText"/>
+              <w:pStyle w:val="25"/>
               <w:spacing w:before="203" w:line="238" w:lineRule="auto"/>
-              <w:ind w:left="0" w:right="0" w:firstLine="0" w:leftChars="0" w:rightChars="0" w:firstLineChars="0"/>
+              <w:ind w:left="0" w:leftChars="0" w:right="0" w:rightChars="0" w:firstLine="0" w:firstLineChars="0"/>
               <w:jc w:val="center"/>
               <w:rPr>
                 <w:sz w:val="18"/>
@@ -5928,9 +6072,14 @@
       </w:tr>
       <w:tr>
         <w:tblPrEx>
-          <w:tblW w:w="9370" w:type="dxa"/>
-          <w:jc w:val="center"/>
-          <w:tblLayout w:type="fixed"/>
+          <w:tblBorders>
+            <w:top w:val="single" w:color="000000" w:sz="4" w:space="0"/>
+            <w:left w:val="single" w:color="000000" w:sz="4" w:space="0"/>
+            <w:bottom w:val="single" w:color="000000" w:sz="4" w:space="0"/>
+            <w:right w:val="single" w:color="000000" w:sz="4" w:space="0"/>
+            <w:insideH w:val="single" w:color="000000" w:sz="4" w:space="0"/>
+            <w:insideV w:val="single" w:color="000000" w:sz="4" w:space="0"/>
+          </w:tblBorders>
           <w:tblCellMar>
             <w:top w:w="0" w:type="dxa"/>
             <w:left w:w="0" w:type="dxa"/>
@@ -5939,13 +6088,13 @@
           </w:tblCellMar>
         </w:tblPrEx>
         <w:trPr>
-          <w:trHeight w:val="656"/>
+          <w:trHeight w:val="656" w:hRule="atLeast"/>
           <w:jc w:val="center"/>
         </w:trPr>
         <w:tc>
           <w:tcPr>
             <w:tcW w:w="624" w:type="dxa"/>
-            <w:vMerge/>
+            <w:vMerge w:val="continue"/>
           </w:tcPr>
           <w:p>
             <w:pPr>
@@ -5962,7 +6111,7 @@
           </w:tcPr>
           <w:p>
             <w:pPr>
-              <w:pStyle w:val="TableText"/>
+              <w:pStyle w:val="25"/>
               <w:spacing w:before="78" w:line="220" w:lineRule="auto"/>
               <w:ind w:left="153"/>
               <w:rPr>
@@ -5981,7 +6130,7 @@
           </w:p>
           <w:p>
             <w:pPr>
-              <w:pStyle w:val="TableText"/>
+              <w:pStyle w:val="25"/>
               <w:spacing w:before="111" w:line="221" w:lineRule="auto"/>
               <w:ind w:left="157"/>
               <w:rPr>
@@ -6005,7 +6154,7 @@
           </w:tcPr>
           <w:p>
             <w:pPr>
-              <w:pStyle w:val="TableText"/>
+              <w:pStyle w:val="25"/>
               <w:spacing w:before="78" w:line="291" w:lineRule="auto"/>
               <w:ind w:right="145"/>
               <w:rPr>
@@ -6036,7 +6185,7 @@
           </w:tcPr>
           <w:p>
             <w:pPr>
-              <w:pStyle w:val="TableText"/>
+              <w:pStyle w:val="25"/>
               <w:spacing w:before="241" w:line="220" w:lineRule="auto"/>
               <w:ind w:left="140"/>
               <w:rPr>
@@ -6070,12 +6219,12 @@
           </w:tcPr>
           <w:p>
             <w:pPr>
-              <w:pStyle w:val="TableText"/>
+              <w:pStyle w:val="25"/>
               <w:spacing w:before="241" w:line="220" w:lineRule="auto"/>
-              <w:ind w:left="0" w:right="0" w:firstLine="0" w:leftChars="0" w:rightChars="0" w:firstLineChars="0"/>
-              <w:jc w:val="center"/>
-              <w:rPr>
-                <w:rFonts w:eastAsia="宋体" w:hint="eastAsia"/>
+              <w:ind w:left="0" w:leftChars="0" w:right="0" w:rightChars="0" w:firstLine="0" w:firstLineChars="0"/>
+              <w:jc w:val="center"/>
+              <w:rPr>
+                <w:rFonts w:hint="eastAsia" w:eastAsia="宋体"/>
                 <w:sz w:val="18"/>
                 <w:szCs w:val="18"/>
                 <w:lang w:val="en-US" w:eastAsia="zh-CN"/>
@@ -6099,9 +6248,9 @@
           </w:tcPr>
           <w:p>
             <w:pPr>
-              <w:pStyle w:val="TableText"/>
+              <w:pStyle w:val="25"/>
               <w:spacing w:before="241" w:line="220" w:lineRule="auto"/>
-              <w:ind w:left="0" w:right="0" w:firstLine="0" w:leftChars="0" w:rightChars="0" w:firstLineChars="0"/>
+              <w:ind w:left="0" w:leftChars="0" w:right="0" w:rightChars="0" w:firstLine="0" w:firstLineChars="0"/>
               <w:jc w:val="center"/>
               <w:rPr>
                 <w:sz w:val="18"/>
@@ -6124,9 +6273,9 @@
           </w:tcPr>
           <w:p>
             <w:pPr>
-              <w:pStyle w:val="TableText"/>
+              <w:pStyle w:val="25"/>
               <w:spacing w:before="241" w:line="220" w:lineRule="auto"/>
-              <w:ind w:left="0" w:right="0" w:firstLine="0" w:leftChars="0" w:rightChars="0" w:firstLineChars="0"/>
+              <w:ind w:left="0" w:leftChars="0" w:right="0" w:rightChars="0" w:firstLine="0" w:firstLineChars="0"/>
               <w:jc w:val="center"/>
               <w:rPr>
                 <w:sz w:val="18"/>
@@ -6153,9 +6302,14 @@
       </w:tr>
       <w:tr>
         <w:tblPrEx>
-          <w:tblW w:w="9370" w:type="dxa"/>
-          <w:jc w:val="center"/>
-          <w:tblLayout w:type="fixed"/>
+          <w:tblBorders>
+            <w:top w:val="single" w:color="000000" w:sz="4" w:space="0"/>
+            <w:left w:val="single" w:color="000000" w:sz="4" w:space="0"/>
+            <w:bottom w:val="single" w:color="000000" w:sz="4" w:space="0"/>
+            <w:right w:val="single" w:color="000000" w:sz="4" w:space="0"/>
+            <w:insideH w:val="single" w:color="000000" w:sz="4" w:space="0"/>
+            <w:insideV w:val="single" w:color="000000" w:sz="4" w:space="0"/>
+          </w:tblBorders>
           <w:tblCellMar>
             <w:top w:w="0" w:type="dxa"/>
             <w:left w:w="0" w:type="dxa"/>
@@ -6164,13 +6318,13 @@
           </w:tblCellMar>
         </w:tblPrEx>
         <w:trPr>
-          <w:trHeight w:val="656"/>
+          <w:trHeight w:val="656" w:hRule="atLeast"/>
           <w:jc w:val="center"/>
         </w:trPr>
         <w:tc>
           <w:tcPr>
             <w:tcW w:w="624" w:type="dxa"/>
-            <w:vMerge/>
+            <w:vMerge w:val="continue"/>
           </w:tcPr>
           <w:p>
             <w:pPr>
@@ -6187,11 +6341,11 @@
           </w:tcPr>
           <w:p>
             <w:pPr>
-              <w:pStyle w:val="TableText"/>
+              <w:pStyle w:val="25"/>
               <w:spacing w:before="111" w:line="221" w:lineRule="auto"/>
               <w:ind w:left="157"/>
               <w:rPr>
-                <w:rFonts w:eastAsia="宋体" w:hint="eastAsia"/>
+                <w:rFonts w:hint="eastAsia" w:eastAsia="宋体"/>
                 <w:spacing w:val="-3"/>
                 <w:sz w:val="18"/>
                 <w:szCs w:val="18"/>
@@ -6218,11 +6372,11 @@
           </w:tcPr>
           <w:p>
             <w:pPr>
-              <w:pStyle w:val="TableParagraph"/>
+              <w:pStyle w:val="26"/>
               <w:spacing w:line="160" w:lineRule="atLeast"/>
-              <w:ind w:left="24" w:right="63" w:leftChars="0" w:rightChars="0"/>
-              <w:rPr>
-                <w:rFonts w:ascii="宋体" w:eastAsia="宋体" w:hAnsi="宋体" w:cs="宋体" w:hint="default"/>
+              <w:ind w:left="24" w:leftChars="0" w:right="63" w:rightChars="0"/>
+              <w:rPr>
+                <w:rFonts w:hint="default" w:ascii="宋体" w:hAnsi="宋体" w:eastAsia="宋体" w:cs="宋体"/>
                 <w:snapToGrid w:val="0"/>
                 <w:color w:val="000000"/>
                 <w:w w:val="105"/>
@@ -6258,7 +6412,7 @@
               <w:suppressLineNumbers w:val="0"/>
               <w:jc w:val="left"/>
               <w:rPr>
-                <w:rFonts w:ascii="Arial" w:eastAsia="宋体" w:hAnsi="Arial" w:cs="Arial" w:hint="default"/>
+                <w:rFonts w:hint="default" w:ascii="Arial" w:hAnsi="Arial" w:eastAsia="宋体" w:cs="Arial"/>
                 <w:snapToGrid w:val="0"/>
                 <w:color w:val="000000"/>
                 <w:w w:val="105"/>
@@ -6292,10 +6446,10 @@
               <w:keepLines w:val="0"/>
               <w:widowControl/>
               <w:suppressLineNumbers w:val="0"/>
-              <w:ind w:left="0" w:right="0" w:firstLine="0" w:leftChars="0" w:rightChars="0" w:firstLineChars="0"/>
-              <w:jc w:val="center"/>
-              <w:rPr>
-                <w:rFonts w:ascii="Arial" w:eastAsia="宋体" w:hAnsi="Arial" w:cs="Arial" w:hint="default"/>
+              <w:ind w:left="0" w:leftChars="0" w:right="0" w:rightChars="0" w:firstLine="0" w:firstLineChars="0"/>
+              <w:jc w:val="center"/>
+              <w:rPr>
+                <w:rFonts w:hint="default" w:ascii="Arial" w:hAnsi="Arial" w:eastAsia="宋体" w:cs="Arial"/>
                 <w:snapToGrid w:val="0"/>
                 <w:color w:val="000000"/>
                 <w:w w:val="105"/>
@@ -6323,10 +6477,10 @@
           </w:tcPr>
           <w:p>
             <w:pPr>
-              <w:ind w:left="0" w:right="0" w:firstLine="0" w:leftChars="0" w:rightChars="0" w:firstLineChars="0"/>
-              <w:jc w:val="center"/>
-              <w:rPr>
-                <w:rFonts w:ascii="宋体" w:eastAsia="宋体" w:hAnsi="宋体" w:cs="宋体" w:hint="default"/>
+              <w:ind w:left="0" w:leftChars="0" w:right="0" w:rightChars="0" w:firstLine="0" w:firstLineChars="0"/>
+              <w:jc w:val="center"/>
+              <w:rPr>
+                <w:rFonts w:hint="default" w:ascii="宋体" w:hAnsi="宋体" w:eastAsia="宋体" w:cs="宋体"/>
                 <w:snapToGrid w:val="0"/>
                 <w:color w:val="000000"/>
                 <w:w w:val="105"/>
@@ -6354,12 +6508,12 @@
           </w:tcPr>
           <w:p>
             <w:pPr>
-              <w:pStyle w:val="TableParagraph"/>
+              <w:pStyle w:val="26"/>
               <w:spacing w:before="112"/>
-              <w:ind w:left="0" w:right="0" w:firstLine="0" w:leftChars="0" w:rightChars="0" w:firstLineChars="0"/>
-              <w:jc w:val="center"/>
-              <w:rPr>
-                <w:rFonts w:ascii="宋体" w:eastAsia="宋体" w:hAnsi="宋体" w:cs="宋体" w:hint="default"/>
+              <w:ind w:left="0" w:leftChars="0" w:right="0" w:rightChars="0" w:firstLine="0" w:firstLineChars="0"/>
+              <w:jc w:val="center"/>
+              <w:rPr>
+                <w:rFonts w:hint="default" w:ascii="宋体" w:hAnsi="宋体" w:eastAsia="宋体" w:cs="宋体"/>
                 <w:snapToGrid w:val="0"/>
                 <w:color w:val="000000"/>
                 <w:w w:val="105"/>
@@ -6371,7 +6525,7 @@
             </w:pPr>
             <w:r>
               <w:rPr>
-                <w:rFonts w:ascii="宋体" w:eastAsia="宋体" w:hAnsi="宋体" w:cs="宋体" w:hint="eastAsia"/>
+                <w:rFonts w:hint="eastAsia" w:ascii="宋体" w:hAnsi="宋体" w:eastAsia="宋体" w:cs="宋体"/>
                 <w:color w:val="000000"/>
                 <w:kern w:val="0"/>
                 <w:sz w:val="20"/>
@@ -6382,7 +6536,7 @@
             </w:r>
             <w:r>
               <w:rPr>
-                <w:rFonts w:cs="宋体" w:hint="eastAsia"/>
+                <w:rFonts w:hint="eastAsia" w:cs="宋体"/>
                 <w:color w:val="000000"/>
                 <w:kern w:val="0"/>
                 <w:sz w:val="20"/>
@@ -6406,9 +6560,14 @@
       </w:tr>
       <w:tr>
         <w:tblPrEx>
-          <w:tblW w:w="9370" w:type="dxa"/>
-          <w:jc w:val="center"/>
-          <w:tblLayout w:type="fixed"/>
+          <w:tblBorders>
+            <w:top w:val="single" w:color="000000" w:sz="4" w:space="0"/>
+            <w:left w:val="single" w:color="000000" w:sz="4" w:space="0"/>
+            <w:bottom w:val="single" w:color="000000" w:sz="4" w:space="0"/>
+            <w:right w:val="single" w:color="000000" w:sz="4" w:space="0"/>
+            <w:insideH w:val="single" w:color="000000" w:sz="4" w:space="0"/>
+            <w:insideV w:val="single" w:color="000000" w:sz="4" w:space="0"/>
+          </w:tblBorders>
           <w:tblCellMar>
             <w:top w:w="0" w:type="dxa"/>
             <w:left w:w="0" w:type="dxa"/>
@@ -6417,13 +6576,13 @@
           </w:tblCellMar>
         </w:tblPrEx>
         <w:trPr>
-          <w:trHeight w:val="656"/>
+          <w:trHeight w:val="656" w:hRule="atLeast"/>
           <w:jc w:val="center"/>
         </w:trPr>
         <w:tc>
           <w:tcPr>
             <w:tcW w:w="624" w:type="dxa"/>
-            <w:vMerge/>
+            <w:vMerge w:val="continue"/>
           </w:tcPr>
           <w:p>
             <w:pPr>
@@ -6441,7 +6600,7 @@
           </w:tcPr>
           <w:p>
             <w:pPr>
-              <w:pStyle w:val="TableText"/>
+              <w:pStyle w:val="25"/>
               <w:spacing w:before="111" w:line="221" w:lineRule="auto"/>
               <w:ind w:left="157"/>
               <w:rPr>
@@ -6472,11 +6631,11 @@
           </w:tcPr>
           <w:p>
             <w:pPr>
-              <w:pStyle w:val="TableParagraph"/>
+              <w:pStyle w:val="26"/>
               <w:spacing w:line="160" w:lineRule="atLeast"/>
-              <w:ind w:left="24" w:right="63" w:leftChars="0" w:rightChars="0"/>
-              <w:rPr>
-                <w:rFonts w:ascii="宋体" w:eastAsia="宋体" w:hAnsi="宋体" w:cs="宋体" w:hint="default"/>
+              <w:ind w:left="24" w:leftChars="0" w:right="63" w:rightChars="0"/>
+              <w:rPr>
+                <w:rFonts w:hint="default" w:ascii="宋体" w:hAnsi="宋体" w:eastAsia="宋体" w:cs="宋体"/>
                 <w:snapToGrid w:val="0"/>
                 <w:color w:val="000000"/>
                 <w:w w:val="105"/>
@@ -6506,10 +6665,10 @@
           </w:tcPr>
           <w:p>
             <w:pPr>
-              <w:pStyle w:val="TableParagraph"/>
+              <w:pStyle w:val="26"/>
               <w:ind w:left="25" w:leftChars="0"/>
               <w:rPr>
-                <w:rFonts w:ascii="宋体" w:eastAsia="宋体" w:hAnsi="宋体" w:cs="宋体" w:hint="eastAsia"/>
+                <w:rFonts w:hint="eastAsia" w:ascii="宋体" w:hAnsi="宋体" w:eastAsia="宋体" w:cs="宋体"/>
                 <w:snapToGrid w:val="0"/>
                 <w:color w:val="000000"/>
                 <w:w w:val="105"/>
@@ -6539,10 +6698,10 @@
           </w:tcPr>
           <w:p>
             <w:pPr>
-              <w:ind w:left="0" w:right="0" w:firstLine="0" w:leftChars="0" w:rightChars="0" w:firstLineChars="0"/>
-              <w:jc w:val="center"/>
-              <w:rPr>
-                <w:rFonts w:ascii="宋体" w:eastAsia="宋体" w:hAnsi="宋体" w:cs="宋体" w:hint="default"/>
+              <w:ind w:left="0" w:leftChars="0" w:right="0" w:rightChars="0" w:firstLine="0" w:firstLineChars="0"/>
+              <w:jc w:val="center"/>
+              <w:rPr>
+                <w:rFonts w:hint="default" w:ascii="宋体" w:hAnsi="宋体" w:eastAsia="宋体" w:cs="宋体"/>
                 <w:snapToGrid w:val="0"/>
                 <w:color w:val="000000"/>
                 <w:w w:val="105"/>
@@ -6570,10 +6729,10 @@
           </w:tcPr>
           <w:p>
             <w:pPr>
-              <w:ind w:left="0" w:right="0" w:firstLine="0" w:leftChars="0" w:rightChars="0" w:firstLineChars="0"/>
-              <w:jc w:val="center"/>
-              <w:rPr>
-                <w:rFonts w:ascii="宋体" w:eastAsia="宋体" w:hAnsi="宋体" w:cs="宋体" w:hint="default"/>
+              <w:ind w:left="0" w:leftChars="0" w:right="0" w:rightChars="0" w:firstLine="0" w:firstLineChars="0"/>
+              <w:jc w:val="center"/>
+              <w:rPr>
+                <w:rFonts w:hint="default" w:ascii="宋体" w:hAnsi="宋体" w:eastAsia="宋体" w:cs="宋体"/>
                 <w:snapToGrid w:val="0"/>
                 <w:color w:val="000000"/>
                 <w:w w:val="105"/>
@@ -6601,12 +6760,12 @@
           </w:tcPr>
           <w:p>
             <w:pPr>
-              <w:pStyle w:val="TableParagraph"/>
+              <w:pStyle w:val="26"/>
               <w:spacing w:before="112"/>
-              <w:ind w:left="0" w:right="0" w:firstLine="0" w:leftChars="0" w:rightChars="0" w:firstLineChars="0"/>
-              <w:jc w:val="center"/>
-              <w:rPr>
-                <w:rFonts w:ascii="宋体" w:eastAsia="Arial" w:hAnsi="宋体" w:cs="宋体" w:hint="eastAsia"/>
+              <w:ind w:left="0" w:leftChars="0" w:right="0" w:rightChars="0" w:firstLine="0" w:firstLineChars="0"/>
+              <w:jc w:val="center"/>
+              <w:rPr>
+                <w:rFonts w:hint="eastAsia" w:ascii="宋体" w:hAnsi="宋体" w:eastAsia="Arial" w:cs="宋体"/>
                 <w:snapToGrid w:val="0"/>
                 <w:color w:val="000000"/>
                 <w:w w:val="105"/>
@@ -6629,9 +6788,14 @@
       </w:tr>
       <w:tr>
         <w:tblPrEx>
-          <w:tblW w:w="9370" w:type="dxa"/>
-          <w:jc w:val="center"/>
-          <w:tblLayout w:type="fixed"/>
+          <w:tblBorders>
+            <w:top w:val="single" w:color="000000" w:sz="4" w:space="0"/>
+            <w:left w:val="single" w:color="000000" w:sz="4" w:space="0"/>
+            <w:bottom w:val="single" w:color="000000" w:sz="4" w:space="0"/>
+            <w:right w:val="single" w:color="000000" w:sz="4" w:space="0"/>
+            <w:insideH w:val="single" w:color="000000" w:sz="4" w:space="0"/>
+            <w:insideV w:val="single" w:color="000000" w:sz="4" w:space="0"/>
+          </w:tblBorders>
           <w:tblCellMar>
             <w:top w:w="0" w:type="dxa"/>
             <w:left w:w="0" w:type="dxa"/>
@@ -6640,13 +6804,13 @@
           </w:tblCellMar>
         </w:tblPrEx>
         <w:trPr>
-          <w:trHeight w:val="656"/>
+          <w:trHeight w:val="656" w:hRule="atLeast"/>
           <w:jc w:val="center"/>
         </w:trPr>
         <w:tc>
           <w:tcPr>
             <w:tcW w:w="624" w:type="dxa"/>
-            <w:vMerge/>
+            <w:vMerge w:val="continue"/>
           </w:tcPr>
           <w:p>
             <w:pPr>
@@ -6660,11 +6824,11 @@
         <w:tc>
           <w:tcPr>
             <w:tcW w:w="670" w:type="dxa"/>
-            <w:vMerge/>
-          </w:tcPr>
-          <w:p>
-            <w:pPr>
-              <w:pStyle w:val="TableText"/>
+            <w:vMerge w:val="continue"/>
+          </w:tcPr>
+          <w:p>
+            <w:pPr>
+              <w:pStyle w:val="25"/>
               <w:spacing w:before="111" w:line="221" w:lineRule="auto"/>
               <w:ind w:left="157"/>
               <w:rPr>
@@ -6685,11 +6849,11 @@
           </w:tcPr>
           <w:p>
             <w:pPr>
-              <w:pStyle w:val="TableParagraph"/>
+              <w:pStyle w:val="26"/>
               <w:spacing w:line="160" w:lineRule="atLeast"/>
-              <w:ind w:left="24" w:right="63" w:leftChars="0" w:rightChars="0"/>
-              <w:rPr>
-                <w:rFonts w:ascii="宋体" w:eastAsia="宋体" w:hAnsi="宋体" w:cs="宋体" w:hint="default"/>
+              <w:ind w:left="24" w:leftChars="0" w:right="63" w:rightChars="0"/>
+              <w:rPr>
+                <w:rFonts w:hint="default" w:ascii="宋体" w:hAnsi="宋体" w:eastAsia="宋体" w:cs="宋体"/>
                 <w:snapToGrid w:val="0"/>
                 <w:color w:val="000000"/>
                 <w:w w:val="105"/>
@@ -6719,10 +6883,10 @@
           </w:tcPr>
           <w:p>
             <w:pPr>
-              <w:pStyle w:val="TableParagraph"/>
+              <w:pStyle w:val="26"/>
               <w:ind w:left="25" w:leftChars="0"/>
               <w:rPr>
-                <w:rFonts w:ascii="宋体" w:eastAsia="宋体" w:hAnsi="宋体" w:cs="宋体" w:hint="eastAsia"/>
+                <w:rFonts w:hint="eastAsia" w:ascii="宋体" w:hAnsi="宋体" w:eastAsia="宋体" w:cs="宋体"/>
                 <w:snapToGrid w:val="0"/>
                 <w:color w:val="000000"/>
                 <w:w w:val="105"/>
@@ -6752,10 +6916,10 @@
           </w:tcPr>
           <w:p>
             <w:pPr>
-              <w:ind w:left="0" w:right="0" w:firstLine="0" w:leftChars="0" w:rightChars="0" w:firstLineChars="0"/>
-              <w:jc w:val="center"/>
-              <w:rPr>
-                <w:rFonts w:ascii="宋体" w:eastAsia="宋体" w:hAnsi="宋体" w:cs="宋体" w:hint="default"/>
+              <w:ind w:left="0" w:leftChars="0" w:right="0" w:rightChars="0" w:firstLine="0" w:firstLineChars="0"/>
+              <w:jc w:val="center"/>
+              <w:rPr>
+                <w:rFonts w:hint="default" w:ascii="宋体" w:hAnsi="宋体" w:eastAsia="宋体" w:cs="宋体"/>
                 <w:snapToGrid w:val="0"/>
                 <w:color w:val="000000"/>
                 <w:w w:val="105"/>
@@ -6783,10 +6947,10 @@
           </w:tcPr>
           <w:p>
             <w:pPr>
-              <w:ind w:left="0" w:right="0" w:firstLine="0" w:leftChars="0" w:rightChars="0" w:firstLineChars="0"/>
-              <w:jc w:val="center"/>
-              <w:rPr>
-                <w:rFonts w:ascii="宋体" w:eastAsia="宋体" w:hAnsi="宋体" w:cs="宋体" w:hint="default"/>
+              <w:ind w:left="0" w:leftChars="0" w:right="0" w:rightChars="0" w:firstLine="0" w:firstLineChars="0"/>
+              <w:jc w:val="center"/>
+              <w:rPr>
+                <w:rFonts w:hint="default" w:ascii="宋体" w:hAnsi="宋体" w:eastAsia="宋体" w:cs="宋体"/>
                 <w:snapToGrid w:val="0"/>
                 <w:color w:val="000000"/>
                 <w:w w:val="105"/>
@@ -6814,12 +6978,12 @@
           </w:tcPr>
           <w:p>
             <w:pPr>
-              <w:pStyle w:val="TableParagraph"/>
+              <w:pStyle w:val="26"/>
               <w:spacing w:before="112"/>
-              <w:ind w:left="0" w:right="0" w:firstLine="0" w:leftChars="0" w:rightChars="0" w:firstLineChars="0"/>
-              <w:jc w:val="center"/>
-              <w:rPr>
-                <w:rFonts w:ascii="宋体" w:eastAsia="Arial" w:hAnsi="宋体" w:cs="宋体" w:hint="eastAsia"/>
+              <w:ind w:left="0" w:leftChars="0" w:right="0" w:rightChars="0" w:firstLine="0" w:firstLineChars="0"/>
+              <w:jc w:val="center"/>
+              <w:rPr>
+                <w:rFonts w:hint="eastAsia" w:ascii="宋体" w:hAnsi="宋体" w:eastAsia="Arial" w:cs="宋体"/>
                 <w:snapToGrid w:val="0"/>
                 <w:color w:val="000000"/>
                 <w:w w:val="105"/>
@@ -6831,7 +6995,7 @@
             </w:pPr>
             <w:r>
               <w:rPr>
-                <w:rFonts w:ascii="宋体" w:eastAsia="宋体" w:hAnsi="宋体" w:cs="宋体" w:hint="eastAsia"/>
+                <w:rFonts w:hint="eastAsia" w:ascii="宋体" w:hAnsi="宋体" w:eastAsia="宋体" w:cs="宋体"/>
                 <w:color w:val="000000"/>
                 <w:kern w:val="0"/>
                 <w:sz w:val="20"/>
@@ -6842,7 +7006,7 @@
             </w:r>
             <w:r>
               <w:rPr>
-                <w:rFonts w:cs="宋体" w:hint="eastAsia"/>
+                <w:rFonts w:hint="eastAsia" w:cs="宋体"/>
                 <w:color w:val="000000"/>
                 <w:kern w:val="0"/>
                 <w:sz w:val="20"/>
@@ -6866,9 +7030,14 @@
       </w:tr>
       <w:tr>
         <w:tblPrEx>
-          <w:tblW w:w="9370" w:type="dxa"/>
-          <w:jc w:val="center"/>
-          <w:tblLayout w:type="fixed"/>
+          <w:tblBorders>
+            <w:top w:val="single" w:color="000000" w:sz="4" w:space="0"/>
+            <w:left w:val="single" w:color="000000" w:sz="4" w:space="0"/>
+            <w:bottom w:val="single" w:color="000000" w:sz="4" w:space="0"/>
+            <w:right w:val="single" w:color="000000" w:sz="4" w:space="0"/>
+            <w:insideH w:val="single" w:color="000000" w:sz="4" w:space="0"/>
+            <w:insideV w:val="single" w:color="000000" w:sz="4" w:space="0"/>
+          </w:tblBorders>
           <w:tblCellMar>
             <w:top w:w="0" w:type="dxa"/>
             <w:left w:w="0" w:type="dxa"/>
@@ -6877,7 +7046,7 @@
           </w:tblCellMar>
         </w:tblPrEx>
         <w:trPr>
-          <w:trHeight w:val="655"/>
+          <w:trHeight w:val="655" w:hRule="atLeast"/>
           <w:jc w:val="center"/>
         </w:trPr>
         <w:tc>
@@ -6887,7 +7056,7 @@
           </w:tcPr>
           <w:p>
             <w:pPr>
-              <w:pStyle w:val="TableText"/>
+              <w:pStyle w:val="25"/>
               <w:spacing w:before="236" w:line="220" w:lineRule="auto"/>
               <w:ind w:left="291"/>
               <w:rPr>
@@ -6911,7 +7080,7 @@
           </w:tcPr>
           <w:p>
             <w:pPr>
-              <w:pStyle w:val="TableText"/>
+              <w:pStyle w:val="25"/>
               <w:spacing w:before="236" w:line="220" w:lineRule="auto"/>
               <w:rPr>
                 <w:sz w:val="18"/>
@@ -6934,7 +7103,7 @@
           </w:tcPr>
           <w:p>
             <w:pPr>
-              <w:pStyle w:val="TableText"/>
+              <w:pStyle w:val="25"/>
               <w:spacing w:before="73" w:line="293" w:lineRule="auto"/>
               <w:ind w:left="909" w:right="176" w:hanging="720"/>
               <w:rPr>
@@ -6966,9 +7135,9 @@
           </w:tcPr>
           <w:p>
             <w:pPr>
-              <w:pStyle w:val="TableText"/>
+              <w:pStyle w:val="25"/>
               <w:spacing w:before="236" w:line="220" w:lineRule="auto"/>
-              <w:ind w:left="0" w:right="0" w:firstLine="0" w:leftChars="0" w:rightChars="0" w:firstLineChars="0"/>
+              <w:ind w:left="0" w:leftChars="0" w:right="0" w:rightChars="0" w:firstLine="0" w:firstLineChars="0"/>
               <w:jc w:val="center"/>
               <w:rPr>
                 <w:sz w:val="18"/>
@@ -6991,9 +7160,9 @@
           </w:tcPr>
           <w:p>
             <w:pPr>
-              <w:pStyle w:val="TableText"/>
+              <w:pStyle w:val="25"/>
               <w:spacing w:before="236" w:line="220" w:lineRule="auto"/>
-              <w:ind w:left="0" w:right="0" w:firstLine="0" w:leftChars="0" w:rightChars="0" w:firstLineChars="0"/>
+              <w:ind w:left="0" w:leftChars="0" w:right="0" w:rightChars="0" w:firstLine="0" w:firstLineChars="0"/>
               <w:jc w:val="center"/>
               <w:rPr>
                 <w:sz w:val="18"/>
@@ -7016,9 +7185,9 @@
           </w:tcPr>
           <w:p>
             <w:pPr>
-              <w:pStyle w:val="TableText"/>
+              <w:pStyle w:val="25"/>
               <w:spacing w:before="262" w:line="238" w:lineRule="auto"/>
-              <w:ind w:left="0" w:right="0" w:firstLine="0" w:leftChars="0" w:rightChars="0" w:firstLineChars="0"/>
+              <w:ind w:left="0" w:leftChars="0" w:right="0" w:rightChars="0" w:firstLine="0" w:firstLineChars="0"/>
               <w:jc w:val="center"/>
               <w:rPr>
                 <w:sz w:val="18"/>
@@ -7038,9 +7207,14 @@
       </w:tr>
       <w:tr>
         <w:tblPrEx>
-          <w:tblW w:w="9370" w:type="dxa"/>
-          <w:jc w:val="center"/>
-          <w:tblLayout w:type="fixed"/>
+          <w:tblBorders>
+            <w:top w:val="single" w:color="000000" w:sz="4" w:space="0"/>
+            <w:left w:val="single" w:color="000000" w:sz="4" w:space="0"/>
+            <w:bottom w:val="single" w:color="000000" w:sz="4" w:space="0"/>
+            <w:right w:val="single" w:color="000000" w:sz="4" w:space="0"/>
+            <w:insideH w:val="single" w:color="000000" w:sz="4" w:space="0"/>
+            <w:insideV w:val="single" w:color="000000" w:sz="4" w:space="0"/>
+          </w:tblBorders>
           <w:tblCellMar>
             <w:top w:w="0" w:type="dxa"/>
             <w:left w:w="0" w:type="dxa"/>
@@ -7049,7 +7223,7 @@
           </w:tblCellMar>
         </w:tblPrEx>
         <w:trPr>
-          <w:trHeight w:val="650"/>
+          <w:trHeight w:val="650" w:hRule="atLeast"/>
           <w:jc w:val="center"/>
         </w:trPr>
         <w:tc>
@@ -7058,16 +7232,16 @@
             <w:gridSpan w:val="2"/>
             <w:tcBorders>
               <w:top w:val="nil"/>
-              <w:bottom w:val="single" w:sz="4" w:space="0" w:color="auto"/>
+              <w:bottom w:val="single" w:color="auto" w:sz="4" w:space="0"/>
             </w:tcBorders>
           </w:tcPr>
           <w:p>
             <w:pPr>
-              <w:pStyle w:val="TableText"/>
+              <w:pStyle w:val="25"/>
               <w:spacing w:before="236" w:line="220" w:lineRule="auto"/>
               <w:ind w:left="291"/>
               <w:rPr>
-                <w:rFonts w:ascii="Arial" w:eastAsia="宋体" w:hint="eastAsia"/>
+                <w:rFonts w:hint="eastAsia" w:ascii="Arial" w:eastAsia="宋体"/>
                 <w:sz w:val="21"/>
                 <w:lang w:val="en-US" w:eastAsia="zh-CN"/>
               </w:rPr>
@@ -7090,7 +7264,7 @@
           </w:tcPr>
           <w:p>
             <w:pPr>
-              <w:pStyle w:val="TableText"/>
+              <w:pStyle w:val="25"/>
               <w:spacing w:before="72" w:line="291" w:lineRule="auto"/>
               <w:ind w:right="145"/>
               <w:rPr>
@@ -7139,11 +7313,11 @@
           </w:tcPr>
           <w:p>
             <w:pPr>
-              <w:pStyle w:val="TableText"/>
+              <w:pStyle w:val="25"/>
               <w:spacing w:before="235" w:line="220" w:lineRule="auto"/>
               <w:ind w:left="679"/>
               <w:rPr>
-                <w:rFonts w:eastAsia="宋体" w:hint="default"/>
+                <w:rFonts w:hint="default" w:eastAsia="宋体"/>
                 <w:sz w:val="18"/>
                 <w:szCs w:val="18"/>
                 <w:lang w:val="en-US" w:eastAsia="zh-CN"/>
@@ -7167,9 +7341,9 @@
           </w:tcPr>
           <w:p>
             <w:pPr>
-              <w:pStyle w:val="TableText"/>
+              <w:pStyle w:val="25"/>
               <w:spacing w:before="235" w:line="220" w:lineRule="auto"/>
-              <w:ind w:left="0" w:right="0" w:firstLine="0" w:leftChars="0" w:rightChars="0" w:firstLineChars="0"/>
+              <w:ind w:left="0" w:leftChars="0" w:right="0" w:rightChars="0" w:firstLine="0" w:firstLineChars="0"/>
               <w:jc w:val="center"/>
               <w:rPr>
                 <w:sz w:val="18"/>
@@ -7193,9 +7367,9 @@
           </w:tcPr>
           <w:p>
             <w:pPr>
-              <w:pStyle w:val="TableText"/>
+              <w:pStyle w:val="25"/>
               <w:spacing w:before="235" w:line="220" w:lineRule="auto"/>
-              <w:ind w:left="0" w:right="0" w:firstLine="0" w:leftChars="0" w:rightChars="0" w:firstLineChars="0"/>
+              <w:ind w:left="0" w:leftChars="0" w:right="0" w:rightChars="0" w:firstLine="0" w:firstLineChars="0"/>
               <w:jc w:val="center"/>
               <w:rPr>
                 <w:sz w:val="18"/>
@@ -7218,9 +7392,9 @@
           </w:tcPr>
           <w:p>
             <w:pPr>
-              <w:pStyle w:val="TableText"/>
+              <w:pStyle w:val="25"/>
               <w:spacing w:before="235" w:line="220" w:lineRule="auto"/>
-              <w:ind w:left="0" w:right="0" w:firstLine="0" w:leftChars="0" w:rightChars="0" w:firstLineChars="0"/>
+              <w:ind w:left="0" w:leftChars="0" w:right="0" w:rightChars="0" w:firstLine="0" w:firstLineChars="0"/>
               <w:jc w:val="center"/>
               <w:rPr>
                 <w:sz w:val="18"/>
@@ -7240,9 +7414,14 @@
       </w:tr>
       <w:tr>
         <w:tblPrEx>
-          <w:tblW w:w="9370" w:type="dxa"/>
-          <w:jc w:val="center"/>
-          <w:tblLayout w:type="fixed"/>
+          <w:tblBorders>
+            <w:top w:val="single" w:color="000000" w:sz="4" w:space="0"/>
+            <w:left w:val="single" w:color="000000" w:sz="4" w:space="0"/>
+            <w:bottom w:val="single" w:color="000000" w:sz="4" w:space="0"/>
+            <w:right w:val="single" w:color="000000" w:sz="4" w:space="0"/>
+            <w:insideH w:val="single" w:color="000000" w:sz="4" w:space="0"/>
+            <w:insideV w:val="single" w:color="000000" w:sz="4" w:space="0"/>
+          </w:tblBorders>
           <w:tblCellMar>
             <w:top w:w="0" w:type="dxa"/>
             <w:left w:w="0" w:type="dxa"/>
@@ -7251,7 +7430,7 @@
           </w:tblCellMar>
         </w:tblPrEx>
         <w:trPr>
-          <w:trHeight w:val="658"/>
+          <w:trHeight w:val="658" w:hRule="atLeast"/>
           <w:jc w:val="center"/>
         </w:trPr>
         <w:tc>
@@ -7259,18 +7438,18 @@
             <w:tcW w:w="624" w:type="dxa"/>
             <w:vMerge w:val="restart"/>
             <w:tcBorders>
-              <w:top w:val="single" w:sz="4" w:space="0" w:color="auto"/>
-              <w:left w:val="single" w:sz="4" w:space="0" w:color="auto"/>
-              <w:right w:val="single" w:sz="4" w:space="0" w:color="auto"/>
+              <w:top w:val="single" w:color="auto" w:sz="4" w:space="0"/>
+              <w:left w:val="single" w:color="auto" w:sz="4" w:space="0"/>
+              <w:right w:val="single" w:color="auto" w:sz="4" w:space="0"/>
             </w:tcBorders>
             <w:vAlign w:val="center"/>
           </w:tcPr>
           <w:p>
             <w:pPr>
-              <w:pStyle w:val="TableText"/>
+              <w:pStyle w:val="25"/>
               <w:spacing w:before="58" w:line="222" w:lineRule="auto"/>
               <w:rPr>
-                <w:rFonts w:ascii="Arial" w:eastAsia="宋体" w:hint="eastAsia"/>
+                <w:rFonts w:hint="eastAsia" w:ascii="Arial" w:eastAsia="宋体"/>
                 <w:sz w:val="21"/>
                 <w:lang w:val="en-US" w:eastAsia="zh-CN"/>
               </w:rPr>
@@ -7291,10 +7470,10 @@
           <w:tcPr>
             <w:tcW w:w="670" w:type="dxa"/>
             <w:tcBorders>
-              <w:top w:val="single" w:sz="4" w:space="0" w:color="auto"/>
-              <w:left w:val="single" w:sz="4" w:space="0" w:color="auto"/>
-              <w:bottom w:val="single" w:sz="4" w:space="0" w:color="auto"/>
-              <w:right w:val="single" w:sz="4" w:space="0" w:color="auto"/>
+              <w:top w:val="single" w:color="auto" w:sz="4" w:space="0"/>
+              <w:left w:val="single" w:color="auto" w:sz="4" w:space="0"/>
+              <w:bottom w:val="single" w:color="auto" w:sz="4" w:space="0"/>
+              <w:right w:val="single" w:color="auto" w:sz="4" w:space="0"/>
             </w:tcBorders>
           </w:tcPr>
           <w:p>
@@ -7319,12 +7498,12 @@
           <w:tcPr>
             <w:tcW w:w="1948" w:type="dxa"/>
             <w:tcBorders>
-              <w:left w:val="single" w:sz="4" w:space="0" w:color="auto"/>
+              <w:left w:val="single" w:color="auto" w:sz="4" w:space="0"/>
             </w:tcBorders>
           </w:tcPr>
           <w:p>
             <w:pPr>
-              <w:pStyle w:val="TableText"/>
+              <w:pStyle w:val="25"/>
               <w:spacing w:before="77" w:line="291" w:lineRule="auto"/>
               <w:ind w:right="145"/>
               <w:rPr>
@@ -7355,7 +7534,7 @@
           </w:tcPr>
           <w:p>
             <w:pPr>
-              <w:pStyle w:val="TableText"/>
+              <w:pStyle w:val="25"/>
               <w:spacing w:before="76" w:line="220" w:lineRule="auto"/>
               <w:ind w:left="184"/>
               <w:rPr>
@@ -7371,24 +7550,15 @@
               </w:rPr>
               <w:t>满意度调查表总得分/收回的调查</w:t>
             </w:r>
-          </w:p>
-          <w:p>
-            <w:pPr>
-              <w:pStyle w:val="TableText"/>
-              <w:spacing w:before="111" w:line="220" w:lineRule="auto"/>
-              <w:ind w:left="1059"/>
-              <w:rPr>
-                <w:sz w:val="18"/>
-                <w:szCs w:val="18"/>
-              </w:rPr>
-            </w:pPr>
+            <w:bookmarkStart w:id="0" w:name="_GoBack"/>
+            <w:bookmarkEnd w:id="0"/>
             <w:r>
               <w:rPr>
                 <w:spacing w:val="-5"/>
                 <w:sz w:val="18"/>
                 <w:szCs w:val="18"/>
               </w:rPr>
-              <w:t>问卷总份数</w:t>
+              <w:t>卷总份数</w:t>
             </w:r>
           </w:p>
         </w:tc>
@@ -7398,12 +7568,12 @@
           </w:tcPr>
           <w:p>
             <w:pPr>
-              <w:pStyle w:val="TableText"/>
+              <w:pStyle w:val="25"/>
               <w:spacing w:before="239" w:line="220" w:lineRule="auto"/>
-              <w:ind w:left="0" w:right="0" w:firstLine="0" w:leftChars="0" w:rightChars="0" w:firstLineChars="0"/>
-              <w:jc w:val="center"/>
-              <w:rPr>
-                <w:rFonts w:eastAsia="宋体" w:hint="default"/>
+              <w:ind w:left="0" w:leftChars="0" w:right="0" w:rightChars="0" w:firstLine="0" w:firstLineChars="0"/>
+              <w:jc w:val="center"/>
+              <w:rPr>
+                <w:rFonts w:hint="default" w:eastAsia="宋体"/>
                 <w:sz w:val="18"/>
                 <w:szCs w:val="18"/>
                 <w:lang w:val="en-US" w:eastAsia="zh-CN"/>
@@ -7426,9 +7596,9 @@
           </w:tcPr>
           <w:p>
             <w:pPr>
-              <w:pStyle w:val="TableText"/>
+              <w:pStyle w:val="25"/>
               <w:spacing w:before="240" w:line="220" w:lineRule="auto"/>
-              <w:ind w:left="0" w:right="0" w:firstLine="0" w:leftChars="0" w:rightChars="0" w:firstLineChars="0"/>
+              <w:ind w:left="0" w:leftChars="0" w:right="0" w:rightChars="0" w:firstLine="0" w:firstLineChars="0"/>
               <w:jc w:val="center"/>
               <w:rPr>
                 <w:sz w:val="18"/>
@@ -7451,9 +7621,9 @@
           </w:tcPr>
           <w:p>
             <w:pPr>
-              <w:pStyle w:val="TableText"/>
+              <w:pStyle w:val="25"/>
               <w:spacing w:before="240" w:line="220" w:lineRule="auto"/>
-              <w:ind w:left="0" w:right="0" w:firstLine="0" w:leftChars="0" w:rightChars="0" w:firstLineChars="0"/>
+              <w:ind w:left="0" w:leftChars="0" w:right="0" w:rightChars="0" w:firstLine="0" w:firstLineChars="0"/>
               <w:jc w:val="center"/>
               <w:rPr>
                 <w:sz w:val="18"/>
@@ -7491,9 +7661,14 @@
       </w:tr>
       <w:tr>
         <w:tblPrEx>
-          <w:tblW w:w="9370" w:type="dxa"/>
-          <w:jc w:val="center"/>
-          <w:tblLayout w:type="fixed"/>
+          <w:tblBorders>
+            <w:top w:val="single" w:color="000000" w:sz="4" w:space="0"/>
+            <w:left w:val="single" w:color="000000" w:sz="4" w:space="0"/>
+            <w:bottom w:val="single" w:color="000000" w:sz="4" w:space="0"/>
+            <w:right w:val="single" w:color="000000" w:sz="4" w:space="0"/>
+            <w:insideH w:val="single" w:color="000000" w:sz="4" w:space="0"/>
+            <w:insideV w:val="single" w:color="000000" w:sz="4" w:space="0"/>
+          </w:tblBorders>
           <w:tblCellMar>
             <w:top w:w="0" w:type="dxa"/>
             <w:left w:w="0" w:type="dxa"/>
@@ -7502,18 +7677,18 @@
           </w:tblCellMar>
         </w:tblPrEx>
         <w:trPr>
-          <w:trHeight w:val="655"/>
+          <w:trHeight w:val="655" w:hRule="atLeast"/>
           <w:jc w:val="center"/>
         </w:trPr>
         <w:tc>
           <w:tcPr>
             <w:tcW w:w="624" w:type="dxa"/>
-            <w:vMerge/>
+            <w:vMerge w:val="continue"/>
             <w:tcBorders>
-              <w:top w:val="single" w:sz="4" w:space="0" w:color="auto"/>
-              <w:left w:val="single" w:sz="4" w:space="0" w:color="auto"/>
-              <w:bottom w:val="single" w:sz="4" w:space="0" w:color="auto"/>
-              <w:right w:val="single" w:sz="4" w:space="0" w:color="auto"/>
+              <w:top w:val="single" w:color="auto" w:sz="4" w:space="0"/>
+              <w:left w:val="single" w:color="auto" w:sz="4" w:space="0"/>
+              <w:bottom w:val="single" w:color="auto" w:sz="4" w:space="0"/>
+              <w:right w:val="single" w:color="auto" w:sz="4" w:space="0"/>
             </w:tcBorders>
           </w:tcPr>
           <w:p>
@@ -7529,26 +7704,26 @@
           <w:tcPr>
             <w:tcW w:w="670" w:type="dxa"/>
             <w:tcBorders>
-              <w:top w:val="single" w:sz="4" w:space="0" w:color="auto"/>
-              <w:left w:val="single" w:sz="4" w:space="0" w:color="auto"/>
-              <w:bottom w:val="single" w:sz="4" w:space="0" w:color="auto"/>
-              <w:right w:val="single" w:sz="4" w:space="0" w:color="auto"/>
+              <w:top w:val="single" w:color="auto" w:sz="4" w:space="0"/>
+              <w:left w:val="single" w:color="auto" w:sz="4" w:space="0"/>
+              <w:bottom w:val="single" w:color="auto" w:sz="4" w:space="0"/>
+              <w:right w:val="single" w:color="auto" w:sz="4" w:space="0"/>
             </w:tcBorders>
           </w:tcPr>
           <w:p>
             <w:pPr>
-              <w:pStyle w:val="TableText"/>
+              <w:pStyle w:val="25"/>
               <w:spacing w:before="59" w:line="220" w:lineRule="auto"/>
               <w:rPr>
-                <w:rFonts w:eastAsia="宋体" w:hint="default"/>
-                <w:sz w:val="18"/>
-                <w:szCs w:val="18"/>
-                <w:lang w:val="en-US" w:eastAsia="zh-CN"/>
-              </w:rPr>
-            </w:pPr>
-            <w:r>
-              <w:rPr>
-                <w:rFonts w:eastAsia="宋体" w:hint="eastAsia"/>
+                <w:rFonts w:hint="default" w:eastAsia="宋体"/>
+                <w:sz w:val="18"/>
+                <w:szCs w:val="18"/>
+                <w:lang w:val="en-US" w:eastAsia="zh-CN"/>
+              </w:rPr>
+            </w:pPr>
+            <w:r>
+              <w:rPr>
+                <w:rFonts w:hint="eastAsia" w:eastAsia="宋体"/>
                 <w:sz w:val="18"/>
                 <w:szCs w:val="18"/>
                 <w:lang w:val="en-US" w:eastAsia="zh-CN"/>
@@ -7561,12 +7736,12 @@
           <w:tcPr>
             <w:tcW w:w="1948" w:type="dxa"/>
             <w:tcBorders>
-              <w:left w:val="single" w:sz="4" w:space="0" w:color="auto"/>
+              <w:left w:val="single" w:color="auto" w:sz="4" w:space="0"/>
             </w:tcBorders>
           </w:tcPr>
           <w:p>
             <w:pPr>
-              <w:pStyle w:val="TableText"/>
+              <w:pStyle w:val="25"/>
               <w:keepNext w:val="0"/>
               <w:keepLines w:val="0"/>
               <w:pageBreakBefore w:val="0"/>
@@ -7584,7 +7759,7 @@
               <w:ind w:left="0" w:right="0"/>
               <w:textAlignment w:val="baseline"/>
               <w:rPr>
-                <w:rFonts w:eastAsia="宋体" w:hint="default"/>
+                <w:rFonts w:hint="default" w:eastAsia="宋体"/>
                 <w:spacing w:val="-2"/>
                 <w:sz w:val="18"/>
                 <w:szCs w:val="18"/>
@@ -7609,7 +7784,7 @@
           </w:tcPr>
           <w:p>
             <w:pPr>
-              <w:pStyle w:val="TableText"/>
+              <w:pStyle w:val="25"/>
               <w:keepNext w:val="0"/>
               <w:keepLines w:val="0"/>
               <w:pageBreakBefore w:val="0"/>
@@ -7627,7 +7802,7 @@
               <w:ind w:left="0" w:right="0"/>
               <w:textAlignment w:val="baseline"/>
               <w:rPr>
-                <w:rFonts w:eastAsia="宋体" w:hint="default"/>
+                <w:rFonts w:hint="default" w:eastAsia="宋体"/>
                 <w:spacing w:val="-5"/>
                 <w:sz w:val="18"/>
                 <w:szCs w:val="18"/>
@@ -7652,9 +7827,9 @@
           </w:tcPr>
           <w:p>
             <w:pPr>
-              <w:pStyle w:val="TableText"/>
+              <w:pStyle w:val="25"/>
               <w:spacing w:before="239" w:line="220" w:lineRule="auto"/>
-              <w:ind w:left="0" w:right="0" w:firstLine="0" w:leftChars="0" w:rightChars="0" w:firstLineChars="0"/>
+              <w:ind w:left="0" w:leftChars="0" w:right="0" w:rightChars="0" w:firstLine="0" w:firstLineChars="0"/>
               <w:jc w:val="center"/>
               <w:rPr>
                 <w:rFonts w:hint="default"/>
@@ -7680,12 +7855,12 @@
           </w:tcPr>
           <w:p>
             <w:pPr>
-              <w:pStyle w:val="TableText"/>
+              <w:pStyle w:val="25"/>
               <w:spacing w:before="240" w:line="220" w:lineRule="auto"/>
-              <w:ind w:left="0" w:right="0" w:firstLine="0" w:leftChars="0" w:rightChars="0" w:firstLineChars="0"/>
-              <w:jc w:val="center"/>
-              <w:rPr>
-                <w:rFonts w:eastAsia="宋体" w:hint="default"/>
+              <w:ind w:left="0" w:leftChars="0" w:right="0" w:rightChars="0" w:firstLine="0" w:firstLineChars="0"/>
+              <w:jc w:val="center"/>
+              <w:rPr>
+                <w:rFonts w:hint="default" w:eastAsia="宋体"/>
                 <w:spacing w:val="-2"/>
                 <w:sz w:val="18"/>
                 <w:szCs w:val="18"/>
@@ -7710,9 +7885,9 @@
           </w:tcPr>
           <w:p>
             <w:pPr>
-              <w:pStyle w:val="TableText"/>
+              <w:pStyle w:val="25"/>
               <w:spacing w:before="240" w:line="220" w:lineRule="auto"/>
-              <w:ind w:left="0" w:right="0" w:firstLine="0" w:leftChars="0" w:rightChars="0" w:firstLineChars="0"/>
+              <w:ind w:left="0" w:leftChars="0" w:right="0" w:rightChars="0" w:firstLine="0" w:firstLineChars="0"/>
               <w:jc w:val="center"/>
               <w:rPr>
                 <w:spacing w:val="-7"/>
@@ -7749,9 +7924,14 @@
       </w:tr>
       <w:tr>
         <w:tblPrEx>
-          <w:tblW w:w="9370" w:type="dxa"/>
-          <w:jc w:val="center"/>
-          <w:tblLayout w:type="fixed"/>
+          <w:tblBorders>
+            <w:top w:val="single" w:color="000000" w:sz="4" w:space="0"/>
+            <w:left w:val="single" w:color="000000" w:sz="4" w:space="0"/>
+            <w:bottom w:val="single" w:color="000000" w:sz="4" w:space="0"/>
+            <w:right w:val="single" w:color="000000" w:sz="4" w:space="0"/>
+            <w:insideH w:val="single" w:color="000000" w:sz="4" w:space="0"/>
+            <w:insideV w:val="single" w:color="000000" w:sz="4" w:space="0"/>
+          </w:tblBorders>
           <w:tblCellMar>
             <w:top w:w="0" w:type="dxa"/>
             <w:left w:w="0" w:type="dxa"/>
@@ -7760,18 +7940,18 @@
           </w:tblCellMar>
         </w:tblPrEx>
         <w:trPr>
-          <w:trHeight w:val="655"/>
+          <w:trHeight w:val="655" w:hRule="atLeast"/>
           <w:jc w:val="center"/>
         </w:trPr>
         <w:tc>
           <w:tcPr>
             <w:tcW w:w="624" w:type="dxa"/>
-            <w:vMerge/>
+            <w:vMerge w:val="continue"/>
             <w:tcBorders>
-              <w:top w:val="single" w:sz="4" w:space="0" w:color="auto"/>
-              <w:left w:val="single" w:sz="4" w:space="0" w:color="auto"/>
-              <w:bottom w:val="single" w:sz="4" w:space="0" w:color="auto"/>
-              <w:right w:val="single" w:sz="4" w:space="0" w:color="auto"/>
+              <w:top w:val="single" w:color="auto" w:sz="4" w:space="0"/>
+              <w:left w:val="single" w:color="auto" w:sz="4" w:space="0"/>
+              <w:bottom w:val="single" w:color="auto" w:sz="4" w:space="0"/>
+              <w:right w:val="single" w:color="auto" w:sz="4" w:space="0"/>
             </w:tcBorders>
           </w:tcPr>
           <w:p>
@@ -7787,26 +7967,26 @@
           <w:tcPr>
             <w:tcW w:w="670" w:type="dxa"/>
             <w:tcBorders>
-              <w:top w:val="single" w:sz="4" w:space="0" w:color="auto"/>
-              <w:left w:val="single" w:sz="4" w:space="0" w:color="auto"/>
-              <w:bottom w:val="single" w:sz="4" w:space="0" w:color="auto"/>
-              <w:right w:val="single" w:sz="4" w:space="0" w:color="auto"/>
+              <w:top w:val="single" w:color="auto" w:sz="4" w:space="0"/>
+              <w:left w:val="single" w:color="auto" w:sz="4" w:space="0"/>
+              <w:bottom w:val="single" w:color="auto" w:sz="4" w:space="0"/>
+              <w:right w:val="single" w:color="auto" w:sz="4" w:space="0"/>
             </w:tcBorders>
           </w:tcPr>
           <w:p>
             <w:pPr>
-              <w:pStyle w:val="TableText"/>
+              <w:pStyle w:val="25"/>
               <w:spacing w:before="59" w:line="220" w:lineRule="auto"/>
               <w:rPr>
-                <w:rFonts w:eastAsia="宋体" w:hint="default"/>
-                <w:sz w:val="18"/>
-                <w:szCs w:val="18"/>
-                <w:lang w:val="en-US" w:eastAsia="zh-CN"/>
-              </w:rPr>
-            </w:pPr>
-            <w:r>
-              <w:rPr>
-                <w:rFonts w:eastAsia="宋体" w:hint="eastAsia"/>
+                <w:rFonts w:hint="default" w:eastAsia="宋体"/>
+                <w:sz w:val="18"/>
+                <w:szCs w:val="18"/>
+                <w:lang w:val="en-US" w:eastAsia="zh-CN"/>
+              </w:rPr>
+            </w:pPr>
+            <w:r>
+              <w:rPr>
+                <w:rFonts w:hint="eastAsia" w:eastAsia="宋体"/>
                 <w:sz w:val="18"/>
                 <w:szCs w:val="18"/>
                 <w:lang w:val="en-US" w:eastAsia="zh-CN"/>
@@ -7819,13 +7999,13 @@
           <w:tcPr>
             <w:tcW w:w="1948" w:type="dxa"/>
             <w:tcBorders>
-              <w:left w:val="single" w:sz="4" w:space="0" w:color="auto"/>
+              <w:left w:val="single" w:color="auto" w:sz="4" w:space="0"/>
             </w:tcBorders>
             <w:shd w:val="clear" w:color="auto" w:fill="auto"/>
           </w:tcPr>
           <w:p>
             <w:pPr>
-              <w:pStyle w:val="TableText"/>
+              <w:pStyle w:val="25"/>
               <w:keepNext w:val="0"/>
               <w:keepLines w:val="0"/>
               <w:pageBreakBefore w:val="0"/>
@@ -7843,7 +8023,7 @@
               <w:ind w:left="0" w:right="0" w:rightChars="0"/>
               <w:textAlignment w:val="baseline"/>
               <w:rPr>
-                <w:rFonts w:ascii="宋体" w:eastAsia="宋体" w:hAnsi="宋体" w:cs="宋体" w:hint="default"/>
+                <w:rFonts w:hint="default" w:ascii="宋体" w:hAnsi="宋体" w:eastAsia="宋体" w:cs="宋体"/>
                 <w:snapToGrid w:val="0"/>
                 <w:color w:val="000000"/>
                 <w:spacing w:val="-2"/>
@@ -7872,7 +8052,7 @@
           </w:tcPr>
           <w:p>
             <w:pPr>
-              <w:pStyle w:val="TableText"/>
+              <w:pStyle w:val="25"/>
               <w:keepNext w:val="0"/>
               <w:keepLines w:val="0"/>
               <w:pageBreakBefore w:val="0"/>
@@ -7887,10 +8067,10 @@
               <w:adjustRightInd w:val="0"/>
               <w:snapToGrid w:val="0"/>
               <w:spacing w:line="240" w:lineRule="auto"/>
-              <w:ind w:left="0" w:right="0" w:leftChars="0"/>
+              <w:ind w:left="0" w:leftChars="0" w:right="0"/>
               <w:textAlignment w:val="baseline"/>
               <w:rPr>
-                <w:rFonts w:ascii="宋体" w:eastAsia="宋体" w:hAnsi="宋体" w:cs="宋体" w:hint="default"/>
+                <w:rFonts w:hint="default" w:ascii="宋体" w:hAnsi="宋体" w:eastAsia="宋体" w:cs="宋体"/>
                 <w:snapToGrid w:val="0"/>
                 <w:color w:val="000000"/>
                 <w:spacing w:val="-5"/>
@@ -7919,12 +8099,12 @@
           </w:tcPr>
           <w:p>
             <w:pPr>
-              <w:pStyle w:val="TableText"/>
+              <w:pStyle w:val="25"/>
               <w:spacing w:before="239" w:line="220" w:lineRule="auto"/>
-              <w:ind w:left="0" w:right="0" w:firstLine="0" w:leftChars="0" w:rightChars="0" w:firstLineChars="0"/>
-              <w:jc w:val="center"/>
-              <w:rPr>
-                <w:rFonts w:ascii="宋体" w:eastAsia="宋体" w:hAnsi="宋体" w:cs="宋体" w:hint="default"/>
+              <w:ind w:left="0" w:leftChars="0" w:right="0" w:rightChars="0" w:firstLine="0" w:firstLineChars="0"/>
+              <w:jc w:val="center"/>
+              <w:rPr>
+                <w:rFonts w:hint="default" w:ascii="宋体" w:hAnsi="宋体" w:eastAsia="宋体" w:cs="宋体"/>
                 <w:snapToGrid w:val="0"/>
                 <w:color w:val="000000"/>
                 <w:kern w:val="0"/>
@@ -7935,7 +8115,7 @@
             </w:pPr>
             <w:r>
               <w:rPr>
-                <w:rFonts w:cs="宋体" w:hint="eastAsia"/>
+                <w:rFonts w:hint="eastAsia" w:cs="宋体"/>
                 <w:snapToGrid w:val="0"/>
                 <w:color w:val="000000"/>
                 <w:kern w:val="0"/>
@@ -7954,12 +8134,12 @@
           </w:tcPr>
           <w:p>
             <w:pPr>
-              <w:pStyle w:val="TableText"/>
+              <w:pStyle w:val="25"/>
               <w:spacing w:before="240" w:line="220" w:lineRule="auto"/>
-              <w:ind w:left="0" w:right="0" w:firstLine="0" w:leftChars="0" w:rightChars="0" w:firstLineChars="0"/>
-              <w:jc w:val="center"/>
-              <w:rPr>
-                <w:rFonts w:ascii="宋体" w:eastAsia="宋体" w:hAnsi="宋体" w:cs="宋体" w:hint="default"/>
+              <w:ind w:left="0" w:leftChars="0" w:right="0" w:rightChars="0" w:firstLine="0" w:firstLineChars="0"/>
+              <w:jc w:val="center"/>
+              <w:rPr>
+                <w:rFonts w:hint="default" w:ascii="宋体" w:hAnsi="宋体" w:eastAsia="宋体" w:cs="宋体"/>
                 <w:snapToGrid w:val="0"/>
                 <w:color w:val="000000"/>
                 <w:spacing w:val="-2"/>
@@ -7988,12 +8168,12 @@
           </w:tcPr>
           <w:p>
             <w:pPr>
-              <w:pStyle w:val="TableText"/>
+              <w:pStyle w:val="25"/>
               <w:spacing w:before="240" w:line="220" w:lineRule="auto"/>
-              <w:ind w:left="0" w:right="0" w:firstLine="0" w:leftChars="0" w:rightChars="0" w:firstLineChars="0"/>
-              <w:jc w:val="center"/>
-              <w:rPr>
-                <w:rFonts w:ascii="宋体" w:eastAsia="宋体" w:hAnsi="宋体" w:cs="宋体" w:hint="default"/>
+              <w:ind w:left="0" w:leftChars="0" w:right="0" w:rightChars="0" w:firstLine="0" w:firstLineChars="0"/>
+              <w:jc w:val="center"/>
+              <w:rPr>
+                <w:rFonts w:hint="default" w:ascii="宋体" w:hAnsi="宋体" w:eastAsia="宋体" w:cs="宋体"/>
                 <w:snapToGrid w:val="0"/>
                 <w:color w:val="000000"/>
                 <w:spacing w:val="-7"/>
@@ -8033,24 +8213,49 @@
     </w:tbl>
     <w:p>
       <w:pPr>
-        <w:pStyle w:val="BodyText"/>
+        <w:pStyle w:val="12"/>
       </w:pPr>
     </w:p>
     <w:sectPr>
-      <w:footerReference w:type="default" r:id="rId6"/>
+      <w:footerReference r:id="rId6" w:type="default"/>
       <w:pgSz w:w="11906" w:h="16839"/>
       <w:pgMar w:top="1092" w:right="985" w:bottom="1223" w:left="1531" w:header="0" w:footer="1218" w:gutter="0"/>
-      <w:cols w:num="1" w:space="720"/>
+      <w:cols w:space="720" w:num="1"/>
     </w:sectPr>
   </w:body>
 </w:document>
 </file>
 
+<file path=word/endnotes.xml><?xml version="1.0" encoding="utf-8"?>
+<w:endnotes xmlns:wpc="http://schemas.microsoft.com/office/word/2010/wordprocessingCanvas" xmlns:mc="http://schemas.openxmlformats.org/markup-compatibility/2006" xmlns:o="urn:schemas-microsoft-com:office:office" xmlns:r="http://schemas.openxmlformats.org/officeDocument/2006/relationships" xmlns:m="http://schemas.openxmlformats.org/officeDocument/2006/math" xmlns:v="urn:schemas-microsoft-com:vml" xmlns:wp14="http://schemas.microsoft.com/office/word/2010/wordprocessingDrawing" xmlns:wp="http://schemas.openxmlformats.org/drawingml/2006/wordprocessingDrawing" xmlns:w="http://schemas.openxmlformats.org/wordprocessingml/2006/main" xmlns:w14="http://schemas.microsoft.com/office/word/2010/wordml" xmlns:w15="http://schemas.microsoft.com/office/word/2012/wordml" xmlns:w10="urn:schemas-microsoft-com:office:word" xmlns:wpg="http://schemas.microsoft.com/office/word/2010/wordprocessingGroup" xmlns:wpi="http://schemas.microsoft.com/office/word/2010/wordprocessingInk" xmlns:wne="http://schemas.microsoft.com/office/word/2006/wordml" xmlns:wps="http://schemas.microsoft.com/office/word/2010/wordprocessingShape" xmlns:wpsCustomData="http://www.wps.cn/officeDocument/2013/wpsCustomData" mc:Ignorable="w14 w15 wp14">
+  <w:endnote w:type="separator" w:id="0">
+    <w:p>
+      <w:pPr>
+        <w:spacing w:line="240" w:lineRule="auto"/>
+      </w:pPr>
+      <w:r>
+        <w:separator/>
+      </w:r>
+    </w:p>
+  </w:endnote>
+  <w:endnote w:type="continuationSeparator" w:id="1">
+    <w:p>
+      <w:pPr>
+        <w:spacing w:line="240" w:lineRule="auto"/>
+      </w:pPr>
+      <w:r>
+        <w:continuationSeparator/>
+      </w:r>
+    </w:p>
+  </w:endnote>
+</w:endnotes>
+</file>
+
 <file path=word/footer1.xml><?xml version="1.0" encoding="utf-8"?>
-<w:ftr xmlns:wpc="http://schemas.microsoft.com/office/word/2010/wordprocessingCanvas" xmlns:mc="http://schemas.openxmlformats.org/markup-compatibility/2006" xmlns:o="urn:schemas-microsoft-com:office:office" xmlns:r="http://schemas.openxmlformats.org/officeDocument/2006/relationships" xmlns:m="http://schemas.openxmlformats.org/officeDocument/2006/math" xmlns:v="urn:schemas-microsoft-com:vml" xmlns:wp14="http://schemas.microsoft.com/office/word/2010/wordprocessingDrawing" xmlns:wp="http://schemas.openxmlformats.org/drawingml/2006/wordprocessingDrawing" xmlns:w10="urn:schemas-microsoft-com:office:word" xmlns:w="http://schemas.openxmlformats.org/wordprocessingml/2006/main" xmlns:w14="http://schemas.microsoft.com/office/word/2010/wordml" xmlns:w15="http://schemas.microsoft.com/office/word/2012/wordml" xmlns:wne="http://schemas.microsoft.com/office/word/2006/wordml" xmlns:wpg="http://schemas.microsoft.com/office/word/2010/wordprocessingGroup" xmlns:wpi="http://schemas.microsoft.com/office/word/2010/wordprocessingInk" xmlns:wps="http://schemas.microsoft.com/office/word/2010/wordprocessingShape" mc:Ignorable="w14 w15 wp14">
+<w:ftr xmlns:wpc="http://schemas.microsoft.com/office/word/2010/wordprocessingCanvas" xmlns:mc="http://schemas.openxmlformats.org/markup-compatibility/2006" xmlns:o="urn:schemas-microsoft-com:office:office" xmlns:r="http://schemas.openxmlformats.org/officeDocument/2006/relationships" xmlns:m="http://schemas.openxmlformats.org/officeDocument/2006/math" xmlns:v="urn:schemas-microsoft-com:vml" xmlns:wp14="http://schemas.microsoft.com/office/word/2010/wordprocessingDrawing" xmlns:wp="http://schemas.openxmlformats.org/drawingml/2006/wordprocessingDrawing" xmlns:w10="urn:schemas-microsoft-com:office:word" xmlns:w="http://schemas.openxmlformats.org/wordprocessingml/2006/main" xmlns:w14="http://schemas.microsoft.com/office/word/2010/wordml" xmlns:w15="http://schemas.microsoft.com/office/word/2012/wordml" xmlns:wpg="http://schemas.microsoft.com/office/word/2010/wordprocessingGroup" xmlns:wpi="http://schemas.microsoft.com/office/word/2010/wordprocessingInk" xmlns:wne="http://schemas.microsoft.com/office/word/2006/wordml" xmlns:wps="http://schemas.microsoft.com/office/word/2010/wordprocessingShape" xmlns:wpsCustomData="http://www.wps.cn/officeDocument/2013/wpsCustomData" mc:Ignorable="w14 w15 wp14">
   <w:p>
     <w:pPr>
-      <w:pStyle w:val="BodyText"/>
+      <w:pStyle w:val="12"/>
       <w:spacing w:before="64" w:line="183" w:lineRule="auto"/>
       <w:ind w:left="4520"/>
       <w:rPr>
@@ -8060,8 +8265,11 @@
     </w:pPr>
     <w:r>
       <w:pict>
-        <v:shape id="_x0000_s4097" o:spid="_x0000_s2049" style="height:0.25pt;margin-left:76.55pt;margin-top:768.6pt;mso-height-relative:page;mso-position-horizontal-relative:page;mso-position-vertical-relative:page;mso-width-relative:page;position:absolute;width:456.5pt;z-index:251658240" coordsize="9130,5" o:allowincell="f" path="m,2l9130,2e" filled="f" stroked="t">
+        <v:shape id="_x0000_s2049" o:spid="_x0000_s2049" style="position:absolute;left:0pt;margin-left:76.55pt;margin-top:768.6pt;height:0.25pt;width:456.5pt;mso-position-horizontal-relative:page;mso-position-vertical-relative:page;z-index:251659264;mso-width-relative:page;mso-height-relative:page;" filled="f" stroked="t" coordsize="9130,5" o:allowincell="f" path="m0,2l9130,2e">
+          <v:fill on="f" focussize="0,0"/>
           <v:stroke joinstyle="miter"/>
+          <v:imagedata o:title=""/>
+          <o:lock v:ext="edit"/>
         </v:shape>
       </w:pict>
     </w:r>
@@ -8077,10 +8285,10 @@
 </file>
 
 <file path=word/footer2.xml><?xml version="1.0" encoding="utf-8"?>
-<w:ftr xmlns:wpc="http://schemas.microsoft.com/office/word/2010/wordprocessingCanvas" xmlns:mc="http://schemas.openxmlformats.org/markup-compatibility/2006" xmlns:o="urn:schemas-microsoft-com:office:office" xmlns:r="http://schemas.openxmlformats.org/officeDocument/2006/relationships" xmlns:m="http://schemas.openxmlformats.org/officeDocument/2006/math" xmlns:v="urn:schemas-microsoft-com:vml" xmlns:wp14="http://schemas.microsoft.com/office/word/2010/wordprocessingDrawing" xmlns:wp="http://schemas.openxmlformats.org/drawingml/2006/wordprocessingDrawing" xmlns:w10="urn:schemas-microsoft-com:office:word" xmlns:w="http://schemas.openxmlformats.org/wordprocessingml/2006/main" xmlns:w14="http://schemas.microsoft.com/office/word/2010/wordml" xmlns:w15="http://schemas.microsoft.com/office/word/2012/wordml" xmlns:wne="http://schemas.microsoft.com/office/word/2006/wordml" xmlns:wpg="http://schemas.microsoft.com/office/word/2010/wordprocessingGroup" xmlns:wpi="http://schemas.microsoft.com/office/word/2010/wordprocessingInk" xmlns:wps="http://schemas.microsoft.com/office/word/2010/wordprocessingShape" mc:Ignorable="w14 w15 wp14">
+<w:ftr xmlns:wpc="http://schemas.microsoft.com/office/word/2010/wordprocessingCanvas" xmlns:mc="http://schemas.openxmlformats.org/markup-compatibility/2006" xmlns:o="urn:schemas-microsoft-com:office:office" xmlns:r="http://schemas.openxmlformats.org/officeDocument/2006/relationships" xmlns:m="http://schemas.openxmlformats.org/officeDocument/2006/math" xmlns:v="urn:schemas-microsoft-com:vml" xmlns:wp14="http://schemas.microsoft.com/office/word/2010/wordprocessingDrawing" xmlns:wp="http://schemas.openxmlformats.org/drawingml/2006/wordprocessingDrawing" xmlns:w10="urn:schemas-microsoft-com:office:word" xmlns:w="http://schemas.openxmlformats.org/wordprocessingml/2006/main" xmlns:w14="http://schemas.microsoft.com/office/word/2010/wordml" xmlns:w15="http://schemas.microsoft.com/office/word/2012/wordml" xmlns:wpg="http://schemas.microsoft.com/office/word/2010/wordprocessingGroup" xmlns:wpi="http://schemas.microsoft.com/office/word/2010/wordprocessingInk" xmlns:wne="http://schemas.microsoft.com/office/word/2006/wordml" xmlns:wps="http://schemas.microsoft.com/office/word/2010/wordprocessingShape" xmlns:wpsCustomData="http://www.wps.cn/officeDocument/2013/wpsCustomData" mc:Ignorable="w14 w15 wp14">
   <w:p>
     <w:pPr>
-      <w:pStyle w:val="BodyText"/>
+      <w:pStyle w:val="12"/>
       <w:spacing w:line="52" w:lineRule="auto"/>
       <w:rPr>
         <w:sz w:val="2"/>
@@ -8088,8 +8296,11 @@
     </w:pPr>
     <w:r>
       <w:pict>
-        <v:shape id="_x0000_s4098" o:spid="_x0000_s2050" style="height:0.25pt;margin-left:76.55pt;margin-top:780.7pt;mso-height-relative:page;mso-position-horizontal-relative:page;mso-position-vertical-relative:page;mso-width-relative:page;position:absolute;width:456.5pt;z-index:251659264" coordsize="9130,5" o:allowincell="f" path="m,2l9130,2e" filled="f" stroked="t">
+        <v:shape id="_x0000_s2050" o:spid="_x0000_s2050" style="position:absolute;left:0pt;margin-left:76.55pt;margin-top:780.7pt;height:0.25pt;width:456.5pt;mso-position-horizontal-relative:page;mso-position-vertical-relative:page;z-index:251660288;mso-width-relative:page;mso-height-relative:page;" filled="f" stroked="t" coordsize="9130,5" o:allowincell="f" path="m0,2l9130,2e">
+          <v:fill on="f" focussize="0,0"/>
           <v:stroke joinstyle="miter"/>
+          <v:imagedata o:title=""/>
+          <o:lock v:ext="edit"/>
         </v:shape>
       </w:pict>
     </w:r>
@@ -8097,16 +8308,41 @@
 </w:ftr>
 </file>
 
+<file path=word/footnotes.xml><?xml version="1.0" encoding="utf-8"?>
+<w:footnotes xmlns:wpc="http://schemas.microsoft.com/office/word/2010/wordprocessingCanvas" xmlns:mc="http://schemas.openxmlformats.org/markup-compatibility/2006" xmlns:o="urn:schemas-microsoft-com:office:office" xmlns:r="http://schemas.openxmlformats.org/officeDocument/2006/relationships" xmlns:m="http://schemas.openxmlformats.org/officeDocument/2006/math" xmlns:v="urn:schemas-microsoft-com:vml" xmlns:wp14="http://schemas.microsoft.com/office/word/2010/wordprocessingDrawing" xmlns:wp="http://schemas.openxmlformats.org/drawingml/2006/wordprocessingDrawing" xmlns:w="http://schemas.openxmlformats.org/wordprocessingml/2006/main" xmlns:w14="http://schemas.microsoft.com/office/word/2010/wordml" xmlns:w15="http://schemas.microsoft.com/office/word/2012/wordml" xmlns:w10="urn:schemas-microsoft-com:office:word" xmlns:wpg="http://schemas.microsoft.com/office/word/2010/wordprocessingGroup" xmlns:wpi="http://schemas.microsoft.com/office/word/2010/wordprocessingInk" xmlns:wne="http://schemas.microsoft.com/office/word/2006/wordml" xmlns:wps="http://schemas.microsoft.com/office/word/2010/wordprocessingShape" xmlns:wpsCustomData="http://www.wps.cn/officeDocument/2013/wpsCustomData" mc:Ignorable="w14 w15 wp14">
+  <w:footnote w:type="separator" w:id="0">
+    <w:p>
+      <w:pPr>
+        <w:spacing w:line="360" w:lineRule="auto"/>
+      </w:pPr>
+      <w:r>
+        <w:separator/>
+      </w:r>
+    </w:p>
+  </w:footnote>
+  <w:footnote w:type="continuationSeparator" w:id="1">
+    <w:p>
+      <w:pPr>
+        <w:spacing w:line="360" w:lineRule="auto"/>
+      </w:pPr>
+      <w:r>
+        <w:continuationSeparator/>
+      </w:r>
+    </w:p>
+  </w:footnote>
+</w:footnotes>
+</file>
+
 <file path=word/numbering.xml><?xml version="1.0" encoding="utf-8"?>
-<w:numbering xmlns:wpc="http://schemas.microsoft.com/office/word/2010/wordprocessingCanvas" xmlns:mc="http://schemas.openxmlformats.org/markup-compatibility/2006" xmlns:o="urn:schemas-microsoft-com:office:office" xmlns:r="http://schemas.openxmlformats.org/officeDocument/2006/relationships" xmlns:m="http://schemas.openxmlformats.org/officeDocument/2006/math" xmlns:v="urn:schemas-microsoft-com:vml" xmlns:wp14="http://schemas.microsoft.com/office/word/2010/wordprocessingDrawing" xmlns:wp="http://schemas.openxmlformats.org/drawingml/2006/wordprocessingDrawing" xmlns:w10="urn:schemas-microsoft-com:office:word" xmlns:w="http://schemas.openxmlformats.org/wordprocessingml/2006/main" xmlns:w14="http://schemas.microsoft.com/office/word/2010/wordml" xmlns:w15="http://schemas.microsoft.com/office/word/2012/wordml" xmlns:wne="http://schemas.microsoft.com/office/word/2006/wordml" xmlns:wpg="http://schemas.microsoft.com/office/word/2010/wordprocessingGroup" xmlns:wpi="http://schemas.microsoft.com/office/word/2010/wordprocessingInk" xmlns:wps="http://schemas.microsoft.com/office/word/2010/wordprocessingShape" mc:Ignorable="w14 w15 wp14">
+<w:numbering xmlns:wpc="http://schemas.microsoft.com/office/word/2010/wordprocessingCanvas" xmlns:mc="http://schemas.openxmlformats.org/markup-compatibility/2006" xmlns:o="urn:schemas-microsoft-com:office:office" xmlns:r="http://schemas.openxmlformats.org/officeDocument/2006/relationships" xmlns:m="http://schemas.openxmlformats.org/officeDocument/2006/math" xmlns:v="urn:schemas-microsoft-com:vml" xmlns:wp14="http://schemas.microsoft.com/office/word/2010/wordprocessingDrawing" xmlns:wp="http://schemas.openxmlformats.org/drawingml/2006/wordprocessingDrawing" xmlns:w10="urn:schemas-microsoft-com:office:word" xmlns:w="http://schemas.openxmlformats.org/wordprocessingml/2006/main" xmlns:w14="http://schemas.microsoft.com/office/word/2010/wordml" xmlns:wpg="http://schemas.microsoft.com/office/word/2010/wordprocessingGroup" xmlns:wpi="http://schemas.microsoft.com/office/word/2010/wordprocessingInk" xmlns:wne="http://schemas.microsoft.com/office/word/2006/wordml" xmlns:wps="http://schemas.microsoft.com/office/word/2010/wordprocessingShape" xmlns:wpsCustomData="http://www.wps.cn/officeDocument/2013/wpsCustomData" mc:Ignorable="w14 wp14">
   <w:abstractNum w:abstractNumId="0">
     <w:nsid w:val="8E964DCE"/>
     <w:multiLevelType w:val="multilevel"/>
     <w:tmpl w:val="8E964DCE"/>
-    <w:lvl w:ilvl="0">
+    <w:lvl w:ilvl="0" w:tentative="0">
       <w:start w:val="1"/>
       <w:numFmt w:val="decimal"/>
-      <w:pStyle w:val="Heading1"/>
+      <w:pStyle w:val="2"/>
       <w:lvlText w:val="%1."/>
       <w:lvlJc w:val="left"/>
       <w:pPr>
@@ -8116,10 +8352,10 @@
         <w:rFonts w:hint="default"/>
       </w:rPr>
     </w:lvl>
-    <w:lvl w:ilvl="1">
+    <w:lvl w:ilvl="1" w:tentative="0">
       <w:start w:val="1"/>
       <w:numFmt w:val="decimal"/>
-      <w:pStyle w:val="Heading2"/>
+      <w:pStyle w:val="3"/>
       <w:lvlText w:val="%1.%2."/>
       <w:lvlJc w:val="left"/>
       <w:pPr>
@@ -8129,10 +8365,10 @@
         <w:rFonts w:hint="default"/>
       </w:rPr>
     </w:lvl>
-    <w:lvl w:ilvl="2">
+    <w:lvl w:ilvl="2" w:tentative="0">
       <w:start w:val="1"/>
       <w:numFmt w:val="decimal"/>
-      <w:pStyle w:val="Heading3"/>
+      <w:pStyle w:val="4"/>
       <w:lvlText w:val="%1.%2.%3."/>
       <w:lvlJc w:val="left"/>
       <w:pPr>
@@ -8142,10 +8378,10 @@
         <w:rFonts w:hint="default"/>
       </w:rPr>
     </w:lvl>
-    <w:lvl w:ilvl="3">
+    <w:lvl w:ilvl="3" w:tentative="0">
       <w:start w:val="1"/>
       <w:numFmt w:val="decimal"/>
-      <w:pStyle w:val="Heading4"/>
+      <w:pStyle w:val="5"/>
       <w:lvlText w:val="%1.%2.%3.%4."/>
       <w:lvlJc w:val="left"/>
       <w:pPr>
@@ -8155,10 +8391,10 @@
         <w:rFonts w:hint="default"/>
       </w:rPr>
     </w:lvl>
-    <w:lvl w:ilvl="4">
+    <w:lvl w:ilvl="4" w:tentative="0">
       <w:start w:val="1"/>
       <w:numFmt w:val="decimal"/>
-      <w:pStyle w:val="Heading5"/>
+      <w:pStyle w:val="6"/>
       <w:lvlText w:val="%1.%2.%3.%4.%5."/>
       <w:lvlJc w:val="left"/>
       <w:pPr>
@@ -8168,10 +8404,10 @@
         <w:rFonts w:hint="default"/>
       </w:rPr>
     </w:lvl>
-    <w:lvl w:ilvl="5">
+    <w:lvl w:ilvl="5" w:tentative="0">
       <w:start w:val="1"/>
       <w:numFmt w:val="decimal"/>
-      <w:pStyle w:val="Heading6"/>
+      <w:pStyle w:val="7"/>
       <w:lvlText w:val="%1.%2.%3.%4.%5.%6."/>
       <w:lvlJc w:val="left"/>
       <w:pPr>
@@ -8181,10 +8417,10 @@
         <w:rFonts w:hint="default"/>
       </w:rPr>
     </w:lvl>
-    <w:lvl w:ilvl="6">
+    <w:lvl w:ilvl="6" w:tentative="0">
       <w:start w:val="1"/>
       <w:numFmt w:val="decimal"/>
-      <w:pStyle w:val="Heading7"/>
+      <w:pStyle w:val="8"/>
       <w:lvlText w:val="%1.%2.%3.%4.%5.%6.%7."/>
       <w:lvlJc w:val="left"/>
       <w:pPr>
@@ -8194,10 +8430,10 @@
         <w:rFonts w:hint="default"/>
       </w:rPr>
     </w:lvl>
-    <w:lvl w:ilvl="7">
+    <w:lvl w:ilvl="7" w:tentative="0">
       <w:start w:val="1"/>
       <w:numFmt w:val="decimal"/>
-      <w:pStyle w:val="Heading8"/>
+      <w:pStyle w:val="9"/>
       <w:lvlText w:val="%1.%2.%3.%4.%5.%6.%7.%8."/>
       <w:lvlJc w:val="left"/>
       <w:pPr>
@@ -8207,10 +8443,10 @@
         <w:rFonts w:hint="default"/>
       </w:rPr>
     </w:lvl>
-    <w:lvl w:ilvl="8">
+    <w:lvl w:ilvl="8" w:tentative="0">
       <w:start w:val="1"/>
       <w:numFmt w:val="decimal"/>
-      <w:pStyle w:val="Heading9"/>
+      <w:pStyle w:val="10"/>
       <w:lvlText w:val="%1.%2.%3.%4.%5.%6.%7.%8.%9."/>
       <w:lvlJc w:val="left"/>
       <w:pPr>
@@ -8228,267 +8464,269 @@
 </file>
 
 <file path=word/styles.xml><?xml version="1.0" encoding="utf-8"?>
-<w:styles xmlns:mc="http://schemas.openxmlformats.org/markup-compatibility/2006" xmlns:r="http://schemas.openxmlformats.org/officeDocument/2006/relationships" xmlns:w="http://schemas.openxmlformats.org/wordprocessingml/2006/main" xmlns:w14="http://schemas.microsoft.com/office/word/2010/wordml" xmlns:w15="http://schemas.microsoft.com/office/word/2012/wordml" mc:Ignorable="w14 w15">
+<w:styles xmlns:mc="http://schemas.openxmlformats.org/markup-compatibility/2006" xmlns:o="urn:schemas-microsoft-com:office:office" xmlns:r="http://schemas.openxmlformats.org/officeDocument/2006/relationships" xmlns:m="http://schemas.openxmlformats.org/officeDocument/2006/math" xmlns:v="urn:schemas-microsoft-com:vml" xmlns:w="http://schemas.openxmlformats.org/wordprocessingml/2006/main" xmlns:w14="http://schemas.microsoft.com/office/word/2010/wordml" xmlns:w10="urn:schemas-microsoft-com:office:word" xmlns:sl="http://schemas.openxmlformats.org/schemaLibrary/2006/main" xmlns:wpsCustomData="http://www.wps.cn/officeDocument/2013/wpsCustomData" mc:Ignorable="w14">
   <w:docDefaults>
     <w:rPrDefault>
       <w:rPr>
-        <w:rFonts w:ascii="Arial" w:eastAsia="Arial" w:hAnsi="Arial" w:cs="Arial"/>
+        <w:rFonts w:ascii="Arial" w:hAnsi="Arial" w:eastAsia="Arial" w:cs="Arial"/>
       </w:rPr>
     </w:rPrDefault>
     <w:pPrDefault/>
   </w:docDefaults>
-  <w:latentStyles w:defLockedState="0" w:defUIPriority="99" w:defSemiHidden="1" w:defUnhideWhenUsed="1" w:defQFormat="0" w:count="260">
-    <w:lsdException w:name="Normal" w:semiHidden="0" w:uiPriority="0" w:unhideWhenUsed="0" w:qFormat="1"/>
-    <w:lsdException w:name="heading 1" w:semiHidden="0" w:uiPriority="0" w:unhideWhenUsed="0" w:qFormat="1"/>
-    <w:lsdException w:name="heading 2" w:semiHidden="0" w:uiPriority="0" w:qFormat="1"/>
-    <w:lsdException w:name="heading 3" w:uiPriority="0" w:qFormat="1"/>
-    <w:lsdException w:name="heading 4" w:semiHidden="0" w:uiPriority="0" w:qFormat="1"/>
-    <w:lsdException w:name="heading 5" w:uiPriority="0" w:qFormat="1"/>
-    <w:lsdException w:name="heading 6" w:uiPriority="0" w:qFormat="1"/>
-    <w:lsdException w:name="heading 7" w:uiPriority="0" w:qFormat="1"/>
-    <w:lsdException w:name="heading 8" w:uiPriority="0" w:qFormat="1"/>
-    <w:lsdException w:name="heading 9" w:uiPriority="0" w:qFormat="1"/>
-    <w:lsdException w:name="index 1" w:semiHidden="0" w:uiPriority="0" w:unhideWhenUsed="0"/>
-    <w:lsdException w:name="index 2" w:semiHidden="0" w:uiPriority="0" w:unhideWhenUsed="0"/>
-    <w:lsdException w:name="index 3" w:semiHidden="0" w:uiPriority="0" w:unhideWhenUsed="0"/>
-    <w:lsdException w:name="index 4" w:semiHidden="0" w:uiPriority="0" w:unhideWhenUsed="0"/>
-    <w:lsdException w:name="index 5" w:semiHidden="0" w:uiPriority="0" w:unhideWhenUsed="0"/>
-    <w:lsdException w:name="index 6" w:semiHidden="0" w:uiPriority="0" w:unhideWhenUsed="0"/>
-    <w:lsdException w:name="index 7" w:semiHidden="0" w:uiPriority="0" w:unhideWhenUsed="0"/>
-    <w:lsdException w:name="index 8" w:semiHidden="0" w:uiPriority="0" w:unhideWhenUsed="0"/>
-    <w:lsdException w:name="index 9" w:semiHidden="0" w:uiPriority="0" w:unhideWhenUsed="0"/>
-    <w:lsdException w:name="toc 1" w:semiHidden="0" w:uiPriority="0" w:unhideWhenUsed="0" w:qFormat="1"/>
-    <w:lsdException w:name="toc 2" w:semiHidden="0" w:uiPriority="0" w:unhideWhenUsed="0" w:qFormat="1"/>
-    <w:lsdException w:name="toc 3" w:semiHidden="0" w:uiPriority="0" w:unhideWhenUsed="0" w:qFormat="1"/>
-    <w:lsdException w:name="toc 4" w:semiHidden="0" w:uiPriority="0" w:unhideWhenUsed="0"/>
-    <w:lsdException w:name="toc 5" w:semiHidden="0" w:uiPriority="0" w:unhideWhenUsed="0"/>
-    <w:lsdException w:name="toc 6" w:semiHidden="0" w:uiPriority="0" w:unhideWhenUsed="0"/>
-    <w:lsdException w:name="toc 7" w:semiHidden="0" w:uiPriority="0" w:unhideWhenUsed="0"/>
-    <w:lsdException w:name="toc 8" w:semiHidden="0" w:uiPriority="0" w:unhideWhenUsed="0"/>
-    <w:lsdException w:name="toc 9" w:semiHidden="0" w:uiPriority="0" w:unhideWhenUsed="0"/>
-    <w:lsdException w:name="Normal Indent" w:semiHidden="0" w:uiPriority="0" w:unhideWhenUsed="0"/>
-    <w:lsdException w:name="footnote text" w:semiHidden="0" w:uiPriority="0" w:unhideWhenUsed="0"/>
-    <w:lsdException w:name="annotation text" w:semiHidden="0" w:uiPriority="0" w:unhideWhenUsed="0" w:qFormat="1"/>
-    <w:lsdException w:name="header" w:semiHidden="0" w:uiPriority="0" w:unhideWhenUsed="0" w:qFormat="1"/>
-    <w:lsdException w:name="footer" w:semiHidden="0" w:uiPriority="0" w:unhideWhenUsed="0" w:qFormat="1"/>
-    <w:lsdException w:name="index heading" w:semiHidden="0" w:uiPriority="0" w:unhideWhenUsed="0"/>
-    <w:lsdException w:name="caption" w:uiPriority="0" w:qFormat="1"/>
-    <w:lsdException w:name="table of figures" w:semiHidden="0" w:uiPriority="0" w:unhideWhenUsed="0"/>
-    <w:lsdException w:name="envelope address" w:semiHidden="0" w:uiPriority="0" w:unhideWhenUsed="0"/>
-    <w:lsdException w:name="envelope return" w:semiHidden="0" w:uiPriority="0" w:unhideWhenUsed="0"/>
-    <w:lsdException w:name="footnote reference" w:semiHidden="0" w:uiPriority="0" w:unhideWhenUsed="0"/>
-    <w:lsdException w:name="annotation reference" w:semiHidden="0" w:uiPriority="0" w:unhideWhenUsed="0"/>
-    <w:lsdException w:name="line number" w:semiHidden="0" w:uiPriority="0" w:unhideWhenUsed="0"/>
-    <w:lsdException w:name="page number" w:semiHidden="0" w:uiPriority="0" w:unhideWhenUsed="0"/>
-    <w:lsdException w:name="endnote reference" w:semiHidden="0" w:uiPriority="0" w:unhideWhenUsed="0"/>
-    <w:lsdException w:name="endnote text" w:semiHidden="0" w:uiPriority="0" w:unhideWhenUsed="0"/>
-    <w:lsdException w:name="table of authorities" w:semiHidden="0" w:uiPriority="0" w:unhideWhenUsed="0"/>
-    <w:lsdException w:name="macro" w:semiHidden="0" w:uiPriority="0" w:unhideWhenUsed="0"/>
-    <w:lsdException w:name="toa heading" w:semiHidden="0" w:uiPriority="0" w:unhideWhenUsed="0"/>
-    <w:lsdException w:name="List" w:semiHidden="0" w:uiPriority="0" w:unhideWhenUsed="0"/>
-    <w:lsdException w:name="List Bullet" w:semiHidden="0" w:uiPriority="0" w:unhideWhenUsed="0"/>
-    <w:lsdException w:name="List Number" w:semiHidden="0" w:uiPriority="0" w:unhideWhenUsed="0"/>
-    <w:lsdException w:name="List 2" w:semiHidden="0" w:uiPriority="0" w:unhideWhenUsed="0"/>
-    <w:lsdException w:name="List 3" w:semiHidden="0" w:uiPriority="0" w:unhideWhenUsed="0"/>
-    <w:lsdException w:name="List 4" w:semiHidden="0" w:uiPriority="0" w:unhideWhenUsed="0"/>
-    <w:lsdException w:name="List 5" w:semiHidden="0" w:uiPriority="0" w:unhideWhenUsed="0"/>
-    <w:lsdException w:name="List Bullet 2" w:semiHidden="0" w:uiPriority="0" w:unhideWhenUsed="0"/>
-    <w:lsdException w:name="List Bullet 3" w:semiHidden="0" w:uiPriority="0" w:unhideWhenUsed="0"/>
-    <w:lsdException w:name="List Bullet 4" w:semiHidden="0" w:uiPriority="0" w:unhideWhenUsed="0"/>
-    <w:lsdException w:name="List Bullet 5" w:semiHidden="0" w:uiPriority="0" w:unhideWhenUsed="0"/>
-    <w:lsdException w:name="List Number 2" w:semiHidden="0" w:uiPriority="0" w:unhideWhenUsed="0"/>
-    <w:lsdException w:name="List Number 3" w:semiHidden="0" w:uiPriority="0" w:unhideWhenUsed="0"/>
-    <w:lsdException w:name="List Number 4" w:semiHidden="0" w:uiPriority="0" w:unhideWhenUsed="0"/>
-    <w:lsdException w:name="List Number 5" w:semiHidden="0" w:uiPriority="0" w:unhideWhenUsed="0"/>
-    <w:lsdException w:name="Title" w:semiHidden="0" w:uiPriority="0" w:unhideWhenUsed="0" w:qFormat="1"/>
-    <w:lsdException w:name="Closing" w:semiHidden="0" w:uiPriority="0" w:unhideWhenUsed="0"/>
-    <w:lsdException w:name="Signature" w:semiHidden="0" w:uiPriority="0" w:unhideWhenUsed="0"/>
-    <w:lsdException w:name="Default Paragraph Font" w:uiPriority="0" w:unhideWhenUsed="0" w:qFormat="1"/>
-    <w:lsdException w:name="Body Text" w:uiPriority="0" w:unhideWhenUsed="0" w:qFormat="1"/>
-    <w:lsdException w:name="Body Text Indent" w:semiHidden="0" w:uiPriority="0" w:unhideWhenUsed="0"/>
-    <w:lsdException w:name="List Continue" w:semiHidden="0" w:uiPriority="0" w:unhideWhenUsed="0"/>
-    <w:lsdException w:name="List Continue 2" w:semiHidden="0" w:uiPriority="0" w:unhideWhenUsed="0"/>
-    <w:lsdException w:name="List Continue 3" w:semiHidden="0" w:uiPriority="0" w:unhideWhenUsed="0"/>
-    <w:lsdException w:name="List Continue 4" w:semiHidden="0" w:uiPriority="0" w:unhideWhenUsed="0"/>
-    <w:lsdException w:name="List Continue 5" w:semiHidden="0" w:uiPriority="0" w:unhideWhenUsed="0"/>
-    <w:lsdException w:name="Message Header" w:semiHidden="0" w:uiPriority="0" w:unhideWhenUsed="0"/>
-    <w:lsdException w:name="Subtitle" w:semiHidden="0" w:uiPriority="0" w:unhideWhenUsed="0" w:qFormat="1"/>
-    <w:lsdException w:name="Salutation" w:semiHidden="0" w:uiPriority="0" w:unhideWhenUsed="0"/>
-    <w:lsdException w:name="Date" w:semiHidden="0" w:uiPriority="0" w:unhideWhenUsed="0"/>
-    <w:lsdException w:name="Body Text First Indent" w:semiHidden="0" w:uiPriority="0" w:unhideWhenUsed="0"/>
-    <w:lsdException w:name="Body Text First Indent 2" w:semiHidden="0" w:uiPriority="0" w:unhideWhenUsed="0"/>
-    <w:lsdException w:name="Body Text 2" w:semiHidden="0" w:uiPriority="0" w:unhideWhenUsed="0"/>
-    <w:lsdException w:name="Body Text 3" w:semiHidden="0" w:uiPriority="0" w:unhideWhenUsed="0"/>
-    <w:lsdException w:name="Body Text Indent 2" w:semiHidden="0" w:uiPriority="0" w:unhideWhenUsed="0"/>
-    <w:lsdException w:name="Body Text Indent 3" w:semiHidden="0" w:uiPriority="0" w:unhideWhenUsed="0"/>
-    <w:lsdException w:name="Block Text" w:semiHidden="0" w:uiPriority="0" w:unhideWhenUsed="0"/>
-    <w:lsdException w:name="Hyperlink" w:semiHidden="0" w:uiPriority="0" w:unhideWhenUsed="0"/>
-    <w:lsdException w:name="FollowedHyperlink" w:semiHidden="0" w:uiPriority="0" w:unhideWhenUsed="0"/>
-    <w:lsdException w:name="Strong" w:semiHidden="0" w:uiPriority="0" w:unhideWhenUsed="0" w:qFormat="1"/>
-    <w:lsdException w:name="Emphasis" w:semiHidden="0" w:uiPriority="0" w:unhideWhenUsed="0" w:qFormat="1"/>
-    <w:lsdException w:name="Document Map" w:semiHidden="0" w:uiPriority="0" w:unhideWhenUsed="0"/>
-    <w:lsdException w:name="Plain Text" w:semiHidden="0" w:uiPriority="0" w:unhideWhenUsed="0"/>
-    <w:lsdException w:name="E-mail Signature" w:semiHidden="0" w:uiPriority="0" w:unhideWhenUsed="0"/>
-    <w:lsdException w:name="Normal (Web)" w:semiHidden="0" w:uiPriority="0" w:unhideWhenUsed="0" w:qFormat="1"/>
-    <w:lsdException w:name="HTML Acronym" w:semiHidden="0" w:uiPriority="0" w:unhideWhenUsed="0"/>
-    <w:lsdException w:name="HTML Address" w:semiHidden="0" w:uiPriority="0" w:unhideWhenUsed="0"/>
-    <w:lsdException w:name="HTML Cite" w:semiHidden="0" w:uiPriority="0" w:unhideWhenUsed="0"/>
-    <w:lsdException w:name="HTML Code" w:semiHidden="0" w:uiPriority="0" w:unhideWhenUsed="0"/>
-    <w:lsdException w:name="HTML Definition" w:semiHidden="0" w:uiPriority="0" w:unhideWhenUsed="0"/>
-    <w:lsdException w:name="HTML Keyboard" w:semiHidden="0" w:uiPriority="0" w:unhideWhenUsed="0"/>
-    <w:lsdException w:name="HTML Preformatted" w:semiHidden="0" w:uiPriority="0" w:unhideWhenUsed="0"/>
-    <w:lsdException w:name="HTML Sample" w:semiHidden="0" w:uiPriority="0" w:unhideWhenUsed="0"/>
-    <w:lsdException w:name="HTML Typewriter" w:semiHidden="0" w:uiPriority="0" w:unhideWhenUsed="0"/>
-    <w:lsdException w:name="HTML Variable" w:semiHidden="0" w:uiPriority="0" w:unhideWhenUsed="0"/>
-    <w:lsdException w:name="Normal Table" w:qFormat="1"/>
-    <w:lsdException w:name="annotation subject" w:semiHidden="0" w:uiPriority="0" w:unhideWhenUsed="0"/>
-    <w:lsdException w:name="Table Simple 1" w:semiHidden="0" w:uiPriority="0" w:unhideWhenUsed="0"/>
-    <w:lsdException w:name="Table Simple 2" w:semiHidden="0" w:uiPriority="0" w:unhideWhenUsed="0"/>
-    <w:lsdException w:name="Table Simple 3" w:semiHidden="0" w:uiPriority="0" w:unhideWhenUsed="0"/>
-    <w:lsdException w:name="Table Classic 1" w:semiHidden="0" w:uiPriority="0" w:unhideWhenUsed="0"/>
-    <w:lsdException w:name="Table Classic 2" w:semiHidden="0" w:uiPriority="0" w:unhideWhenUsed="0"/>
-    <w:lsdException w:name="Table Classic 3" w:semiHidden="0" w:uiPriority="0" w:unhideWhenUsed="0"/>
-    <w:lsdException w:name="Table Classic 4" w:semiHidden="0" w:uiPriority="0" w:unhideWhenUsed="0"/>
-    <w:lsdException w:name="Table Colorful 1" w:semiHidden="0" w:uiPriority="0" w:unhideWhenUsed="0"/>
-    <w:lsdException w:name="Table Colorful 2" w:semiHidden="0" w:uiPriority="0" w:unhideWhenUsed="0"/>
-    <w:lsdException w:name="Table Colorful 3" w:semiHidden="0" w:uiPriority="0" w:unhideWhenUsed="0"/>
-    <w:lsdException w:name="Table Columns 1" w:semiHidden="0" w:uiPriority="0" w:unhideWhenUsed="0"/>
-    <w:lsdException w:name="Table Columns 2" w:semiHidden="0" w:uiPriority="0" w:unhideWhenUsed="0"/>
-    <w:lsdException w:name="Table Columns 3" w:semiHidden="0" w:uiPriority="0" w:unhideWhenUsed="0"/>
-    <w:lsdException w:name="Table Columns 4" w:semiHidden="0" w:uiPriority="0" w:unhideWhenUsed="0"/>
-    <w:lsdException w:name="Table Columns 5" w:semiHidden="0" w:uiPriority="0" w:unhideWhenUsed="0"/>
-    <w:lsdException w:name="Table Grid 1" w:semiHidden="0" w:uiPriority="0" w:unhideWhenUsed="0"/>
-    <w:lsdException w:name="Table Grid 2" w:semiHidden="0" w:uiPriority="0" w:unhideWhenUsed="0"/>
-    <w:lsdException w:name="Table Grid 3" w:semiHidden="0" w:uiPriority="0" w:unhideWhenUsed="0"/>
-    <w:lsdException w:name="Table Grid 4" w:semiHidden="0" w:uiPriority="0" w:unhideWhenUsed="0"/>
-    <w:lsdException w:name="Table Grid 5" w:semiHidden="0" w:uiPriority="0" w:unhideWhenUsed="0"/>
-    <w:lsdException w:name="Table Grid 6" w:semiHidden="0" w:uiPriority="0" w:unhideWhenUsed="0"/>
-    <w:lsdException w:name="Table Grid 7" w:semiHidden="0" w:uiPriority="0" w:unhideWhenUsed="0"/>
-    <w:lsdException w:name="Table Grid 8" w:semiHidden="0" w:uiPriority="0" w:unhideWhenUsed="0"/>
-    <w:lsdException w:name="Table List 1" w:semiHidden="0" w:uiPriority="0" w:unhideWhenUsed="0"/>
-    <w:lsdException w:name="Table List 2" w:semiHidden="0" w:uiPriority="0" w:unhideWhenUsed="0"/>
-    <w:lsdException w:name="Table List 3" w:semiHidden="0" w:uiPriority="0" w:unhideWhenUsed="0"/>
-    <w:lsdException w:name="Table List 4" w:semiHidden="0" w:uiPriority="0" w:unhideWhenUsed="0"/>
-    <w:lsdException w:name="Table List 5" w:semiHidden="0" w:uiPriority="0" w:unhideWhenUsed="0"/>
-    <w:lsdException w:name="Table List 6" w:semiHidden="0" w:uiPriority="0" w:unhideWhenUsed="0"/>
-    <w:lsdException w:name="Table List 7" w:semiHidden="0" w:uiPriority="0" w:unhideWhenUsed="0"/>
-    <w:lsdException w:name="Table List 8" w:semiHidden="0" w:uiPriority="0" w:unhideWhenUsed="0"/>
-    <w:lsdException w:name="Table 3D effects 1" w:semiHidden="0" w:uiPriority="0" w:unhideWhenUsed="0"/>
-    <w:lsdException w:name="Table 3D effects 2" w:semiHidden="0" w:uiPriority="0" w:unhideWhenUsed="0"/>
-    <w:lsdException w:name="Table 3D effects 3" w:semiHidden="0" w:uiPriority="0" w:unhideWhenUsed="0"/>
-    <w:lsdException w:name="Table Contemporary" w:semiHidden="0" w:uiPriority="0" w:unhideWhenUsed="0"/>
-    <w:lsdException w:name="Table Elegant" w:semiHidden="0" w:uiPriority="0" w:unhideWhenUsed="0"/>
-    <w:lsdException w:name="Table Professional" w:semiHidden="0" w:uiPriority="0" w:unhideWhenUsed="0"/>
-    <w:lsdException w:name="Table Subtle 1" w:semiHidden="0" w:uiPriority="0" w:unhideWhenUsed="0"/>
-    <w:lsdException w:name="Table Subtle 2" w:semiHidden="0" w:uiPriority="0" w:unhideWhenUsed="0"/>
-    <w:lsdException w:name="Table Web 1" w:semiHidden="0" w:uiPriority="0" w:unhideWhenUsed="0"/>
-    <w:lsdException w:name="Table Web 2" w:semiHidden="0" w:uiPriority="0" w:unhideWhenUsed="0"/>
-    <w:lsdException w:name="Table Web 3" w:semiHidden="0" w:uiPriority="0" w:unhideWhenUsed="0"/>
-    <w:lsdException w:name="Balloon Text" w:semiHidden="0" w:uiPriority="0" w:unhideWhenUsed="0"/>
-    <w:lsdException w:name="Table Grid" w:semiHidden="0" w:uiPriority="0" w:unhideWhenUsed="0" w:qFormat="1"/>
-    <w:lsdException w:name="Table Theme" w:semiHidden="0" w:uiPriority="0" w:unhideWhenUsed="0"/>
-    <w:lsdException w:name="Light Shading" w:semiHidden="0" w:uiPriority="60" w:unhideWhenUsed="0"/>
-    <w:lsdException w:name="Light List" w:semiHidden="0" w:uiPriority="61" w:unhideWhenUsed="0"/>
-    <w:lsdException w:name="Light Grid" w:semiHidden="0" w:uiPriority="62" w:unhideWhenUsed="0"/>
-    <w:lsdException w:name="Medium Shading 1" w:semiHidden="0" w:uiPriority="63" w:unhideWhenUsed="0"/>
-    <w:lsdException w:name="Medium Shading 2" w:semiHidden="0" w:uiPriority="64" w:unhideWhenUsed="0"/>
-    <w:lsdException w:name="Medium List 1" w:semiHidden="0" w:uiPriority="65" w:unhideWhenUsed="0"/>
-    <w:lsdException w:name="Medium List 2" w:semiHidden="0" w:uiPriority="66" w:unhideWhenUsed="0"/>
-    <w:lsdException w:name="Medium Grid 1" w:semiHidden="0" w:uiPriority="67" w:unhideWhenUsed="0"/>
-    <w:lsdException w:name="Medium Grid 2" w:semiHidden="0" w:uiPriority="68" w:unhideWhenUsed="0"/>
-    <w:lsdException w:name="Medium Grid 3" w:semiHidden="0" w:uiPriority="69" w:unhideWhenUsed="0"/>
-    <w:lsdException w:name="Dark List" w:semiHidden="0" w:uiPriority="70" w:unhideWhenUsed="0"/>
-    <w:lsdException w:name="Colorful Shading" w:semiHidden="0" w:uiPriority="71" w:unhideWhenUsed="0"/>
-    <w:lsdException w:name="Colorful List" w:semiHidden="0" w:uiPriority="72" w:unhideWhenUsed="0"/>
-    <w:lsdException w:name="Colorful Grid" w:semiHidden="0" w:uiPriority="73" w:unhideWhenUsed="0"/>
-    <w:lsdException w:name="Light Shading Accent 1" w:semiHidden="0" w:uiPriority="60" w:unhideWhenUsed="0"/>
-    <w:lsdException w:name="Light List Accent 1" w:semiHidden="0" w:uiPriority="61" w:unhideWhenUsed="0"/>
-    <w:lsdException w:name="Light Grid Accent 1" w:semiHidden="0" w:uiPriority="62" w:unhideWhenUsed="0"/>
-    <w:lsdException w:name="Medium Shading 1 Accent 1" w:semiHidden="0" w:uiPriority="63" w:unhideWhenUsed="0"/>
-    <w:lsdException w:name="Medium Shading 2 Accent 1" w:semiHidden="0" w:uiPriority="64" w:unhideWhenUsed="0"/>
-    <w:lsdException w:name="Medium List 1 Accent 1" w:semiHidden="0" w:uiPriority="65" w:unhideWhenUsed="0"/>
-    <w:lsdException w:name="Medium List 2 Accent 1" w:semiHidden="0" w:uiPriority="66" w:unhideWhenUsed="0"/>
-    <w:lsdException w:name="Medium Grid 1 Accent 1" w:semiHidden="0" w:uiPriority="67" w:unhideWhenUsed="0"/>
-    <w:lsdException w:name="Medium Grid 2 Accent 1" w:semiHidden="0" w:uiPriority="68" w:unhideWhenUsed="0"/>
-    <w:lsdException w:name="Medium Grid 3 Accent 1" w:semiHidden="0" w:uiPriority="69" w:unhideWhenUsed="0"/>
-    <w:lsdException w:name="Dark List Accent 1" w:semiHidden="0" w:uiPriority="70" w:unhideWhenUsed="0"/>
-    <w:lsdException w:name="Colorful Shading Accent 1" w:semiHidden="0" w:uiPriority="71" w:unhideWhenUsed="0"/>
-    <w:lsdException w:name="Colorful List Accent 1" w:semiHidden="0" w:uiPriority="72" w:unhideWhenUsed="0"/>
-    <w:lsdException w:name="Colorful Grid Accent 1" w:semiHidden="0" w:uiPriority="73" w:unhideWhenUsed="0"/>
-    <w:lsdException w:name="Light Shading Accent 2" w:semiHidden="0" w:uiPriority="60" w:unhideWhenUsed="0"/>
-    <w:lsdException w:name="Light List Accent 2" w:semiHidden="0" w:uiPriority="61" w:unhideWhenUsed="0"/>
-    <w:lsdException w:name="Light Grid Accent 2" w:semiHidden="0" w:uiPriority="62" w:unhideWhenUsed="0"/>
-    <w:lsdException w:name="Medium Shading 1 Accent 2" w:semiHidden="0" w:uiPriority="63" w:unhideWhenUsed="0"/>
-    <w:lsdException w:name="Medium Shading 2 Accent 2" w:semiHidden="0" w:uiPriority="64" w:unhideWhenUsed="0"/>
-    <w:lsdException w:name="Medium List 1 Accent 2" w:semiHidden="0" w:uiPriority="65" w:unhideWhenUsed="0"/>
-    <w:lsdException w:name="Medium List 2 Accent 2" w:semiHidden="0" w:uiPriority="66" w:unhideWhenUsed="0"/>
-    <w:lsdException w:name="Medium Grid 1 Accent 2" w:semiHidden="0" w:uiPriority="67" w:unhideWhenUsed="0"/>
-    <w:lsdException w:name="Medium Grid 2 Accent 2" w:semiHidden="0" w:uiPriority="68" w:unhideWhenUsed="0"/>
-    <w:lsdException w:name="Medium Grid 3 Accent 2" w:semiHidden="0" w:uiPriority="69" w:unhideWhenUsed="0"/>
-    <w:lsdException w:name="Dark List Accent 2" w:semiHidden="0" w:uiPriority="70" w:unhideWhenUsed="0"/>
-    <w:lsdException w:name="Colorful Shading Accent 2" w:semiHidden="0" w:uiPriority="71" w:unhideWhenUsed="0"/>
-    <w:lsdException w:name="Colorful List Accent 2" w:semiHidden="0" w:uiPriority="72" w:unhideWhenUsed="0"/>
-    <w:lsdException w:name="Colorful Grid Accent 2" w:semiHidden="0" w:uiPriority="73" w:unhideWhenUsed="0"/>
-    <w:lsdException w:name="Light Shading Accent 3" w:semiHidden="0" w:uiPriority="60" w:unhideWhenUsed="0"/>
-    <w:lsdException w:name="Light List Accent 3" w:semiHidden="0" w:uiPriority="61" w:unhideWhenUsed="0"/>
-    <w:lsdException w:name="Light Grid Accent 3" w:semiHidden="0" w:uiPriority="62" w:unhideWhenUsed="0"/>
-    <w:lsdException w:name="Medium Shading 1 Accent 3" w:semiHidden="0" w:uiPriority="63" w:unhideWhenUsed="0"/>
-    <w:lsdException w:name="Medium Shading 2 Accent 3" w:semiHidden="0" w:uiPriority="64" w:unhideWhenUsed="0"/>
-    <w:lsdException w:name="Medium List 1 Accent 3" w:semiHidden="0" w:uiPriority="65" w:unhideWhenUsed="0"/>
-    <w:lsdException w:name="Medium List 2 Accent 3" w:semiHidden="0" w:uiPriority="66" w:unhideWhenUsed="0"/>
-    <w:lsdException w:name="Medium Grid 1 Accent 3" w:semiHidden="0" w:uiPriority="67" w:unhideWhenUsed="0"/>
-    <w:lsdException w:name="Medium Grid 2 Accent 3" w:semiHidden="0" w:uiPriority="68" w:unhideWhenUsed="0"/>
-    <w:lsdException w:name="Medium Grid 3 Accent 3" w:semiHidden="0" w:uiPriority="69" w:unhideWhenUsed="0"/>
-    <w:lsdException w:name="Dark List Accent 3" w:semiHidden="0" w:uiPriority="70" w:unhideWhenUsed="0"/>
-    <w:lsdException w:name="Colorful Shading Accent 3" w:semiHidden="0" w:uiPriority="71" w:unhideWhenUsed="0"/>
-    <w:lsdException w:name="Colorful List Accent 3" w:semiHidden="0" w:uiPriority="72" w:unhideWhenUsed="0"/>
-    <w:lsdException w:name="Colorful Grid Accent 3" w:semiHidden="0" w:uiPriority="73" w:unhideWhenUsed="0"/>
-    <w:lsdException w:name="Light Shading Accent 4" w:semiHidden="0" w:uiPriority="60" w:unhideWhenUsed="0"/>
-    <w:lsdException w:name="Light List Accent 4" w:semiHidden="0" w:uiPriority="61" w:unhideWhenUsed="0"/>
-    <w:lsdException w:name="Light Grid Accent 4" w:semiHidden="0" w:uiPriority="62" w:unhideWhenUsed="0"/>
-    <w:lsdException w:name="Medium Shading 1 Accent 4" w:semiHidden="0" w:uiPriority="63" w:unhideWhenUsed="0"/>
-    <w:lsdException w:name="Medium Shading 2 Accent 4" w:semiHidden="0" w:uiPriority="64" w:unhideWhenUsed="0"/>
-    <w:lsdException w:name="Medium List 1 Accent 4" w:semiHidden="0" w:uiPriority="65" w:unhideWhenUsed="0"/>
-    <w:lsdException w:name="Medium List 2 Accent 4" w:semiHidden="0" w:uiPriority="66" w:unhideWhenUsed="0"/>
-    <w:lsdException w:name="Medium Grid 1 Accent 4" w:semiHidden="0" w:uiPriority="67" w:unhideWhenUsed="0"/>
-    <w:lsdException w:name="Medium Grid 2 Accent 4" w:semiHidden="0" w:uiPriority="68" w:unhideWhenUsed="0"/>
-    <w:lsdException w:name="Medium Grid 3 Accent 4" w:semiHidden="0" w:uiPriority="69" w:unhideWhenUsed="0"/>
-    <w:lsdException w:name="Dark List Accent 4" w:semiHidden="0" w:uiPriority="70" w:unhideWhenUsed="0"/>
-    <w:lsdException w:name="Colorful Shading Accent 4" w:semiHidden="0" w:uiPriority="71" w:unhideWhenUsed="0"/>
-    <w:lsdException w:name="Colorful List Accent 4" w:semiHidden="0" w:uiPriority="72" w:unhideWhenUsed="0"/>
-    <w:lsdException w:name="Colorful Grid Accent 4" w:semiHidden="0" w:uiPriority="73" w:unhideWhenUsed="0"/>
-    <w:lsdException w:name="Light Shading Accent 5" w:semiHidden="0" w:uiPriority="60" w:unhideWhenUsed="0"/>
-    <w:lsdException w:name="Light List Accent 5" w:semiHidden="0" w:uiPriority="61" w:unhideWhenUsed="0"/>
-    <w:lsdException w:name="Light Grid Accent 5" w:semiHidden="0" w:uiPriority="62" w:unhideWhenUsed="0"/>
-    <w:lsdException w:name="Medium Shading 1 Accent 5" w:semiHidden="0" w:uiPriority="63" w:unhideWhenUsed="0"/>
-    <w:lsdException w:name="Medium Shading 2 Accent 5" w:semiHidden="0" w:uiPriority="64" w:unhideWhenUsed="0"/>
-    <w:lsdException w:name="Medium List 1 Accent 5" w:semiHidden="0" w:uiPriority="65" w:unhideWhenUsed="0"/>
-    <w:lsdException w:name="Medium List 2 Accent 5" w:semiHidden="0" w:uiPriority="66" w:unhideWhenUsed="0"/>
-    <w:lsdException w:name="Medium Grid 1 Accent 5" w:semiHidden="0" w:uiPriority="67" w:unhideWhenUsed="0"/>
-    <w:lsdException w:name="Medium Grid 2 Accent 5" w:semiHidden="0" w:uiPriority="68" w:unhideWhenUsed="0"/>
-    <w:lsdException w:name="Medium Grid 3 Accent 5" w:semiHidden="0" w:uiPriority="69" w:unhideWhenUsed="0"/>
-    <w:lsdException w:name="Dark List Accent 5" w:semiHidden="0" w:uiPriority="70" w:unhideWhenUsed="0"/>
-    <w:lsdException w:name="Colorful Shading Accent 5" w:semiHidden="0" w:uiPriority="71" w:unhideWhenUsed="0"/>
-    <w:lsdException w:name="Colorful List Accent 5" w:semiHidden="0" w:uiPriority="72" w:unhideWhenUsed="0"/>
-    <w:lsdException w:name="Colorful Grid Accent 5" w:semiHidden="0" w:uiPriority="73" w:unhideWhenUsed="0"/>
-    <w:lsdException w:name="Light Shading Accent 6" w:semiHidden="0" w:uiPriority="60" w:unhideWhenUsed="0"/>
-    <w:lsdException w:name="Light List Accent 6" w:semiHidden="0" w:uiPriority="61" w:unhideWhenUsed="0"/>
-    <w:lsdException w:name="Light Grid Accent 6" w:semiHidden="0" w:uiPriority="62" w:unhideWhenUsed="0"/>
-    <w:lsdException w:name="Medium Shading 1 Accent 6" w:semiHidden="0" w:uiPriority="63" w:unhideWhenUsed="0"/>
-    <w:lsdException w:name="Medium Shading 2 Accent 6" w:semiHidden="0" w:uiPriority="64" w:unhideWhenUsed="0"/>
-    <w:lsdException w:name="Medium List 1 Accent 6" w:semiHidden="0" w:uiPriority="65" w:unhideWhenUsed="0"/>
-    <w:lsdException w:name="Medium List 2 Accent 6" w:semiHidden="0" w:uiPriority="66" w:unhideWhenUsed="0"/>
-    <w:lsdException w:name="Medium Grid 1 Accent 6" w:semiHidden="0" w:uiPriority="67" w:unhideWhenUsed="0"/>
-    <w:lsdException w:name="Medium Grid 2 Accent 6" w:semiHidden="0" w:uiPriority="68" w:unhideWhenUsed="0"/>
-    <w:lsdException w:name="Medium Grid 3 Accent 6" w:semiHidden="0" w:uiPriority="69" w:unhideWhenUsed="0"/>
-    <w:lsdException w:name="Dark List Accent 6" w:semiHidden="0" w:uiPriority="70" w:unhideWhenUsed="0"/>
-    <w:lsdException w:name="Colorful Shading Accent 6" w:semiHidden="0" w:uiPriority="71" w:unhideWhenUsed="0"/>
-    <w:lsdException w:name="Colorful List Accent 6" w:semiHidden="0" w:uiPriority="72" w:unhideWhenUsed="0"/>
-    <w:lsdException w:name="Colorful Grid Accent 6" w:semiHidden="0" w:uiPriority="73" w:unhideWhenUsed="0"/>
+  <w:latentStyles w:count="260" w:defQFormat="0" w:defUnhideWhenUsed="1" w:defSemiHidden="1" w:defUIPriority="99" w:defLockedState="0">
+    <w:lsdException w:qFormat="1" w:unhideWhenUsed="0" w:uiPriority="0" w:semiHidden="0" w:name="Normal"/>
+    <w:lsdException w:qFormat="1" w:unhideWhenUsed="0" w:uiPriority="0" w:semiHidden="0" w:name="heading 1"/>
+    <w:lsdException w:qFormat="1" w:uiPriority="0" w:semiHidden="0" w:name="heading 2"/>
+    <w:lsdException w:qFormat="1" w:uiPriority="0" w:name="heading 3"/>
+    <w:lsdException w:qFormat="1" w:uiPriority="0" w:semiHidden="0" w:name="heading 4"/>
+    <w:lsdException w:qFormat="1" w:uiPriority="0" w:name="heading 5"/>
+    <w:lsdException w:qFormat="1" w:uiPriority="0" w:name="heading 6"/>
+    <w:lsdException w:qFormat="1" w:uiPriority="0" w:name="heading 7"/>
+    <w:lsdException w:qFormat="1" w:uiPriority="0" w:name="heading 8"/>
+    <w:lsdException w:qFormat="1" w:uiPriority="0" w:name="heading 9"/>
+    <w:lsdException w:unhideWhenUsed="0" w:uiPriority="0" w:semiHidden="0" w:name="index 1"/>
+    <w:lsdException w:unhideWhenUsed="0" w:uiPriority="0" w:semiHidden="0" w:name="index 2"/>
+    <w:lsdException w:unhideWhenUsed="0" w:uiPriority="0" w:semiHidden="0" w:name="index 3"/>
+    <w:lsdException w:unhideWhenUsed="0" w:uiPriority="0" w:semiHidden="0" w:name="index 4"/>
+    <w:lsdException w:unhideWhenUsed="0" w:uiPriority="0" w:semiHidden="0" w:name="index 5"/>
+    <w:lsdException w:unhideWhenUsed="0" w:uiPriority="0" w:semiHidden="0" w:name="index 6"/>
+    <w:lsdException w:unhideWhenUsed="0" w:uiPriority="0" w:semiHidden="0" w:name="index 7"/>
+    <w:lsdException w:unhideWhenUsed="0" w:uiPriority="0" w:semiHidden="0" w:name="index 8"/>
+    <w:lsdException w:unhideWhenUsed="0" w:uiPriority="0" w:semiHidden="0" w:name="index 9"/>
+    <w:lsdException w:qFormat="1" w:unhideWhenUsed="0" w:uiPriority="0" w:semiHidden="0" w:name="toc 1"/>
+    <w:lsdException w:qFormat="1" w:unhideWhenUsed="0" w:uiPriority="0" w:semiHidden="0" w:name="toc 2"/>
+    <w:lsdException w:qFormat="1" w:unhideWhenUsed="0" w:uiPriority="0" w:semiHidden="0" w:name="toc 3"/>
+    <w:lsdException w:unhideWhenUsed="0" w:uiPriority="0" w:semiHidden="0" w:name="toc 4"/>
+    <w:lsdException w:unhideWhenUsed="0" w:uiPriority="0" w:semiHidden="0" w:name="toc 5"/>
+    <w:lsdException w:unhideWhenUsed="0" w:uiPriority="0" w:semiHidden="0" w:name="toc 6"/>
+    <w:lsdException w:unhideWhenUsed="0" w:uiPriority="0" w:semiHidden="0" w:name="toc 7"/>
+    <w:lsdException w:unhideWhenUsed="0" w:uiPriority="0" w:semiHidden="0" w:name="toc 8"/>
+    <w:lsdException w:unhideWhenUsed="0" w:uiPriority="0" w:semiHidden="0" w:name="toc 9"/>
+    <w:lsdException w:unhideWhenUsed="0" w:uiPriority="0" w:semiHidden="0" w:name="Normal Indent"/>
+    <w:lsdException w:unhideWhenUsed="0" w:uiPriority="0" w:semiHidden="0" w:name="footnote text"/>
+    <w:lsdException w:qFormat="1" w:unhideWhenUsed="0" w:uiPriority="0" w:semiHidden="0" w:name="annotation text"/>
+    <w:lsdException w:qFormat="1" w:unhideWhenUsed="0" w:uiPriority="0" w:semiHidden="0" w:name="header"/>
+    <w:lsdException w:qFormat="1" w:unhideWhenUsed="0" w:uiPriority="0" w:semiHidden="0" w:name="footer"/>
+    <w:lsdException w:unhideWhenUsed="0" w:uiPriority="0" w:semiHidden="0" w:name="index heading"/>
+    <w:lsdException w:qFormat="1" w:uiPriority="0" w:name="caption"/>
+    <w:lsdException w:unhideWhenUsed="0" w:uiPriority="0" w:semiHidden="0" w:name="table of figures"/>
+    <w:lsdException w:unhideWhenUsed="0" w:uiPriority="0" w:semiHidden="0" w:name="envelope address"/>
+    <w:lsdException w:unhideWhenUsed="0" w:uiPriority="0" w:semiHidden="0" w:name="envelope return"/>
+    <w:lsdException w:unhideWhenUsed="0" w:uiPriority="0" w:semiHidden="0" w:name="footnote reference"/>
+    <w:lsdException w:unhideWhenUsed="0" w:uiPriority="0" w:semiHidden="0" w:name="annotation reference"/>
+    <w:lsdException w:unhideWhenUsed="0" w:uiPriority="0" w:semiHidden="0" w:name="line number"/>
+    <w:lsdException w:unhideWhenUsed="0" w:uiPriority="0" w:semiHidden="0" w:name="page number"/>
+    <w:lsdException w:unhideWhenUsed="0" w:uiPriority="0" w:semiHidden="0" w:name="endnote reference"/>
+    <w:lsdException w:unhideWhenUsed="0" w:uiPriority="0" w:semiHidden="0" w:name="endnote text"/>
+    <w:lsdException w:unhideWhenUsed="0" w:uiPriority="0" w:semiHidden="0" w:name="table of authorities"/>
+    <w:lsdException w:unhideWhenUsed="0" w:uiPriority="0" w:semiHidden="0" w:name="macro"/>
+    <w:lsdException w:unhideWhenUsed="0" w:uiPriority="0" w:semiHidden="0" w:name="toa heading"/>
+    <w:lsdException w:unhideWhenUsed="0" w:uiPriority="0" w:semiHidden="0" w:name="List"/>
+    <w:lsdException w:unhideWhenUsed="0" w:uiPriority="0" w:semiHidden="0" w:name="List Bullet"/>
+    <w:lsdException w:unhideWhenUsed="0" w:uiPriority="0" w:semiHidden="0" w:name="List Number"/>
+    <w:lsdException w:unhideWhenUsed="0" w:uiPriority="0" w:semiHidden="0" w:name="List 2"/>
+    <w:lsdException w:unhideWhenUsed="0" w:uiPriority="0" w:semiHidden="0" w:name="List 3"/>
+    <w:lsdException w:unhideWhenUsed="0" w:uiPriority="0" w:semiHidden="0" w:name="List 4"/>
+    <w:lsdException w:unhideWhenUsed="0" w:uiPriority="0" w:semiHidden="0" w:name="List 5"/>
+    <w:lsdException w:unhideWhenUsed="0" w:uiPriority="0" w:semiHidden="0" w:name="List Bullet 2"/>
+    <w:lsdException w:unhideWhenUsed="0" w:uiPriority="0" w:semiHidden="0" w:name="List Bullet 3"/>
+    <w:lsdException w:unhideWhenUsed="0" w:uiPriority="0" w:semiHidden="0" w:name="List Bullet 4"/>
+    <w:lsdException w:unhideWhenUsed="0" w:uiPriority="0" w:semiHidden="0" w:name="List Bullet 5"/>
+    <w:lsdException w:unhideWhenUsed="0" w:uiPriority="0" w:semiHidden="0" w:name="List Number 2"/>
+    <w:lsdException w:unhideWhenUsed="0" w:uiPriority="0" w:semiHidden="0" w:name="List Number 3"/>
+    <w:lsdException w:unhideWhenUsed="0" w:uiPriority="0" w:semiHidden="0" w:name="List Number 4"/>
+    <w:lsdException w:unhideWhenUsed="0" w:uiPriority="0" w:semiHidden="0" w:name="List Number 5"/>
+    <w:lsdException w:qFormat="1" w:unhideWhenUsed="0" w:uiPriority="0" w:semiHidden="0" w:name="Title"/>
+    <w:lsdException w:unhideWhenUsed="0" w:uiPriority="0" w:semiHidden="0" w:name="Closing"/>
+    <w:lsdException w:unhideWhenUsed="0" w:uiPriority="0" w:semiHidden="0" w:name="Signature"/>
+    <w:lsdException w:qFormat="1" w:unhideWhenUsed="0" w:uiPriority="0" w:name="Default Paragraph Font"/>
+    <w:lsdException w:qFormat="1" w:unhideWhenUsed="0" w:uiPriority="0" w:name="Body Text"/>
+    <w:lsdException w:unhideWhenUsed="0" w:uiPriority="0" w:semiHidden="0" w:name="Body Text Indent"/>
+    <w:lsdException w:unhideWhenUsed="0" w:uiPriority="0" w:semiHidden="0" w:name="List Continue"/>
+    <w:lsdException w:unhideWhenUsed="0" w:uiPriority="0" w:semiHidden="0" w:name="List Continue 2"/>
+    <w:lsdException w:unhideWhenUsed="0" w:uiPriority="0" w:semiHidden="0" w:name="List Continue 3"/>
+    <w:lsdException w:unhideWhenUsed="0" w:uiPriority="0" w:semiHidden="0" w:name="List Continue 4"/>
+    <w:lsdException w:unhideWhenUsed="0" w:uiPriority="0" w:semiHidden="0" w:name="List Continue 5"/>
+    <w:lsdException w:unhideWhenUsed="0" w:uiPriority="0" w:semiHidden="0" w:name="Message Header"/>
+    <w:lsdException w:qFormat="1" w:unhideWhenUsed="0" w:uiPriority="0" w:semiHidden="0" w:name="Subtitle"/>
+    <w:lsdException w:unhideWhenUsed="0" w:uiPriority="0" w:semiHidden="0" w:name="Salutation"/>
+    <w:lsdException w:unhideWhenUsed="0" w:uiPriority="0" w:semiHidden="0" w:name="Date"/>
+    <w:lsdException w:unhideWhenUsed="0" w:uiPriority="0" w:semiHidden="0" w:name="Body Text First Indent"/>
+    <w:lsdException w:unhideWhenUsed="0" w:uiPriority="0" w:semiHidden="0" w:name="Body Text First Indent 2"/>
+    <w:lsdException w:uiPriority="99" w:name="Note Heading"/>
+    <w:lsdException w:unhideWhenUsed="0" w:uiPriority="0" w:semiHidden="0" w:name="Body Text 2"/>
+    <w:lsdException w:unhideWhenUsed="0" w:uiPriority="0" w:semiHidden="0" w:name="Body Text 3"/>
+    <w:lsdException w:unhideWhenUsed="0" w:uiPriority="0" w:semiHidden="0" w:name="Body Text Indent 2"/>
+    <w:lsdException w:unhideWhenUsed="0" w:uiPriority="0" w:semiHidden="0" w:name="Body Text Indent 3"/>
+    <w:lsdException w:unhideWhenUsed="0" w:uiPriority="0" w:semiHidden="0" w:name="Block Text"/>
+    <w:lsdException w:unhideWhenUsed="0" w:uiPriority="0" w:semiHidden="0" w:name="Hyperlink"/>
+    <w:lsdException w:unhideWhenUsed="0" w:uiPriority="0" w:semiHidden="0" w:name="FollowedHyperlink"/>
+    <w:lsdException w:qFormat="1" w:unhideWhenUsed="0" w:uiPriority="0" w:semiHidden="0" w:name="Strong"/>
+    <w:lsdException w:qFormat="1" w:unhideWhenUsed="0" w:uiPriority="0" w:semiHidden="0" w:name="Emphasis"/>
+    <w:lsdException w:unhideWhenUsed="0" w:uiPriority="0" w:semiHidden="0" w:name="Document Map"/>
+    <w:lsdException w:unhideWhenUsed="0" w:uiPriority="0" w:semiHidden="0" w:name="Plain Text"/>
+    <w:lsdException w:unhideWhenUsed="0" w:uiPriority="0" w:semiHidden="0" w:name="E-mail Signature"/>
+    <w:lsdException w:qFormat="1" w:unhideWhenUsed="0" w:uiPriority="0" w:semiHidden="0" w:name="Normal (Web)"/>
+    <w:lsdException w:unhideWhenUsed="0" w:uiPriority="0" w:semiHidden="0" w:name="HTML Acronym"/>
+    <w:lsdException w:unhideWhenUsed="0" w:uiPriority="0" w:semiHidden="0" w:name="HTML Address"/>
+    <w:lsdException w:unhideWhenUsed="0" w:uiPriority="0" w:semiHidden="0" w:name="HTML Cite"/>
+    <w:lsdException w:unhideWhenUsed="0" w:uiPriority="0" w:semiHidden="0" w:name="HTML Code"/>
+    <w:lsdException w:unhideWhenUsed="0" w:uiPriority="0" w:semiHidden="0" w:name="HTML Definition"/>
+    <w:lsdException w:unhideWhenUsed="0" w:uiPriority="0" w:semiHidden="0" w:name="HTML Keyboard"/>
+    <w:lsdException w:unhideWhenUsed="0" w:uiPriority="0" w:semiHidden="0" w:name="HTML Preformatted"/>
+    <w:lsdException w:unhideWhenUsed="0" w:uiPriority="0" w:semiHidden="0" w:name="HTML Sample"/>
+    <w:lsdException w:unhideWhenUsed="0" w:uiPriority="0" w:semiHidden="0" w:name="HTML Typewriter"/>
+    <w:lsdException w:unhideWhenUsed="0" w:uiPriority="0" w:semiHidden="0" w:name="HTML Variable"/>
+    <w:lsdException w:qFormat="1" w:uiPriority="99" w:name="Normal Table"/>
+    <w:lsdException w:unhideWhenUsed="0" w:uiPriority="0" w:semiHidden="0" w:name="annotation subject"/>
+    <w:lsdException w:unhideWhenUsed="0" w:uiPriority="0" w:semiHidden="0" w:name="Table Simple 1"/>
+    <w:lsdException w:unhideWhenUsed="0" w:uiPriority="0" w:semiHidden="0" w:name="Table Simple 2"/>
+    <w:lsdException w:unhideWhenUsed="0" w:uiPriority="0" w:semiHidden="0" w:name="Table Simple 3"/>
+    <w:lsdException w:unhideWhenUsed="0" w:uiPriority="0" w:semiHidden="0" w:name="Table Classic 1"/>
+    <w:lsdException w:unhideWhenUsed="0" w:uiPriority="0" w:semiHidden="0" w:name="Table Classic 2"/>
+    <w:lsdException w:unhideWhenUsed="0" w:uiPriority="0" w:semiHidden="0" w:name="Table Classic 3"/>
+    <w:lsdException w:unhideWhenUsed="0" w:uiPriority="0" w:semiHidden="0" w:name="Table Classic 4"/>
+    <w:lsdException w:unhideWhenUsed="0" w:uiPriority="0" w:semiHidden="0" w:name="Table Colorful 1"/>
+    <w:lsdException w:unhideWhenUsed="0" w:uiPriority="0" w:semiHidden="0" w:name="Table Colorful 2"/>
+    <w:lsdException w:unhideWhenUsed="0" w:uiPriority="0" w:semiHidden="0" w:name="Table Colorful 3"/>
+    <w:lsdException w:unhideWhenUsed="0" w:uiPriority="0" w:semiHidden="0" w:name="Table Columns 1"/>
+    <w:lsdException w:unhideWhenUsed="0" w:uiPriority="0" w:semiHidden="0" w:name="Table Columns 2"/>
+    <w:lsdException w:unhideWhenUsed="0" w:uiPriority="0" w:semiHidden="0" w:name="Table Columns 3"/>
+    <w:lsdException w:unhideWhenUsed="0" w:uiPriority="0" w:semiHidden="0" w:name="Table Columns 4"/>
+    <w:lsdException w:unhideWhenUsed="0" w:uiPriority="0" w:semiHidden="0" w:name="Table Columns 5"/>
+    <w:lsdException w:unhideWhenUsed="0" w:uiPriority="0" w:semiHidden="0" w:name="Table Grid 1"/>
+    <w:lsdException w:unhideWhenUsed="0" w:uiPriority="0" w:semiHidden="0" w:name="Table Grid 2"/>
+    <w:lsdException w:unhideWhenUsed="0" w:uiPriority="0" w:semiHidden="0" w:name="Table Grid 3"/>
+    <w:lsdException w:unhideWhenUsed="0" w:uiPriority="0" w:semiHidden="0" w:name="Table Grid 4"/>
+    <w:lsdException w:unhideWhenUsed="0" w:uiPriority="0" w:semiHidden="0" w:name="Table Grid 5"/>
+    <w:lsdException w:unhideWhenUsed="0" w:uiPriority="0" w:semiHidden="0" w:name="Table Grid 6"/>
+    <w:lsdException w:unhideWhenUsed="0" w:uiPriority="0" w:semiHidden="0" w:name="Table Grid 7"/>
+    <w:lsdException w:unhideWhenUsed="0" w:uiPriority="0" w:semiHidden="0" w:name="Table Grid 8"/>
+    <w:lsdException w:unhideWhenUsed="0" w:uiPriority="0" w:semiHidden="0" w:name="Table List 1"/>
+    <w:lsdException w:unhideWhenUsed="0" w:uiPriority="0" w:semiHidden="0" w:name="Table List 2"/>
+    <w:lsdException w:unhideWhenUsed="0" w:uiPriority="0" w:semiHidden="0" w:name="Table List 3"/>
+    <w:lsdException w:unhideWhenUsed="0" w:uiPriority="0" w:semiHidden="0" w:name="Table List 4"/>
+    <w:lsdException w:unhideWhenUsed="0" w:uiPriority="0" w:semiHidden="0" w:name="Table List 5"/>
+    <w:lsdException w:unhideWhenUsed="0" w:uiPriority="0" w:semiHidden="0" w:name="Table List 6"/>
+    <w:lsdException w:unhideWhenUsed="0" w:uiPriority="0" w:semiHidden="0" w:name="Table List 7"/>
+    <w:lsdException w:unhideWhenUsed="0" w:uiPriority="0" w:semiHidden="0" w:name="Table List 8"/>
+    <w:lsdException w:unhideWhenUsed="0" w:uiPriority="0" w:semiHidden="0" w:name="Table 3D effects 1"/>
+    <w:lsdException w:unhideWhenUsed="0" w:uiPriority="0" w:semiHidden="0" w:name="Table 3D effects 2"/>
+    <w:lsdException w:unhideWhenUsed="0" w:uiPriority="0" w:semiHidden="0" w:name="Table 3D effects 3"/>
+    <w:lsdException w:unhideWhenUsed="0" w:uiPriority="0" w:semiHidden="0" w:name="Table Contemporary"/>
+    <w:lsdException w:unhideWhenUsed="0" w:uiPriority="0" w:semiHidden="0" w:name="Table Elegant"/>
+    <w:lsdException w:unhideWhenUsed="0" w:uiPriority="0" w:semiHidden="0" w:name="Table Professional"/>
+    <w:lsdException w:unhideWhenUsed="0" w:uiPriority="0" w:semiHidden="0" w:name="Table Subtle 1"/>
+    <w:lsdException w:unhideWhenUsed="0" w:uiPriority="0" w:semiHidden="0" w:name="Table Subtle 2"/>
+    <w:lsdException w:unhideWhenUsed="0" w:uiPriority="0" w:semiHidden="0" w:name="Table Web 1"/>
+    <w:lsdException w:unhideWhenUsed="0" w:uiPriority="0" w:semiHidden="0" w:name="Table Web 2"/>
+    <w:lsdException w:unhideWhenUsed="0" w:uiPriority="0" w:semiHidden="0" w:name="Table Web 3"/>
+    <w:lsdException w:unhideWhenUsed="0" w:uiPriority="0" w:semiHidden="0" w:name="Balloon Text"/>
+    <w:lsdException w:qFormat="1" w:unhideWhenUsed="0" w:uiPriority="0" w:semiHidden="0" w:name="Table Grid"/>
+    <w:lsdException w:unhideWhenUsed="0" w:uiPriority="0" w:semiHidden="0" w:name="Table Theme"/>
+    <w:lsdException w:unhideWhenUsed="0" w:uiPriority="60" w:semiHidden="0" w:name="Light Shading"/>
+    <w:lsdException w:unhideWhenUsed="0" w:uiPriority="61" w:semiHidden="0" w:name="Light List"/>
+    <w:lsdException w:unhideWhenUsed="0" w:uiPriority="62" w:semiHidden="0" w:name="Light Grid"/>
+    <w:lsdException w:unhideWhenUsed="0" w:uiPriority="63" w:semiHidden="0" w:name="Medium Shading 1"/>
+    <w:lsdException w:unhideWhenUsed="0" w:uiPriority="64" w:semiHidden="0" w:name="Medium Shading 2"/>
+    <w:lsdException w:unhideWhenUsed="0" w:uiPriority="65" w:semiHidden="0" w:name="Medium List 1"/>
+    <w:lsdException w:unhideWhenUsed="0" w:uiPriority="66" w:semiHidden="0" w:name="Medium List 2"/>
+    <w:lsdException w:unhideWhenUsed="0" w:uiPriority="67" w:semiHidden="0" w:name="Medium Grid 1"/>
+    <w:lsdException w:unhideWhenUsed="0" w:uiPriority="68" w:semiHidden="0" w:name="Medium Grid 2"/>
+    <w:lsdException w:unhideWhenUsed="0" w:uiPriority="69" w:semiHidden="0" w:name="Medium Grid 3"/>
+    <w:lsdException w:unhideWhenUsed="0" w:uiPriority="70" w:semiHidden="0" w:name="Dark List"/>
+    <w:lsdException w:unhideWhenUsed="0" w:uiPriority="71" w:semiHidden="0" w:name="Colorful Shading"/>
+    <w:lsdException w:unhideWhenUsed="0" w:uiPriority="72" w:semiHidden="0" w:name="Colorful List"/>
+    <w:lsdException w:unhideWhenUsed="0" w:uiPriority="73" w:semiHidden="0" w:name="Colorful Grid"/>
+    <w:lsdException w:unhideWhenUsed="0" w:uiPriority="60" w:semiHidden="0" w:name="Light Shading Accent 1"/>
+    <w:lsdException w:unhideWhenUsed="0" w:uiPriority="61" w:semiHidden="0" w:name="Light List Accent 1"/>
+    <w:lsdException w:unhideWhenUsed="0" w:uiPriority="62" w:semiHidden="0" w:name="Light Grid Accent 1"/>
+    <w:lsdException w:unhideWhenUsed="0" w:uiPriority="63" w:semiHidden="0" w:name="Medium Shading 1 Accent 1"/>
+    <w:lsdException w:unhideWhenUsed="0" w:uiPriority="64" w:semiHidden="0" w:name="Medium Shading 2 Accent 1"/>
+    <w:lsdException w:unhideWhenUsed="0" w:uiPriority="65" w:semiHidden="0" w:name="Medium List 1 Accent 1"/>
+    <w:lsdException w:unhideWhenUsed="0" w:uiPriority="66" w:semiHidden="0" w:name="Medium List 2 Accent 1"/>
+    <w:lsdException w:unhideWhenUsed="0" w:uiPriority="67" w:semiHidden="0" w:name="Medium Grid 1 Accent 1"/>
+    <w:lsdException w:unhideWhenUsed="0" w:uiPriority="68" w:semiHidden="0" w:name="Medium Grid 2 Accent 1"/>
+    <w:lsdException w:unhideWhenUsed="0" w:uiPriority="69" w:semiHidden="0" w:name="Medium Grid 3 Accent 1"/>
+    <w:lsdException w:unhideWhenUsed="0" w:uiPriority="70" w:semiHidden="0" w:name="Dark List Accent 1"/>
+    <w:lsdException w:unhideWhenUsed="0" w:uiPriority="71" w:semiHidden="0" w:name="Colorful Shading Accent 1"/>
+    <w:lsdException w:unhideWhenUsed="0" w:uiPriority="72" w:semiHidden="0" w:name="Colorful List Accent 1"/>
+    <w:lsdException w:unhideWhenUsed="0" w:uiPriority="73" w:semiHidden="0" w:name="Colorful Grid Accent 1"/>
+    <w:lsdException w:unhideWhenUsed="0" w:uiPriority="60" w:semiHidden="0" w:name="Light Shading Accent 2"/>
+    <w:lsdException w:unhideWhenUsed="0" w:uiPriority="61" w:semiHidden="0" w:name="Light List Accent 2"/>
+    <w:lsdException w:unhideWhenUsed="0" w:uiPriority="62" w:semiHidden="0" w:name="Light Grid Accent 2"/>
+    <w:lsdException w:unhideWhenUsed="0" w:uiPriority="63" w:semiHidden="0" w:name="Medium Shading 1 Accent 2"/>
+    <w:lsdException w:unhideWhenUsed="0" w:uiPriority="64" w:semiHidden="0" w:name="Medium Shading 2 Accent 2"/>
+    <w:lsdException w:unhideWhenUsed="0" w:uiPriority="65" w:semiHidden="0" w:name="Medium List 1 Accent 2"/>
+    <w:lsdException w:unhideWhenUsed="0" w:uiPriority="66" w:semiHidden="0" w:name="Medium List 2 Accent 2"/>
+    <w:lsdException w:unhideWhenUsed="0" w:uiPriority="67" w:semiHidden="0" w:name="Medium Grid 1 Accent 2"/>
+    <w:lsdException w:unhideWhenUsed="0" w:uiPriority="68" w:semiHidden="0" w:name="Medium Grid 2 Accent 2"/>
+    <w:lsdException w:unhideWhenUsed="0" w:uiPriority="69" w:semiHidden="0" w:name="Medium Grid 3 Accent 2"/>
+    <w:lsdException w:unhideWhenUsed="0" w:uiPriority="70" w:semiHidden="0" w:name="Dark List Accent 2"/>
+    <w:lsdException w:unhideWhenUsed="0" w:uiPriority="71" w:semiHidden="0" w:name="Colorful Shading Accent 2"/>
+    <w:lsdException w:unhideWhenUsed="0" w:uiPriority="72" w:semiHidden="0" w:name="Colorful List Accent 2"/>
+    <w:lsdException w:unhideWhenUsed="0" w:uiPriority="73" w:semiHidden="0" w:name="Colorful Grid Accent 2"/>
+    <w:lsdException w:unhideWhenUsed="0" w:uiPriority="60" w:semiHidden="0" w:name="Light Shading Accent 3"/>
+    <w:lsdException w:unhideWhenUsed="0" w:uiPriority="61" w:semiHidden="0" w:name="Light List Accent 3"/>
+    <w:lsdException w:unhideWhenUsed="0" w:uiPriority="62" w:semiHidden="0" w:name="Light Grid Accent 3"/>
+    <w:lsdException w:unhideWhenUsed="0" w:uiPriority="63" w:semiHidden="0" w:name="Medium Shading 1 Accent 3"/>
+    <w:lsdException w:unhideWhenUsed="0" w:uiPriority="64" w:semiHidden="0" w:name="Medium Shading 2 Accent 3"/>
+    <w:lsdException w:unhideWhenUsed="0" w:uiPriority="65" w:semiHidden="0" w:name="Medium List 1 Accent 3"/>
+    <w:lsdException w:unhideWhenUsed="0" w:uiPriority="66" w:semiHidden="0" w:name="Medium List 2 Accent 3"/>
+    <w:lsdException w:unhideWhenUsed="0" w:uiPriority="67" w:semiHidden="0" w:name="Medium Grid 1 Accent 3"/>
+    <w:lsdException w:unhideWhenUsed="0" w:uiPriority="68" w:semiHidden="0" w:name="Medium Grid 2 Accent 3"/>
+    <w:lsdException w:unhideWhenUsed="0" w:uiPriority="69" w:semiHidden="0" w:name="Medium Grid 3 Accent 3"/>
+    <w:lsdException w:unhideWhenUsed="0" w:uiPriority="70" w:semiHidden="0" w:name="Dark List Accent 3"/>
+    <w:lsdException w:unhideWhenUsed="0" w:uiPriority="71" w:semiHidden="0" w:name="Colorful Shading Accent 3"/>
+    <w:lsdException w:unhideWhenUsed="0" w:uiPriority="72" w:semiHidden="0" w:name="Colorful List Accent 3"/>
+    <w:lsdException w:unhideWhenUsed="0" w:uiPriority="73" w:semiHidden="0" w:name="Colorful Grid Accent 3"/>
+    <w:lsdException w:unhideWhenUsed="0" w:uiPriority="60" w:semiHidden="0" w:name="Light Shading Accent 4"/>
+    <w:lsdException w:unhideWhenUsed="0" w:uiPriority="61" w:semiHidden="0" w:name="Light List Accent 4"/>
+    <w:lsdException w:unhideWhenUsed="0" w:uiPriority="62" w:semiHidden="0" w:name="Light Grid Accent 4"/>
+    <w:lsdException w:unhideWhenUsed="0" w:uiPriority="63" w:semiHidden="0" w:name="Medium Shading 1 Accent 4"/>
+    <w:lsdException w:unhideWhenUsed="0" w:uiPriority="64" w:semiHidden="0" w:name="Medium Shading 2 Accent 4"/>
+    <w:lsdException w:unhideWhenUsed="0" w:uiPriority="65" w:semiHidden="0" w:name="Medium List 1 Accent 4"/>
+    <w:lsdException w:unhideWhenUsed="0" w:uiPriority="66" w:semiHidden="0" w:name="Medium List 2 Accent 4"/>
+    <w:lsdException w:unhideWhenUsed="0" w:uiPriority="67" w:semiHidden="0" w:name="Medium Grid 1 Accent 4"/>
+    <w:lsdException w:unhideWhenUsed="0" w:uiPriority="68" w:semiHidden="0" w:name="Medium Grid 2 Accent 4"/>
+    <w:lsdException w:unhideWhenUsed="0" w:uiPriority="69" w:semiHidden="0" w:name="Medium Grid 3 Accent 4"/>
+    <w:lsdException w:unhideWhenUsed="0" w:uiPriority="70" w:semiHidden="0" w:name="Dark List Accent 4"/>
+    <w:lsdException w:unhideWhenUsed="0" w:uiPriority="71" w:semiHidden="0" w:name="Colorful Shading Accent 4"/>
+    <w:lsdException w:unhideWhenUsed="0" w:uiPriority="72" w:semiHidden="0" w:name="Colorful List Accent 4"/>
+    <w:lsdException w:unhideWhenUsed="0" w:uiPriority="73" w:semiHidden="0" w:name="Colorful Grid Accent 4"/>
+    <w:lsdException w:unhideWhenUsed="0" w:uiPriority="60" w:semiHidden="0" w:name="Light Shading Accent 5"/>
+    <w:lsdException w:unhideWhenUsed="0" w:uiPriority="61" w:semiHidden="0" w:name="Light List Accent 5"/>
+    <w:lsdException w:unhideWhenUsed="0" w:uiPriority="62" w:semiHidden="0" w:name="Light Grid Accent 5"/>
+    <w:lsdException w:unhideWhenUsed="0" w:uiPriority="63" w:semiHidden="0" w:name="Medium Shading 1 Accent 5"/>
+    <w:lsdException w:unhideWhenUsed="0" w:uiPriority="64" w:semiHidden="0" w:name="Medium Shading 2 Accent 5"/>
+    <w:lsdException w:unhideWhenUsed="0" w:uiPriority="65" w:semiHidden="0" w:name="Medium List 1 Accent 5"/>
+    <w:lsdException w:unhideWhenUsed="0" w:uiPriority="66" w:semiHidden="0" w:name="Medium List 2 Accent 5"/>
+    <w:lsdException w:unhideWhenUsed="0" w:uiPriority="67" w:semiHidden="0" w:name="Medium Grid 1 Accent 5"/>
+    <w:lsdException w:unhideWhenUsed="0" w:uiPriority="68" w:semiHidden="0" w:name="Medium Grid 2 Accent 5"/>
+    <w:lsdException w:unhideWhenUsed="0" w:uiPriority="69" w:semiHidden="0" w:name="Medium Grid 3 Accent 5"/>
+    <w:lsdException w:unhideWhenUsed="0" w:uiPriority="70" w:semiHidden="0" w:name="Dark List Accent 5"/>
+    <w:lsdException w:unhideWhenUsed="0" w:uiPriority="71" w:semiHidden="0" w:name="Colorful Shading Accent 5"/>
+    <w:lsdException w:unhideWhenUsed="0" w:uiPriority="72" w:semiHidden="0" w:name="Colorful List Accent 5"/>
+    <w:lsdException w:unhideWhenUsed="0" w:uiPriority="73" w:semiHidden="0" w:name="Colorful Grid Accent 5"/>
+    <w:lsdException w:unhideWhenUsed="0" w:uiPriority="60" w:semiHidden="0" w:name="Light Shading Accent 6"/>
+    <w:lsdException w:unhideWhenUsed="0" w:uiPriority="61" w:semiHidden="0" w:name="Light List Accent 6"/>
+    <w:lsdException w:unhideWhenUsed="0" w:uiPriority="62" w:semiHidden="0" w:name="Light Grid Accent 6"/>
+    <w:lsdException w:unhideWhenUsed="0" w:uiPriority="63" w:semiHidden="0" w:name="Medium Shading 1 Accent 6"/>
+    <w:lsdException w:unhideWhenUsed="0" w:uiPriority="64" w:semiHidden="0" w:name="Medium Shading 2 Accent 6"/>
+    <w:lsdException w:unhideWhenUsed="0" w:uiPriority="65" w:semiHidden="0" w:name="Medium List 1 Accent 6"/>
+    <w:lsdException w:unhideWhenUsed="0" w:uiPriority="66" w:semiHidden="0" w:name="Medium List 2 Accent 6"/>
+    <w:lsdException w:unhideWhenUsed="0" w:uiPriority="67" w:semiHidden="0" w:name="Medium Grid 1 Accent 6"/>
+    <w:lsdException w:unhideWhenUsed="0" w:uiPriority="68" w:semiHidden="0" w:name="Medium Grid 2 Accent 6"/>
+    <w:lsdException w:unhideWhenUsed="0" w:uiPriority="69" w:semiHidden="0" w:name="Medium Grid 3 Accent 6"/>
+    <w:lsdException w:unhideWhenUsed="0" w:uiPriority="70" w:semiHidden="0" w:name="Dark List Accent 6"/>
+    <w:lsdException w:unhideWhenUsed="0" w:uiPriority="71" w:semiHidden="0" w:name="Colorful Shading Accent 6"/>
+    <w:lsdException w:unhideWhenUsed="0" w:uiPriority="72" w:semiHidden="0" w:name="Colorful List Accent 6"/>
+    <w:lsdException w:unhideWhenUsed="0" w:uiPriority="73" w:semiHidden="0" w:name="Colorful Grid Accent 6"/>
   </w:latentStyles>
-  <w:style w:type="paragraph" w:default="1" w:styleId="Normal">
+  <w:style w:type="paragraph" w:default="1" w:styleId="1">
     <w:name w:val="Normal"/>
     <w:qFormat/>
+    <w:uiPriority w:val="0"/>
     <w:pPr>
       <w:kinsoku w:val="0"/>
       <w:autoSpaceDE w:val="0"/>
@@ -8500,7 +8738,7 @@
       <w:textAlignment w:val="baseline"/>
     </w:pPr>
     <w:rPr>
-      <w:rFonts w:ascii="Arial" w:eastAsia="宋体" w:hAnsi="Arial" w:cs="Arial"/>
+      <w:rFonts w:ascii="Arial" w:hAnsi="Arial" w:eastAsia="宋体" w:cs="Arial"/>
       <w:snapToGrid w:val="0"/>
       <w:color w:val="000000"/>
       <w:kern w:val="0"/>
@@ -8509,11 +8747,12 @@
       <w:lang w:val="en-US" w:eastAsia="en-US" w:bidi="ar-SA"/>
     </w:rPr>
   </w:style>
-  <w:style w:type="paragraph" w:styleId="Heading1">
+  <w:style w:type="paragraph" w:styleId="2">
     <w:name w:val="heading 1"/>
-    <w:basedOn w:val="Normal"/>
-    <w:next w:val="Normal"/>
+    <w:basedOn w:val="1"/>
+    <w:next w:val="1"/>
     <w:qFormat/>
+    <w:uiPriority w:val="0"/>
     <w:pPr>
       <w:keepNext/>
       <w:keepLines/>
@@ -8531,12 +8770,13 @@
       <w:sz w:val="44"/>
     </w:rPr>
   </w:style>
-  <w:style w:type="paragraph" w:styleId="Heading2">
+  <w:style w:type="paragraph" w:styleId="3">
     <w:name w:val="heading 2"/>
-    <w:basedOn w:val="Normal"/>
-    <w:next w:val="Normal"/>
+    <w:basedOn w:val="1"/>
+    <w:next w:val="1"/>
     <w:unhideWhenUsed/>
     <w:qFormat/>
+    <w:uiPriority w:val="0"/>
     <w:pPr>
       <w:keepNext/>
       <w:keepLines/>
@@ -8549,18 +8789,19 @@
       <w:outlineLvl w:val="1"/>
     </w:pPr>
     <w:rPr>
-      <w:rFonts w:ascii="Arial" w:eastAsia="黑体" w:hAnsi="Arial"/>
+      <w:rFonts w:ascii="Arial" w:hAnsi="Arial" w:eastAsia="黑体"/>
       <w:b/>
       <w:sz w:val="32"/>
     </w:rPr>
   </w:style>
-  <w:style w:type="paragraph" w:styleId="Heading3">
+  <w:style w:type="paragraph" w:styleId="4">
     <w:name w:val="heading 3"/>
-    <w:basedOn w:val="Normal"/>
-    <w:next w:val="Normal"/>
+    <w:basedOn w:val="1"/>
+    <w:next w:val="1"/>
     <w:semiHidden/>
     <w:unhideWhenUsed/>
     <w:qFormat/>
+    <w:uiPriority w:val="0"/>
     <w:pPr>
       <w:keepNext/>
       <w:keepLines/>
@@ -8577,12 +8818,13 @@
       <w:sz w:val="32"/>
     </w:rPr>
   </w:style>
-  <w:style w:type="paragraph" w:styleId="Heading4">
+  <w:style w:type="paragraph" w:styleId="5">
     <w:name w:val="heading 4"/>
-    <w:basedOn w:val="Normal"/>
-    <w:next w:val="Normal"/>
+    <w:basedOn w:val="1"/>
+    <w:next w:val="1"/>
     <w:unhideWhenUsed/>
     <w:qFormat/>
+    <w:uiPriority w:val="0"/>
     <w:pPr>
       <w:keepNext/>
       <w:keepLines/>
@@ -8595,18 +8837,19 @@
       <w:outlineLvl w:val="3"/>
     </w:pPr>
     <w:rPr>
-      <w:rFonts w:ascii="Arial" w:eastAsia="黑体" w:hAnsi="Arial"/>
+      <w:rFonts w:ascii="Arial" w:hAnsi="Arial" w:eastAsia="黑体"/>
       <w:b/>
       <w:sz w:val="28"/>
     </w:rPr>
   </w:style>
-  <w:style w:type="paragraph" w:styleId="Heading5">
+  <w:style w:type="paragraph" w:styleId="6">
     <w:name w:val="heading 5"/>
-    <w:basedOn w:val="Normal"/>
-    <w:next w:val="Normal"/>
+    <w:basedOn w:val="1"/>
+    <w:next w:val="1"/>
     <w:semiHidden/>
     <w:unhideWhenUsed/>
     <w:qFormat/>
+    <w:uiPriority w:val="0"/>
     <w:pPr>
       <w:keepNext/>
       <w:keepLines/>
@@ -8623,13 +8866,14 @@
       <w:sz w:val="28"/>
     </w:rPr>
   </w:style>
-  <w:style w:type="paragraph" w:styleId="Heading6">
+  <w:style w:type="paragraph" w:styleId="7">
     <w:name w:val="heading 6"/>
-    <w:basedOn w:val="Normal"/>
-    <w:next w:val="Normal"/>
+    <w:basedOn w:val="1"/>
+    <w:next w:val="1"/>
     <w:semiHidden/>
     <w:unhideWhenUsed/>
     <w:qFormat/>
+    <w:uiPriority w:val="0"/>
     <w:pPr>
       <w:keepNext/>
       <w:keepLines/>
@@ -8642,18 +8886,19 @@
       <w:outlineLvl w:val="5"/>
     </w:pPr>
     <w:rPr>
-      <w:rFonts w:ascii="Arial" w:eastAsia="黑体" w:hAnsi="Arial"/>
+      <w:rFonts w:ascii="Arial" w:hAnsi="Arial" w:eastAsia="黑体"/>
       <w:b/>
       <w:sz w:val="24"/>
     </w:rPr>
   </w:style>
-  <w:style w:type="paragraph" w:styleId="Heading7">
+  <w:style w:type="paragraph" w:styleId="8">
     <w:name w:val="heading 7"/>
-    <w:basedOn w:val="Normal"/>
-    <w:next w:val="Normal"/>
+    <w:basedOn w:val="1"/>
+    <w:next w:val="1"/>
     <w:semiHidden/>
     <w:unhideWhenUsed/>
     <w:qFormat/>
+    <w:uiPriority w:val="0"/>
     <w:pPr>
       <w:keepNext/>
       <w:keepLines/>
@@ -8670,13 +8915,14 @@
       <w:sz w:val="24"/>
     </w:rPr>
   </w:style>
-  <w:style w:type="paragraph" w:styleId="Heading8">
+  <w:style w:type="paragraph" w:styleId="9">
     <w:name w:val="heading 8"/>
-    <w:basedOn w:val="Normal"/>
-    <w:next w:val="Normal"/>
+    <w:basedOn w:val="1"/>
+    <w:next w:val="1"/>
     <w:semiHidden/>
     <w:unhideWhenUsed/>
     <w:qFormat/>
+    <w:uiPriority w:val="0"/>
     <w:pPr>
       <w:keepNext/>
       <w:keepLines/>
@@ -8689,17 +8935,18 @@
       <w:outlineLvl w:val="7"/>
     </w:pPr>
     <w:rPr>
-      <w:rFonts w:ascii="Arial" w:eastAsia="黑体" w:hAnsi="Arial"/>
+      <w:rFonts w:ascii="Arial" w:hAnsi="Arial" w:eastAsia="黑体"/>
       <w:sz w:val="24"/>
     </w:rPr>
   </w:style>
-  <w:style w:type="paragraph" w:styleId="Heading9">
+  <w:style w:type="paragraph" w:styleId="10">
     <w:name w:val="heading 9"/>
-    <w:basedOn w:val="Normal"/>
-    <w:next w:val="Normal"/>
+    <w:basedOn w:val="1"/>
+    <w:next w:val="1"/>
     <w:semiHidden/>
     <w:unhideWhenUsed/>
     <w:qFormat/>
+    <w:uiPriority w:val="0"/>
     <w:pPr>
       <w:keepNext/>
       <w:keepLines/>
@@ -8712,21 +8959,22 @@
       <w:outlineLvl w:val="8"/>
     </w:pPr>
     <w:rPr>
-      <w:rFonts w:ascii="Arial" w:eastAsia="黑体" w:hAnsi="Arial"/>
+      <w:rFonts w:ascii="Arial" w:hAnsi="Arial" w:eastAsia="黑体"/>
       <w:sz w:val="21"/>
     </w:rPr>
   </w:style>
-  <w:style w:type="character" w:default="1" w:styleId="DefaultParagraphFont">
+  <w:style w:type="character" w:default="1" w:styleId="22">
     <w:name w:val="Default Paragraph Font"/>
     <w:semiHidden/>
     <w:qFormat/>
+    <w:uiPriority w:val="0"/>
   </w:style>
-  <w:style w:type="table" w:default="1" w:styleId="TableNormal">
+  <w:style w:type="table" w:default="1" w:styleId="20">
     <w:name w:val="Normal Table"/>
-    <w:uiPriority w:val="99"/>
     <w:semiHidden/>
     <w:unhideWhenUsed/>
     <w:qFormat/>
+    <w:uiPriority w:val="99"/>
     <w:tblPr>
       <w:tblCellMar>
         <w:top w:w="0" w:type="dxa"/>
@@ -8736,39 +8984,43 @@
       </w:tblCellMar>
     </w:tblPr>
   </w:style>
-  <w:style w:type="paragraph" w:styleId="CommentText">
+  <w:style w:type="paragraph" w:styleId="11">
     <w:name w:val="annotation text"/>
-    <w:basedOn w:val="Normal"/>
+    <w:basedOn w:val="1"/>
     <w:qFormat/>
+    <w:uiPriority w:val="0"/>
     <w:pPr>
       <w:jc w:val="left"/>
     </w:pPr>
   </w:style>
-  <w:style w:type="paragraph" w:styleId="BodyText">
+  <w:style w:type="paragraph" w:styleId="12">
     <w:name w:val="Body Text"/>
-    <w:basedOn w:val="Normal"/>
+    <w:basedOn w:val="1"/>
     <w:semiHidden/>
     <w:qFormat/>
+    <w:uiPriority w:val="0"/>
     <w:rPr>
-      <w:rFonts w:ascii="Arial" w:eastAsia="Arial" w:hAnsi="Arial" w:cs="Arial"/>
+      <w:rFonts w:ascii="Arial" w:hAnsi="Arial" w:eastAsia="Arial" w:cs="Arial"/>
       <w:sz w:val="21"/>
       <w:szCs w:val="21"/>
       <w:lang w:val="en-US" w:eastAsia="en-US" w:bidi="ar-SA"/>
     </w:rPr>
   </w:style>
-  <w:style w:type="paragraph" w:styleId="TOC3">
+  <w:style w:type="paragraph" w:styleId="13">
     <w:name w:val="toc 3"/>
-    <w:basedOn w:val="Normal"/>
-    <w:next w:val="Normal"/>
+    <w:basedOn w:val="1"/>
+    <w:next w:val="1"/>
     <w:qFormat/>
+    <w:uiPriority w:val="0"/>
     <w:pPr>
       <w:ind w:left="840" w:leftChars="400"/>
     </w:pPr>
   </w:style>
-  <w:style w:type="paragraph" w:styleId="Footer">
+  <w:style w:type="paragraph" w:styleId="14">
     <w:name w:val="footer"/>
-    <w:basedOn w:val="Normal"/>
+    <w:basedOn w:val="1"/>
     <w:qFormat/>
+    <w:uiPriority w:val="0"/>
     <w:pPr>
       <w:tabs>
         <w:tab w:val="center" w:pos="4153"/>
@@ -8781,16 +9033,17 @@
       <w:sz w:val="18"/>
     </w:rPr>
   </w:style>
-  <w:style w:type="paragraph" w:styleId="Header">
+  <w:style w:type="paragraph" w:styleId="15">
     <w:name w:val="header"/>
-    <w:basedOn w:val="Normal"/>
+    <w:basedOn w:val="1"/>
     <w:qFormat/>
+    <w:uiPriority w:val="0"/>
     <w:pPr>
       <w:pBdr>
-        <w:top w:val="nil"/>
-        <w:left w:val="nil"/>
-        <w:bottom w:val="nil"/>
-        <w:right w:val="nil"/>
+        <w:top w:val="none" w:color="auto" w:sz="0" w:space="0"/>
+        <w:left w:val="none" w:color="auto" w:sz="0" w:space="0"/>
+        <w:bottom w:val="none" w:color="auto" w:sz="0" w:space="0"/>
+        <w:right w:val="none" w:color="auto" w:sz="0" w:space="0"/>
       </w:pBdr>
       <w:tabs>
         <w:tab w:val="center" w:pos="4153"/>
@@ -8805,37 +9058,41 @@
       <w:sz w:val="18"/>
     </w:rPr>
   </w:style>
-  <w:style w:type="paragraph" w:styleId="TOC1">
+  <w:style w:type="paragraph" w:styleId="16">
     <w:name w:val="toc 1"/>
-    <w:basedOn w:val="Normal"/>
-    <w:next w:val="Normal"/>
+    <w:basedOn w:val="1"/>
+    <w:next w:val="1"/>
     <w:qFormat/>
+    <w:uiPriority w:val="0"/>
     <w:rPr>
-      <w:rFonts w:ascii="Arial" w:eastAsia="Microsoft JhengHei" w:hAnsi="Arial"/>
+      <w:rFonts w:ascii="Arial" w:hAnsi="Arial" w:eastAsia="Microsoft JhengHei"/>
       <w:sz w:val="24"/>
     </w:rPr>
   </w:style>
-  <w:style w:type="paragraph" w:styleId="TOC2">
+  <w:style w:type="paragraph" w:styleId="17">
     <w:name w:val="toc 2"/>
-    <w:basedOn w:val="Normal"/>
-    <w:next w:val="Normal"/>
+    <w:basedOn w:val="1"/>
+    <w:next w:val="1"/>
     <w:qFormat/>
+    <w:uiPriority w:val="0"/>
     <w:pPr>
       <w:ind w:left="420" w:leftChars="200"/>
     </w:pPr>
   </w:style>
-  <w:style w:type="paragraph" w:styleId="NormalWeb">
+  <w:style w:type="paragraph" w:styleId="18">
     <w:name w:val="Normal (Web)"/>
-    <w:basedOn w:val="Normal"/>
+    <w:basedOn w:val="1"/>
     <w:qFormat/>
+    <w:uiPriority w:val="0"/>
     <w:rPr>
       <w:sz w:val="24"/>
     </w:rPr>
   </w:style>
-  <w:style w:type="paragraph" w:styleId="Title">
+  <w:style w:type="paragraph" w:styleId="19">
     <w:name w:val="Title"/>
-    <w:basedOn w:val="Normal"/>
+    <w:basedOn w:val="1"/>
     <w:qFormat/>
+    <w:uiPriority w:val="0"/>
     <w:pPr>
       <w:spacing w:before="240" w:beforeLines="0" w:beforeAutospacing="0" w:after="60" w:afterLines="0" w:afterAutospacing="0"/>
       <w:jc w:val="center"/>
@@ -8847,38 +9104,41 @@
       <w:sz w:val="32"/>
     </w:rPr>
   </w:style>
-  <w:style w:type="table" w:styleId="TableGrid">
+  <w:style w:type="table" w:styleId="21">
     <w:name w:val="Table Grid"/>
-    <w:basedOn w:val="TableNormal"/>
+    <w:basedOn w:val="20"/>
     <w:qFormat/>
+    <w:uiPriority w:val="0"/>
     <w:pPr>
       <w:widowControl w:val="0"/>
       <w:jc w:val="both"/>
     </w:pPr>
     <w:tblPr>
       <w:tblBorders>
-        <w:top w:val="single" w:sz="4" w:space="0" w:color="auto"/>
-        <w:left w:val="single" w:sz="4" w:space="0" w:color="auto"/>
-        <w:bottom w:val="single" w:sz="4" w:space="0" w:color="auto"/>
-        <w:right w:val="single" w:sz="4" w:space="0" w:color="auto"/>
-        <w:insideH w:val="single" w:sz="4" w:space="0" w:color="auto"/>
-        <w:insideV w:val="single" w:sz="4" w:space="0" w:color="auto"/>
+        <w:top w:val="single" w:color="auto" w:sz="4" w:space="0"/>
+        <w:left w:val="single" w:color="auto" w:sz="4" w:space="0"/>
+        <w:bottom w:val="single" w:color="auto" w:sz="4" w:space="0"/>
+        <w:right w:val="single" w:color="auto" w:sz="4" w:space="0"/>
+        <w:insideH w:val="single" w:color="auto" w:sz="4" w:space="0"/>
+        <w:insideV w:val="single" w:color="auto" w:sz="4" w:space="0"/>
       </w:tblBorders>
     </w:tblPr>
   </w:style>
-  <w:style w:type="character" w:styleId="Strong">
+  <w:style w:type="character" w:styleId="23">
     <w:name w:val="Strong"/>
-    <w:basedOn w:val="DefaultParagraphFont"/>
+    <w:basedOn w:val="22"/>
     <w:qFormat/>
+    <w:uiPriority w:val="0"/>
     <w:rPr>
       <w:b/>
     </w:rPr>
   </w:style>
-  <w:style w:type="table" w:customStyle="1" w:styleId="TableNormal0">
+  <w:style w:type="table" w:customStyle="1" w:styleId="24">
     <w:name w:val="Table Normal_0"/>
     <w:semiHidden/>
     <w:unhideWhenUsed/>
     <w:qFormat/>
+    <w:uiPriority w:val="0"/>
     <w:tblPr>
       <w:tblCellMar>
         <w:top w:w="0" w:type="dxa"/>
@@ -8888,23 +9148,24 @@
       </w:tblCellMar>
     </w:tblPr>
   </w:style>
-  <w:style w:type="paragraph" w:customStyle="1" w:styleId="TableText">
+  <w:style w:type="paragraph" w:customStyle="1" w:styleId="25">
     <w:name w:val="Table Text"/>
-    <w:basedOn w:val="Normal"/>
+    <w:basedOn w:val="1"/>
     <w:semiHidden/>
     <w:qFormat/>
+    <w:uiPriority w:val="0"/>
     <w:rPr>
-      <w:rFonts w:ascii="宋体" w:eastAsia="宋体" w:hAnsi="宋体" w:cs="宋体"/>
+      <w:rFonts w:ascii="宋体" w:hAnsi="宋体" w:eastAsia="宋体" w:cs="宋体"/>
       <w:sz w:val="21"/>
       <w:szCs w:val="21"/>
       <w:lang w:val="en-US" w:eastAsia="en-US" w:bidi="ar-SA"/>
     </w:rPr>
   </w:style>
-  <w:style w:type="paragraph" w:customStyle="1" w:styleId="TableParagraph">
+  <w:style w:type="paragraph" w:customStyle="1" w:styleId="26">
     <w:name w:val="Table Paragraph"/>
-    <w:basedOn w:val="Normal"/>
+    <w:basedOn w:val="1"/>
+    <w:qFormat/>
     <w:uiPriority w:val="1"/>
-    <w:qFormat/>
     <w:pPr>
       <w:widowControl w:val="0"/>
       <w:autoSpaceDE w:val="0"/>
@@ -8917,99 +9178,106 @@
       <w:lang w:val="zh-CN" w:bidi="zh-CN"/>
     </w:rPr>
   </w:style>
-  <w:style w:type="paragraph" w:customStyle="1" w:styleId="a">
+  <w:style w:type="paragraph" w:customStyle="1" w:styleId="27">
     <w:name w:val="柴_公司名"/>
-    <w:basedOn w:val="Title"/>
+    <w:basedOn w:val="19"/>
     <w:qFormat/>
+    <w:uiPriority w:val="0"/>
     <w:pPr>
       <w:spacing w:after="600" w:afterLines="600"/>
     </w:pPr>
     <w:rPr>
-      <w:rFonts w:ascii="宋体" w:eastAsia="宋体" w:hAnsi="宋体" w:cs="宋体" w:hint="eastAsia"/>
+      <w:rFonts w:hint="eastAsia" w:ascii="宋体" w:hAnsi="宋体" w:eastAsia="宋体" w:cs="宋体"/>
       <w:bCs/>
       <w:spacing w:val="-6"/>
       <w:sz w:val="52"/>
       <w:szCs w:val="52"/>
     </w:rPr>
   </w:style>
-  <w:style w:type="paragraph" w:customStyle="1" w:styleId="a0">
+  <w:style w:type="paragraph" w:customStyle="1" w:styleId="28">
     <w:name w:val="柴_文档名"/>
-    <w:basedOn w:val="Title"/>
+    <w:basedOn w:val="19"/>
     <w:qFormat/>
+    <w:uiPriority w:val="0"/>
     <w:pPr>
       <w:spacing w:after="900" w:afterLines="900"/>
     </w:pPr>
     <w:rPr>
-      <w:rFonts w:ascii="黑体" w:eastAsia="黑体" w:hAnsi="黑体" w:cs="黑体"/>
+      <w:rFonts w:ascii="黑体" w:hAnsi="黑体" w:eastAsia="黑体" w:cs="黑体"/>
       <w:bCs/>
       <w:spacing w:val="-7"/>
       <w:sz w:val="52"/>
       <w:szCs w:val="52"/>
     </w:rPr>
   </w:style>
-  <w:style w:type="paragraph" w:customStyle="1" w:styleId="1">
+  <w:style w:type="paragraph" w:customStyle="1" w:styleId="29">
     <w:name w:val="柴_标题1"/>
-    <w:basedOn w:val="Heading1"/>
-    <w:next w:val="a1"/>
-    <w:link w:val="1Char"/>
+    <w:basedOn w:val="2"/>
+    <w:next w:val="30"/>
+    <w:link w:val="39"/>
     <w:qFormat/>
+    <w:uiPriority w:val="0"/>
     <w:pPr>
       <w:spacing w:before="100" w:after="90" w:line="360" w:lineRule="auto"/>
     </w:pPr>
     <w:rPr>
-      <w:rFonts w:ascii="Arial" w:eastAsia="宋体" w:hAnsi="Arial"/>
+      <w:rFonts w:ascii="Arial" w:hAnsi="Arial" w:eastAsia="宋体"/>
       <w:sz w:val="32"/>
     </w:rPr>
   </w:style>
-  <w:style w:type="paragraph" w:customStyle="1" w:styleId="a1">
+  <w:style w:type="paragraph" w:customStyle="1" w:styleId="30">
     <w:name w:val="柴_正文"/>
-    <w:basedOn w:val="BodyText"/>
-    <w:link w:val="Char"/>
+    <w:basedOn w:val="12"/>
+    <w:link w:val="42"/>
     <w:qFormat/>
+    <w:uiPriority w:val="0"/>
     <w:pPr>
       <w:spacing w:line="360" w:lineRule="auto"/>
       <w:ind w:firstLine="470" w:firstLineChars="200"/>
     </w:pPr>
     <w:rPr>
-      <w:rFonts w:ascii="Arial" w:eastAsia="宋体" w:hAnsi="Arial"/>
+      <w:rFonts w:ascii="Arial" w:hAnsi="Arial" w:eastAsia="宋体"/>
       <w:sz w:val="24"/>
       <w:lang w:eastAsia="zh-CN"/>
     </w:rPr>
   </w:style>
-  <w:style w:type="paragraph" w:customStyle="1" w:styleId="2">
+  <w:style w:type="paragraph" w:customStyle="1" w:styleId="31">
     <w:name w:val="柴_标题2"/>
-    <w:basedOn w:val="Heading2"/>
-    <w:next w:val="a1"/>
+    <w:basedOn w:val="3"/>
+    <w:next w:val="30"/>
     <w:qFormat/>
+    <w:uiPriority w:val="0"/>
     <w:pPr>
       <w:spacing w:line="360" w:lineRule="auto"/>
     </w:pPr>
     <w:rPr>
-      <w:rFonts w:ascii="Arial" w:eastAsia="宋体" w:hAnsi="Arial"/>
+      <w:rFonts w:ascii="Arial" w:hAnsi="Arial" w:eastAsia="宋体"/>
       <w:sz w:val="28"/>
     </w:rPr>
   </w:style>
-  <w:style w:type="paragraph" w:customStyle="1" w:styleId="3">
+  <w:style w:type="paragraph" w:customStyle="1" w:styleId="32">
     <w:name w:val="柴_标题3"/>
-    <w:basedOn w:val="Heading3"/>
-    <w:next w:val="a1"/>
+    <w:basedOn w:val="4"/>
+    <w:next w:val="30"/>
     <w:qFormat/>
+    <w:uiPriority w:val="0"/>
     <w:pPr>
       <w:spacing w:line="360" w:lineRule="auto"/>
       <w:ind w:left="0" w:firstLine="472" w:firstLineChars="200"/>
     </w:pPr>
     <w:rPr>
-      <w:rFonts w:ascii="宋体" w:eastAsia="宋体" w:hAnsi="宋体" w:cs="宋体"/>
+      <w:rFonts w:ascii="宋体" w:hAnsi="宋体" w:eastAsia="宋体" w:cs="宋体"/>
       <w:spacing w:val="-2"/>
       <w:sz w:val="24"/>
       <w:szCs w:val="24"/>
     </w:rPr>
   </w:style>
-  <w:style w:type="paragraph" w:customStyle="1" w:styleId="a2">
+  <w:style w:type="paragraph" w:customStyle="1" w:styleId="33">
     <w:name w:val="柴_目录"/>
-    <w:basedOn w:val="Normal"/>
-    <w:next w:val="BodyText"/>
+    <w:basedOn w:val="1"/>
+    <w:next w:val="12"/>
     <w:qFormat/>
+    <w:uiPriority w:val="0"/>
     <w:pPr>
       <w:tabs>
         <w:tab w:val="right" w:leader="dot" w:pos="8442"/>
@@ -9017,59 +9285,64 @@
       <w:ind w:left="0" w:leftChars="0"/>
     </w:pPr>
     <w:rPr>
-      <w:rFonts w:ascii="Arial" w:eastAsia="Microsoft JhengHei" w:hAnsi="Arial"/>
+      <w:rFonts w:ascii="Arial" w:hAnsi="Arial" w:eastAsia="Microsoft JhengHei"/>
       <w:sz w:val="24"/>
     </w:rPr>
   </w:style>
-  <w:style w:type="paragraph" w:customStyle="1" w:styleId="WPSOffice1">
+  <w:style w:type="paragraph" w:customStyle="1" w:styleId="34">
     <w:name w:val="WPSOffice手动目录 1"/>
     <w:qFormat/>
+    <w:uiPriority w:val="0"/>
     <w:pPr>
       <w:ind w:leftChars="0"/>
     </w:pPr>
     <w:rPr>
-      <w:rFonts w:ascii="Times New Roman" w:eastAsia="宋体" w:hAnsi="Times New Roman" w:cs="Times New Roman"/>
+      <w:rFonts w:ascii="Times New Roman" w:hAnsi="Times New Roman" w:eastAsia="宋体" w:cs="Times New Roman"/>
       <w:sz w:val="20"/>
       <w:szCs w:val="20"/>
     </w:rPr>
   </w:style>
-  <w:style w:type="paragraph" w:customStyle="1" w:styleId="WPSOffice2">
+  <w:style w:type="paragraph" w:customStyle="1" w:styleId="35">
     <w:name w:val="WPSOffice手动目录 2"/>
     <w:qFormat/>
+    <w:uiPriority w:val="0"/>
     <w:pPr>
       <w:ind w:leftChars="200"/>
     </w:pPr>
     <w:rPr>
-      <w:rFonts w:ascii="Times New Roman" w:eastAsia="宋体" w:hAnsi="Times New Roman" w:cs="Times New Roman"/>
+      <w:rFonts w:ascii="Times New Roman" w:hAnsi="Times New Roman" w:eastAsia="宋体" w:cs="Times New Roman"/>
       <w:sz w:val="20"/>
       <w:szCs w:val="20"/>
     </w:rPr>
   </w:style>
-  <w:style w:type="paragraph" w:customStyle="1" w:styleId="WPSOffice3">
+  <w:style w:type="paragraph" w:customStyle="1" w:styleId="36">
     <w:name w:val="WPSOffice手动目录 3"/>
     <w:qFormat/>
+    <w:uiPriority w:val="0"/>
     <w:pPr>
       <w:ind w:leftChars="400"/>
     </w:pPr>
     <w:rPr>
-      <w:rFonts w:ascii="Times New Roman" w:eastAsia="宋体" w:hAnsi="Times New Roman" w:cs="Times New Roman"/>
+      <w:rFonts w:ascii="Times New Roman" w:hAnsi="Times New Roman" w:eastAsia="宋体" w:cs="Times New Roman"/>
       <w:sz w:val="20"/>
       <w:szCs w:val="20"/>
     </w:rPr>
   </w:style>
-  <w:style w:type="paragraph" w:customStyle="1" w:styleId="Compact">
+  <w:style w:type="paragraph" w:customStyle="1" w:styleId="37">
     <w:name w:val="Compact"/>
-    <w:basedOn w:val="BodyText"/>
+    <w:basedOn w:val="12"/>
     <w:qFormat/>
+    <w:uiPriority w:val="0"/>
     <w:pPr>
       <w:spacing w:before="36" w:after="36"/>
     </w:pPr>
   </w:style>
-  <w:style w:type="table" w:customStyle="1" w:styleId="Table">
+  <w:style w:type="table" w:customStyle="1" w:styleId="38">
     <w:name w:val="Table"/>
     <w:semiHidden/>
     <w:unhideWhenUsed/>
     <w:qFormat/>
+    <w:uiPriority w:val="0"/>
     <w:tblPr>
       <w:tblCellMar>
         <w:top w:w="0" w:type="dxa"/>
@@ -9081,25 +9354,27 @@
     <w:tblStylePr w:type="firstRow">
       <w:tcPr>
         <w:tcBorders>
-          <w:bottom w:val="single" w:sz="0" w:space="0" w:color="auto"/>
+          <w:bottom w:val="single" w:color="auto" w:sz="0" w:space="0"/>
         </w:tcBorders>
         <w:vAlign w:val="bottom"/>
       </w:tcPr>
     </w:tblStylePr>
   </w:style>
-  <w:style w:type="character" w:customStyle="1" w:styleId="1Char">
+  <w:style w:type="character" w:customStyle="1" w:styleId="39">
     <w:name w:val="柴_标题1 Char"/>
-    <w:link w:val="1"/>
+    <w:link w:val="29"/>
     <w:qFormat/>
+    <w:uiPriority w:val="0"/>
     <w:rPr>
-      <w:rFonts w:ascii="Arial" w:eastAsia="宋体" w:hAnsi="Arial"/>
+      <w:rFonts w:ascii="Arial" w:hAnsi="Arial" w:eastAsia="宋体"/>
       <w:sz w:val="32"/>
     </w:rPr>
   </w:style>
-  <w:style w:type="paragraph" w:customStyle="1" w:styleId="a3">
+  <w:style w:type="paragraph" w:customStyle="1" w:styleId="40">
     <w:name w:val="柴_正文_无缩进"/>
-    <w:basedOn w:val="Normal"/>
+    <w:basedOn w:val="1"/>
     <w:qFormat/>
+    <w:uiPriority w:val="0"/>
     <w:pPr>
       <w:ind w:firstLine="0" w:firstLineChars="0"/>
     </w:pPr>
@@ -9109,29 +9384,31 @@
       <w:lang w:eastAsia="zh-CN"/>
     </w:rPr>
   </w:style>
-  <w:style w:type="paragraph" w:customStyle="1" w:styleId="4">
+  <w:style w:type="paragraph" w:customStyle="1" w:styleId="41">
     <w:name w:val="柴_标题4"/>
-    <w:basedOn w:val="Heading4"/>
-    <w:next w:val="Normal"/>
+    <w:basedOn w:val="5"/>
+    <w:next w:val="1"/>
     <w:qFormat/>
+    <w:uiPriority w:val="0"/>
     <w:pPr>
       <w:widowControl w:val="0"/>
       <w:spacing w:before="160" w:line="360" w:lineRule="auto"/>
-      <w:ind w:left="981" w:hanging="862" w:leftChars="300"/>
+      <w:ind w:left="981" w:leftChars="300" w:hanging="862"/>
     </w:pPr>
     <w:rPr>
-      <w:rFonts w:ascii="Calibri" w:eastAsia="宋体" w:hAnsi="Calibri" w:cs="宋体" w:hint="eastAsia"/>
+      <w:rFonts w:hint="eastAsia" w:ascii="Calibri" w:hAnsi="Calibri" w:eastAsia="宋体" w:cs="宋体"/>
       <w:sz w:val="24"/>
       <w:szCs w:val="24"/>
       <w:lang w:eastAsia="zh-CN" w:bidi="zh-CN"/>
     </w:rPr>
   </w:style>
-  <w:style w:type="character" w:customStyle="1" w:styleId="Char">
+  <w:style w:type="character" w:customStyle="1" w:styleId="42">
     <w:name w:val="柴_正文 Char"/>
-    <w:link w:val="a1"/>
+    <w:link w:val="30"/>
     <w:qFormat/>
+    <w:uiPriority w:val="0"/>
     <w:rPr>
-      <w:rFonts w:ascii="Arial" w:eastAsia="宋体" w:hAnsi="Arial"/>
+      <w:rFonts w:ascii="Arial" w:hAnsi="Arial" w:eastAsia="宋体"/>
       <w:sz w:val="24"/>
       <w:lang w:eastAsia="zh-CN"/>
     </w:rPr>
@@ -9430,8 +9707,8 @@
     <customSectPr/>
   </customSectProps>
   <customShpExts>
-    <customShpInfo spid="_x0000_s4097"/>
-    <customShpInfo spid="_x0000_s4098"/>
+    <customShpInfo spid="_x0000_s2049"/>
+    <customShpInfo spid="_x0000_s2050"/>
   </customShpExts>
 </s:customData>
 </file>
